--- a/doc/詞/宋朝/柳永/柳永-憶帝京·薄衾小枕涼天氣.docx
+++ b/doc/詞/宋朝/柳永/柳永-憶帝京·薄衾小枕涼天氣.docx
@@ -1,6 +1,6 @@
 
 <file path=word/document.xml><?xml version="1.0" encoding="utf-8"?>
-<w:document xmlns:wpc="http://schemas.microsoft.com/office/word/2010/wordprocessingCanvas" xmlns:cx="http://schemas.microsoft.com/office/drawing/2014/chartex" xmlns:cx1="http://schemas.microsoft.com/office/drawing/2015/9/8/chartex" xmlns:cx2="http://schemas.microsoft.com/office/drawing/2015/10/21/chartex" xmlns:cx3="http://schemas.microsoft.com/office/drawing/2016/5/9/chartex" xmlns:cx4="http://schemas.microsoft.com/office/drawing/2016/5/10/chartex" xmlns:cx5="http://schemas.microsoft.com/office/drawing/2016/5/11/chartex" xmlns:cx6="http://schemas.microsoft.com/office/drawing/2016/5/12/chartex" xmlns:cx7="http://schemas.microsoft.com/office/drawing/2016/5/13/chartex" xmlns:cx8="http://schemas.microsoft.com/office/drawing/2016/5/14/chartex" xmlns:mc="http://schemas.openxmlformats.org/markup-compatibility/2006" xmlns:aink="http://schemas.microsoft.com/office/drawing/2016/ink" xmlns:am3d="http://schemas.microsoft.com/office/drawing/2017/model3d" xmlns:o="urn:schemas-microsoft-com:office:office" xmlns:oel="http://schemas.microsoft.com/office/2019/extlst" xmlns:r="http://schemas.openxmlformats.org/officeDocument/2006/relationships" xmlns:m="http://schemas.openxmlformats.org/officeDocument/2006/math" xmlns:v="urn:schemas-microsoft-com:vml" xmlns:wp14="http://schemas.microsoft.com/office/word/2010/wordprocessingDrawing" xmlns:wp="http://schemas.openxmlformats.org/drawingml/2006/wordprocessingDrawing" xmlns:w10="urn:schemas-microsoft-com:office:word" xmlns:w="http://schemas.openxmlformats.org/wordprocessingml/2006/main" xmlns:w14="http://schemas.microsoft.com/office/word/2010/wordml" xmlns:w15="http://schemas.microsoft.com/office/word/2012/wordml" xmlns:w16cex="http://schemas.microsoft.com/office/word/2018/wordml/cex" xmlns:w16cid="http://schemas.microsoft.com/office/word/2016/wordml/cid" xmlns:w16="http://schemas.microsoft.com/office/word/2018/wordml" xmlns:w16du="http://schemas.microsoft.com/office/word/2023/wordml/word16du" xmlns:w16sdtdh="http://schemas.microsoft.com/office/word/2020/wordml/sdtdatahash" xmlns:w16se="http://schemas.microsoft.com/office/word/2015/wordml/symex" xmlns:wpg="http://schemas.microsoft.com/office/word/2010/wordprocessingGroup" xmlns:wpi="http://schemas.microsoft.com/office/word/2010/wordprocessingInk" xmlns:wne="http://schemas.microsoft.com/office/word/2006/wordml" xmlns:wps="http://schemas.microsoft.com/office/word/2010/wordprocessingShape" mc:Ignorable="w14 w15 w16se w16cid w16 w16cex w16sdtdh w16du wp14">
+<w:document xmlns:wpc="http://schemas.microsoft.com/office/word/2010/wordprocessingCanvas" xmlns:cx="http://schemas.microsoft.com/office/drawing/2014/chartex" xmlns:cx1="http://schemas.microsoft.com/office/drawing/2015/9/8/chartex" xmlns:cx2="http://schemas.microsoft.com/office/drawing/2015/10/21/chartex" xmlns:cx3="http://schemas.microsoft.com/office/drawing/2016/5/9/chartex" xmlns:cx4="http://schemas.microsoft.com/office/drawing/2016/5/10/chartex" xmlns:cx5="http://schemas.microsoft.com/office/drawing/2016/5/11/chartex" xmlns:cx6="http://schemas.microsoft.com/office/drawing/2016/5/12/chartex" xmlns:cx7="http://schemas.microsoft.com/office/drawing/2016/5/13/chartex" xmlns:cx8="http://schemas.microsoft.com/office/drawing/2016/5/14/chartex" xmlns:mc="http://schemas.openxmlformats.org/markup-compatibility/2006" xmlns:aink="http://schemas.microsoft.com/office/drawing/2016/ink" xmlns:am3d="http://schemas.microsoft.com/office/drawing/2017/model3d" xmlns:o="urn:schemas-microsoft-com:office:office" xmlns:oel="http://schemas.microsoft.com/office/2019/extlst" xmlns:r="http://schemas.openxmlformats.org/officeDocument/2006/relationships" xmlns:m="http://schemas.openxmlformats.org/officeDocument/2006/math" xmlns:v="urn:schemas-microsoft-com:vml" xmlns:wp14="http://schemas.microsoft.com/office/word/2010/wordprocessingDrawing" xmlns:wp="http://schemas.openxmlformats.org/drawingml/2006/wordprocessingDrawing" xmlns:w10="urn:schemas-microsoft-com:office:word" xmlns:w="http://schemas.openxmlformats.org/wordprocessingml/2006/main" xmlns:w14="http://schemas.microsoft.com/office/word/2010/wordml" xmlns:w15="http://schemas.microsoft.com/office/word/2012/wordml" xmlns:w16cex="http://schemas.microsoft.com/office/word/2018/wordml/cex" xmlns:w16cid="http://schemas.microsoft.com/office/word/2016/wordml/cid" xmlns:w16="http://schemas.microsoft.com/office/word/2018/wordml" xmlns:w16du="http://schemas.microsoft.com/office/word/2023/wordml/word16du" xmlns:w16sdtdh="http://schemas.microsoft.com/office/word/2020/wordml/sdtdatahash" xmlns:w16sdtfl="http://schemas.microsoft.com/office/word/2024/wordml/sdtformatlock" xmlns:w16se="http://schemas.microsoft.com/office/word/2015/wordml/symex" xmlns:wpg="http://schemas.microsoft.com/office/word/2010/wordprocessingGroup" xmlns:wpi="http://schemas.microsoft.com/office/word/2010/wordprocessingInk" xmlns:wne="http://schemas.microsoft.com/office/word/2006/wordml" xmlns:wps="http://schemas.microsoft.com/office/word/2010/wordprocessingShape" mc:Ignorable="w14 w15 w16se w16cid w16 w16cex w16sdtdh w16sdtfl w16du wp14">
   <w:body>
     <w:p>
       <w:pPr>
@@ -10,7 +10,6 @@
           <w:szCs w:val="32"/>
         </w:rPr>
       </w:pPr>
-      <w:proofErr w:type="gramStart"/>
       <w:r>
         <w:rPr>
           <w:rFonts w:ascii="標楷體" w:eastAsia="標楷體" w:hAnsi="標楷體" w:hint="eastAsia"/>
@@ -43,7 +42,6 @@
         </w:rPr>
         <w:t>》</w:t>
       </w:r>
-      <w:proofErr w:type="gramEnd"/>
       <w:r>
         <w:rPr>
           <w:rFonts w:ascii="標楷體" w:eastAsia="標楷體" w:hAnsi="標楷體" w:hint="eastAsia"/>
@@ -66,7 +64,7 @@
           <w:sz w:val="48"/>
           <w:szCs w:val="48"/>
         </w:rPr>
-        <w:t xml:space="preserve">     </w:t>
+        <w:t xml:space="preserve">   </w:t>
       </w:r>
       <w:r>
         <w:rPr>
@@ -83,58 +81,18 @@
         <w:rPr>
           <w:rFonts w:ascii="標楷體" w:eastAsia="標楷體" w:hAnsi="標楷體"/>
           <w:spacing w:val="-10"/>
-          <w:sz w:val="36"/>
-          <w:szCs w:val="36"/>
+          <w:sz w:val="32"/>
+          <w:szCs w:val="32"/>
         </w:rPr>
       </w:pPr>
       <w:r>
         <w:rPr>
           <w:rFonts w:ascii="標楷體" w:eastAsia="標楷體" w:hAnsi="標楷體" w:hint="eastAsia"/>
           <w:spacing w:val="-10"/>
-          <w:sz w:val="36"/>
-          <w:szCs w:val="36"/>
-        </w:rPr>
-        <w:t>薄</w:t>
-      </w:r>
-      <w:proofErr w:type="gramStart"/>
-      <w:r>
-        <w:rPr>
-          <w:rFonts w:ascii="標楷體" w:eastAsia="標楷體" w:hAnsi="標楷體" w:hint="eastAsia"/>
-          <w:spacing w:val="-10"/>
-          <w:sz w:val="36"/>
-          <w:szCs w:val="36"/>
-        </w:rPr>
-        <w:t>衾小枕涼</w:t>
-      </w:r>
-      <w:proofErr w:type="gramEnd"/>
-      <w:r>
-        <w:rPr>
-          <w:rFonts w:ascii="標楷體" w:eastAsia="標楷體" w:hAnsi="標楷體" w:hint="eastAsia"/>
-          <w:spacing w:val="-10"/>
-          <w:sz w:val="36"/>
-          <w:szCs w:val="36"/>
-        </w:rPr>
-        <w:t>天氣，</w:t>
-      </w:r>
-      <w:proofErr w:type="gramStart"/>
-      <w:r>
-        <w:rPr>
-          <w:rFonts w:ascii="標楷體" w:eastAsia="標楷體" w:hAnsi="標楷體" w:hint="eastAsia"/>
-          <w:spacing w:val="-10"/>
-          <w:sz w:val="36"/>
-          <w:szCs w:val="36"/>
-        </w:rPr>
-        <w:t>乍覺別離</w:t>
-      </w:r>
-      <w:proofErr w:type="gramEnd"/>
-      <w:r>
-        <w:rPr>
-          <w:rFonts w:ascii="標楷體" w:eastAsia="標楷體" w:hAnsi="標楷體" w:hint="eastAsia"/>
-          <w:spacing w:val="-10"/>
-          <w:sz w:val="36"/>
-          <w:szCs w:val="36"/>
-        </w:rPr>
-        <w:t>滋味。</w:t>
+          <w:sz w:val="32"/>
+          <w:szCs w:val="32"/>
+        </w:rPr>
+        <w:t>薄衾小枕涼天氣，乍覺別離滋味。</w:t>
       </w:r>
     </w:p>
     <w:p>
@@ -143,58 +101,18 @@
         <w:rPr>
           <w:rFonts w:ascii="標楷體" w:eastAsia="標楷體" w:hAnsi="標楷體"/>
           <w:spacing w:val="-10"/>
-          <w:sz w:val="36"/>
-          <w:szCs w:val="36"/>
+          <w:sz w:val="32"/>
+          <w:szCs w:val="32"/>
         </w:rPr>
       </w:pPr>
       <w:r>
         <w:rPr>
           <w:rFonts w:ascii="標楷體" w:eastAsia="標楷體" w:hAnsi="標楷體" w:hint="eastAsia"/>
           <w:spacing w:val="-10"/>
-          <w:sz w:val="36"/>
-          <w:szCs w:val="36"/>
-        </w:rPr>
-        <w:t>展轉</w:t>
-      </w:r>
-      <w:proofErr w:type="gramStart"/>
-      <w:r>
-        <w:rPr>
-          <w:rFonts w:ascii="標楷體" w:eastAsia="標楷體" w:hAnsi="標楷體" w:hint="eastAsia"/>
-          <w:spacing w:val="-10"/>
-          <w:sz w:val="36"/>
-          <w:szCs w:val="36"/>
-        </w:rPr>
-        <w:t>數寒更</w:t>
-      </w:r>
-      <w:proofErr w:type="gramEnd"/>
-      <w:r>
-        <w:rPr>
-          <w:rFonts w:ascii="標楷體" w:eastAsia="標楷體" w:hAnsi="標楷體" w:hint="eastAsia"/>
-          <w:spacing w:val="-10"/>
-          <w:sz w:val="36"/>
-          <w:szCs w:val="36"/>
-        </w:rPr>
-        <w:t>，起了</w:t>
-      </w:r>
-      <w:proofErr w:type="gramStart"/>
-      <w:r>
-        <w:rPr>
-          <w:rFonts w:ascii="標楷體" w:eastAsia="標楷體" w:hAnsi="標楷體" w:hint="eastAsia"/>
-          <w:spacing w:val="-10"/>
-          <w:sz w:val="36"/>
-          <w:szCs w:val="36"/>
-        </w:rPr>
-        <w:t>還重睡</w:t>
-      </w:r>
-      <w:proofErr w:type="gramEnd"/>
-      <w:r>
-        <w:rPr>
-          <w:rFonts w:ascii="標楷體" w:eastAsia="標楷體" w:hAnsi="標楷體" w:hint="eastAsia"/>
-          <w:spacing w:val="-10"/>
-          <w:sz w:val="36"/>
-          <w:szCs w:val="36"/>
-        </w:rPr>
-        <w:t>。</w:t>
+          <w:sz w:val="32"/>
+          <w:szCs w:val="32"/>
+        </w:rPr>
+        <w:t>展轉數寒更，起了還重睡。</w:t>
       </w:r>
     </w:p>
     <w:p>
@@ -203,58 +121,18 @@
         <w:rPr>
           <w:rFonts w:ascii="標楷體" w:eastAsia="標楷體" w:hAnsi="標楷體"/>
           <w:spacing w:val="-10"/>
-          <w:sz w:val="36"/>
-          <w:szCs w:val="36"/>
+          <w:sz w:val="32"/>
+          <w:szCs w:val="32"/>
         </w:rPr>
       </w:pPr>
       <w:r>
         <w:rPr>
           <w:rFonts w:ascii="標楷體" w:eastAsia="標楷體" w:hAnsi="標楷體" w:hint="eastAsia"/>
           <w:spacing w:val="-10"/>
-          <w:sz w:val="36"/>
-          <w:szCs w:val="36"/>
-        </w:rPr>
-        <w:t>畢竟</w:t>
-      </w:r>
-      <w:proofErr w:type="gramStart"/>
-      <w:r>
-        <w:rPr>
-          <w:rFonts w:ascii="標楷體" w:eastAsia="標楷體" w:hAnsi="標楷體" w:hint="eastAsia"/>
-          <w:spacing w:val="-10"/>
-          <w:sz w:val="36"/>
-          <w:szCs w:val="36"/>
-        </w:rPr>
-        <w:t>不成眠，</w:t>
-      </w:r>
-      <w:proofErr w:type="gramEnd"/>
-      <w:r>
-        <w:rPr>
-          <w:rFonts w:ascii="標楷體" w:eastAsia="標楷體" w:hAnsi="標楷體" w:hint="eastAsia"/>
-          <w:spacing w:val="-10"/>
-          <w:sz w:val="36"/>
-          <w:szCs w:val="36"/>
-        </w:rPr>
-        <w:t>一夜</w:t>
-      </w:r>
-      <w:proofErr w:type="gramStart"/>
-      <w:r>
-        <w:rPr>
-          <w:rFonts w:ascii="標楷體" w:eastAsia="標楷體" w:hAnsi="標楷體" w:hint="eastAsia"/>
-          <w:spacing w:val="-10"/>
-          <w:sz w:val="36"/>
-          <w:szCs w:val="36"/>
-        </w:rPr>
-        <w:t>長如歲</w:t>
-      </w:r>
-      <w:proofErr w:type="gramEnd"/>
-      <w:r>
-        <w:rPr>
-          <w:rFonts w:ascii="標楷體" w:eastAsia="標楷體" w:hAnsi="標楷體" w:hint="eastAsia"/>
-          <w:spacing w:val="-10"/>
-          <w:sz w:val="36"/>
-          <w:szCs w:val="36"/>
-        </w:rPr>
-        <w:t>。</w:t>
+          <w:sz w:val="32"/>
+          <w:szCs w:val="32"/>
+        </w:rPr>
+        <w:t>畢竟不成眠，一夜長如歲。</w:t>
       </w:r>
     </w:p>
     <w:p>
@@ -263,58 +141,18 @@
         <w:rPr>
           <w:rFonts w:ascii="標楷體" w:eastAsia="標楷體" w:hAnsi="標楷體"/>
           <w:spacing w:val="-10"/>
-          <w:sz w:val="36"/>
-          <w:szCs w:val="36"/>
+          <w:sz w:val="32"/>
+          <w:szCs w:val="32"/>
         </w:rPr>
       </w:pPr>
       <w:r>
         <w:rPr>
           <w:rFonts w:ascii="標楷體" w:eastAsia="標楷體" w:hAnsi="標楷體" w:hint="eastAsia"/>
           <w:spacing w:val="-10"/>
-          <w:sz w:val="36"/>
-          <w:szCs w:val="36"/>
-        </w:rPr>
-        <w:t>也擬待、卻回征</w:t>
-      </w:r>
-      <w:proofErr w:type="gramStart"/>
-      <w:r>
-        <w:rPr>
-          <w:rFonts w:ascii="標楷體" w:eastAsia="標楷體" w:hAnsi="標楷體" w:hint="eastAsia"/>
-          <w:spacing w:val="-10"/>
-          <w:sz w:val="36"/>
-          <w:szCs w:val="36"/>
-        </w:rPr>
-        <w:t>轡</w:t>
-      </w:r>
-      <w:proofErr w:type="gramEnd"/>
-      <w:r>
-        <w:rPr>
-          <w:rFonts w:ascii="標楷體" w:eastAsia="標楷體" w:hAnsi="標楷體" w:hint="eastAsia"/>
-          <w:spacing w:val="-10"/>
-          <w:sz w:val="36"/>
-          <w:szCs w:val="36"/>
-        </w:rPr>
-        <w:t>；</w:t>
-      </w:r>
-      <w:proofErr w:type="gramStart"/>
-      <w:r>
-        <w:rPr>
-          <w:rFonts w:ascii="標楷體" w:eastAsia="標楷體" w:hAnsi="標楷體" w:hint="eastAsia"/>
-          <w:spacing w:val="-10"/>
-          <w:sz w:val="36"/>
-          <w:szCs w:val="36"/>
-        </w:rPr>
-        <w:t>又爭奈</w:t>
-      </w:r>
-      <w:proofErr w:type="gramEnd"/>
-      <w:r>
-        <w:rPr>
-          <w:rFonts w:ascii="標楷體" w:eastAsia="標楷體" w:hAnsi="標楷體" w:hint="eastAsia"/>
-          <w:spacing w:val="-10"/>
-          <w:sz w:val="36"/>
-          <w:szCs w:val="36"/>
-        </w:rPr>
-        <w:t>、已成行計。</w:t>
+          <w:sz w:val="32"/>
+          <w:szCs w:val="32"/>
+        </w:rPr>
+        <w:t>也擬待、卻回征轡；又爭奈、已成行計。</w:t>
       </w:r>
     </w:p>
     <w:p>
@@ -323,38 +161,18 @@
         <w:rPr>
           <w:rFonts w:ascii="標楷體" w:eastAsia="標楷體" w:hAnsi="標楷體"/>
           <w:spacing w:val="-10"/>
-          <w:sz w:val="36"/>
-          <w:szCs w:val="36"/>
+          <w:sz w:val="32"/>
+          <w:szCs w:val="32"/>
         </w:rPr>
       </w:pPr>
       <w:r>
         <w:rPr>
           <w:rFonts w:ascii="標楷體" w:eastAsia="標楷體" w:hAnsi="標楷體" w:hint="eastAsia"/>
           <w:spacing w:val="-10"/>
-          <w:sz w:val="36"/>
-          <w:szCs w:val="36"/>
-        </w:rPr>
-        <w:t>萬種思量，多方開解，只</w:t>
-      </w:r>
-      <w:proofErr w:type="gramStart"/>
-      <w:r>
-        <w:rPr>
-          <w:rFonts w:ascii="標楷體" w:eastAsia="標楷體" w:hAnsi="標楷體" w:hint="eastAsia"/>
-          <w:spacing w:val="-10"/>
-          <w:sz w:val="36"/>
-          <w:szCs w:val="36"/>
-        </w:rPr>
-        <w:t>恁</w:t>
-      </w:r>
-      <w:proofErr w:type="gramEnd"/>
-      <w:r>
-        <w:rPr>
-          <w:rFonts w:ascii="標楷體" w:eastAsia="標楷體" w:hAnsi="標楷體" w:hint="eastAsia"/>
-          <w:spacing w:val="-10"/>
-          <w:sz w:val="36"/>
-          <w:szCs w:val="36"/>
-        </w:rPr>
-        <w:t>寂寞厭厭地。</w:t>
+          <w:sz w:val="32"/>
+          <w:szCs w:val="32"/>
+        </w:rPr>
+        <w:t>萬種思量，多方開解，只恁寂寞厭厭地。</w:t>
       </w:r>
     </w:p>
     <w:p>
@@ -363,38 +181,18 @@
         <w:rPr>
           <w:rFonts w:ascii="標楷體" w:eastAsia="標楷體" w:hAnsi="標楷體"/>
           <w:spacing w:val="-10"/>
-          <w:sz w:val="36"/>
-          <w:szCs w:val="36"/>
+          <w:sz w:val="32"/>
+          <w:szCs w:val="32"/>
         </w:rPr>
       </w:pPr>
       <w:r>
         <w:rPr>
           <w:rFonts w:ascii="標楷體" w:eastAsia="標楷體" w:hAnsi="標楷體" w:hint="eastAsia"/>
           <w:spacing w:val="-10"/>
-          <w:sz w:val="36"/>
-          <w:szCs w:val="36"/>
-        </w:rPr>
-        <w:t>系我一生心，負你</w:t>
-      </w:r>
-      <w:proofErr w:type="gramStart"/>
-      <w:r>
-        <w:rPr>
-          <w:rFonts w:ascii="標楷體" w:eastAsia="標楷體" w:hAnsi="標楷體" w:hint="eastAsia"/>
-          <w:spacing w:val="-10"/>
-          <w:sz w:val="36"/>
-          <w:szCs w:val="36"/>
-        </w:rPr>
-        <w:t>千行淚</w:t>
-      </w:r>
-      <w:proofErr w:type="gramEnd"/>
-      <w:r>
-        <w:rPr>
-          <w:rFonts w:ascii="標楷體" w:eastAsia="標楷體" w:hAnsi="標楷體" w:hint="eastAsia"/>
-          <w:spacing w:val="-10"/>
-          <w:sz w:val="36"/>
-          <w:szCs w:val="36"/>
-        </w:rPr>
-        <w:t>。</w:t>
+          <w:sz w:val="32"/>
+          <w:szCs w:val="32"/>
+        </w:rPr>
+        <w:t>系我一生心，負你千行淚。</w:t>
       </w:r>
     </w:p>
     <w:p>
@@ -424,41 +222,47 @@
           <w:ilvl w:val="0"/>
           <w:numId w:val="16"/>
         </w:numPr>
-        <w:spacing w:line="440" w:lineRule="exact"/>
-        <w:ind w:leftChars="0"/>
+        <w:spacing w:line="380" w:lineRule="exact"/>
+        <w:ind w:leftChars="0" w:left="284" w:hanging="284"/>
         <w:rPr>
           <w:rFonts w:ascii="標楷體" w:eastAsia="標楷體" w:hAnsi="標楷體" w:cs="標楷體"/>
           <w:sz w:val="28"/>
           <w:szCs w:val="28"/>
         </w:rPr>
       </w:pPr>
-      <w:proofErr w:type="gramStart"/>
       <w:r>
         <w:rPr>
           <w:rFonts w:ascii="標楷體" w:eastAsia="標楷體" w:hAnsi="標楷體" w:cs="標楷體" w:hint="eastAsia"/>
           <w:sz w:val="28"/>
           <w:szCs w:val="28"/>
         </w:rPr>
-        <w:t>憶帝京</w:t>
-      </w:r>
-      <w:proofErr w:type="gramEnd"/>
+        <w:t>憶帝京：詞牌名，</w:t>
+      </w:r>
       <w:r>
         <w:rPr>
           <w:rFonts w:ascii="標楷體" w:eastAsia="標楷體" w:hAnsi="標楷體" w:cs="標楷體" w:hint="eastAsia"/>
           <w:sz w:val="28"/>
           <w:szCs w:val="28"/>
-        </w:rPr>
-        <w:t>：詞牌名，</w:t>
-      </w:r>
-      <w:proofErr w:type="gramStart"/>
+          <w:u w:val="single"/>
+        </w:rPr>
+        <w:t>柳永</w:t>
+      </w:r>
       <w:r>
         <w:rPr>
           <w:rFonts w:ascii="標楷體" w:eastAsia="標楷體" w:hAnsi="標楷體" w:cs="標楷體" w:hint="eastAsia"/>
           <w:sz w:val="28"/>
           <w:szCs w:val="28"/>
+        </w:rPr>
+        <w:t>制曲，蓋因憶在</w:t>
+      </w:r>
+      <w:r>
+        <w:rPr>
+          <w:rFonts w:ascii="標楷體" w:eastAsia="標楷體" w:hAnsi="標楷體" w:cs="標楷體" w:hint="eastAsia"/>
+          <w:sz w:val="28"/>
+          <w:szCs w:val="28"/>
           <w:u w:val="single"/>
         </w:rPr>
-        <w:t>柳永</w:t>
+        <w:t>汴京</w:t>
       </w:r>
       <w:r>
         <w:rPr>
@@ -466,90 +270,8 @@
           <w:sz w:val="28"/>
           <w:szCs w:val="28"/>
         </w:rPr>
-        <w:t>制曲</w:t>
-      </w:r>
-      <w:proofErr w:type="gramEnd"/>
-      <w:r>
-        <w:rPr>
-          <w:rFonts w:ascii="標楷體" w:eastAsia="標楷體" w:hAnsi="標楷體" w:cs="標楷體" w:hint="eastAsia"/>
-          <w:sz w:val="28"/>
-          <w:szCs w:val="28"/>
-        </w:rPr>
-        <w:t>，蓋</w:t>
-      </w:r>
-      <w:proofErr w:type="gramStart"/>
-      <w:r>
-        <w:rPr>
-          <w:rFonts w:ascii="標楷體" w:eastAsia="標楷體" w:hAnsi="標楷體" w:cs="標楷體" w:hint="eastAsia"/>
-          <w:sz w:val="28"/>
-          <w:szCs w:val="28"/>
-        </w:rPr>
-        <w:t>因憶在</w:t>
-      </w:r>
-      <w:proofErr w:type="gramEnd"/>
-      <w:r>
-        <w:rPr>
-          <w:rFonts w:ascii="標楷體" w:eastAsia="標楷體" w:hAnsi="標楷體" w:cs="標楷體" w:hint="eastAsia"/>
-          <w:sz w:val="28"/>
-          <w:szCs w:val="28"/>
-          <w:u w:val="single"/>
-        </w:rPr>
-        <w:t>汴京</w:t>
-      </w:r>
-      <w:r>
-        <w:rPr>
-          <w:rFonts w:ascii="標楷體" w:eastAsia="標楷體" w:hAnsi="標楷體" w:cs="標楷體" w:hint="eastAsia"/>
-          <w:sz w:val="28"/>
-          <w:szCs w:val="28"/>
-        </w:rPr>
         <w:t>之妻而命名。</w:t>
       </w:r>
-      <w:proofErr w:type="gramStart"/>
-      <w:r>
-        <w:rPr>
-          <w:rFonts w:ascii="標楷體" w:eastAsia="標楷體" w:hAnsi="標楷體" w:cs="標楷體" w:hint="eastAsia"/>
-          <w:sz w:val="28"/>
-          <w:szCs w:val="28"/>
-        </w:rPr>
-        <w:t>雙調七十二</w:t>
-      </w:r>
-      <w:proofErr w:type="gramEnd"/>
-      <w:r>
-        <w:rPr>
-          <w:rFonts w:ascii="標楷體" w:eastAsia="標楷體" w:hAnsi="標楷體" w:cs="標楷體" w:hint="eastAsia"/>
-          <w:sz w:val="28"/>
-          <w:szCs w:val="28"/>
-        </w:rPr>
-        <w:t>字，上片六句四</w:t>
-      </w:r>
-      <w:proofErr w:type="gramStart"/>
-      <w:r>
-        <w:rPr>
-          <w:rFonts w:ascii="標楷體" w:eastAsia="標楷體" w:hAnsi="標楷體" w:cs="標楷體" w:hint="eastAsia"/>
-          <w:sz w:val="28"/>
-          <w:szCs w:val="28"/>
-        </w:rPr>
-        <w:t>仄韻，</w:t>
-      </w:r>
-      <w:proofErr w:type="gramEnd"/>
-      <w:r>
-        <w:rPr>
-          <w:rFonts w:ascii="標楷體" w:eastAsia="標楷體" w:hAnsi="標楷體" w:cs="標楷體" w:hint="eastAsia"/>
-          <w:sz w:val="28"/>
-          <w:szCs w:val="28"/>
-        </w:rPr>
-        <w:t>下片七句四</w:t>
-      </w:r>
-      <w:proofErr w:type="gramStart"/>
-      <w:r>
-        <w:rPr>
-          <w:rFonts w:ascii="標楷體" w:eastAsia="標楷體" w:hAnsi="標楷體" w:cs="標楷體" w:hint="eastAsia"/>
-          <w:sz w:val="28"/>
-          <w:szCs w:val="28"/>
-        </w:rPr>
-        <w:t>仄韻。</w:t>
-      </w:r>
-      <w:proofErr w:type="gramEnd"/>
     </w:p>
     <w:p>
       <w:pPr>
@@ -558,8 +280,8 @@
           <w:ilvl w:val="0"/>
           <w:numId w:val="16"/>
         </w:numPr>
-        <w:spacing w:line="440" w:lineRule="exact"/>
-        <w:ind w:leftChars="0"/>
+        <w:spacing w:line="380" w:lineRule="exact"/>
+        <w:ind w:leftChars="0" w:left="284" w:hanging="284"/>
         <w:rPr>
           <w:rFonts w:ascii="標楷體" w:eastAsia="標楷體" w:hAnsi="標楷體" w:cs="標楷體"/>
           <w:sz w:val="28"/>
@@ -572,27 +294,8 @@
           <w:sz w:val="28"/>
           <w:szCs w:val="28"/>
         </w:rPr>
-        <w:t>薄</w:t>
-      </w:r>
-      <w:proofErr w:type="gramStart"/>
-      <w:r>
-        <w:rPr>
-          <w:rFonts w:ascii="標楷體" w:eastAsia="標楷體" w:hAnsi="標楷體" w:cs="標楷體" w:hint="eastAsia"/>
-          <w:sz w:val="28"/>
-          <w:szCs w:val="28"/>
-        </w:rPr>
-        <w:t>衾</w:t>
-      </w:r>
-      <w:proofErr w:type="gramEnd"/>
-      <w:r>
-        <w:rPr>
-          <w:rFonts w:ascii="標楷體" w:eastAsia="標楷體" w:hAnsi="標楷體" w:cs="標楷體" w:hint="eastAsia"/>
-          <w:sz w:val="28"/>
-          <w:szCs w:val="28"/>
-        </w:rPr>
-        <w:t>（</w:t>
-      </w:r>
-      <w:proofErr w:type="gramStart"/>
+        <w:t>薄衾（</w:t>
+      </w:r>
       <w:r>
         <w:rPr>
           <w:rFonts w:ascii="標楷體" w:eastAsia="標楷體" w:hAnsi="標楷體" w:cs="標楷體" w:hint="eastAsia"/>
@@ -602,7 +305,6 @@
         </w:rPr>
         <w:t>ㄑㄧㄣ</w:t>
       </w:r>
-      <w:proofErr w:type="gramEnd"/>
       <w:r>
         <w:rPr>
           <w:rFonts w:ascii="標楷體" w:eastAsia="標楷體" w:hAnsi="標楷體" w:cs="標楷體"/>
@@ -617,43 +319,63 @@
           <w:sz w:val="28"/>
           <w:szCs w:val="28"/>
         </w:rPr>
-        <w:t>：薄薄的被子。</w:t>
-      </w:r>
-      <w:proofErr w:type="gramStart"/>
+        <w:t>小枕</w:t>
+      </w:r>
       <w:r>
         <w:rPr>
           <w:rFonts w:ascii="標楷體" w:eastAsia="標楷體" w:hAnsi="標楷體" w:cs="標楷體" w:hint="eastAsia"/>
           <w:sz w:val="28"/>
           <w:szCs w:val="28"/>
         </w:rPr>
+        <w:t>：</w:t>
+      </w:r>
+      <w:r>
+        <w:rPr>
+          <w:rFonts w:ascii="標楷體" w:eastAsia="標楷體" w:hAnsi="標楷體" w:cs="標楷體" w:hint="eastAsia"/>
+          <w:sz w:val="28"/>
+          <w:szCs w:val="28"/>
+        </w:rPr>
+        <w:t>薄衾</w:t>
+      </w:r>
+      <w:r>
+        <w:rPr>
+          <w:rFonts w:ascii="標楷體" w:eastAsia="標楷體" w:hAnsi="標楷體" w:cs="標楷體" w:hint="eastAsia"/>
+          <w:sz w:val="28"/>
+          <w:szCs w:val="28"/>
+        </w:rPr>
+        <w:t>，</w:t>
+      </w:r>
+      <w:r>
+        <w:rPr>
+          <w:rFonts w:ascii="標楷體" w:eastAsia="標楷體" w:hAnsi="標楷體" w:cs="標楷體" w:hint="eastAsia"/>
+          <w:sz w:val="28"/>
+          <w:szCs w:val="28"/>
+        </w:rPr>
+        <w:t>薄薄的被子。</w:t>
+      </w:r>
+      <w:r>
+        <w:rPr>
+          <w:rFonts w:ascii="標楷體" w:eastAsia="標楷體" w:hAnsi="標楷體" w:cs="標楷體" w:hint="eastAsia"/>
+          <w:sz w:val="28"/>
+          <w:szCs w:val="28"/>
+        </w:rPr>
         <w:t>小枕</w:t>
       </w:r>
-      <w:proofErr w:type="gramEnd"/>
       <w:r>
         <w:rPr>
           <w:rFonts w:ascii="標楷體" w:eastAsia="標楷體" w:hAnsi="標楷體" w:cs="標楷體" w:hint="eastAsia"/>
           <w:sz w:val="28"/>
           <w:szCs w:val="28"/>
         </w:rPr>
-        <w:t>：</w:t>
-      </w:r>
-      <w:proofErr w:type="gramStart"/>
+        <w:t>，</w:t>
+      </w:r>
       <w:r>
         <w:rPr>
           <w:rFonts w:ascii="標楷體" w:eastAsia="標楷體" w:hAnsi="標楷體" w:cs="標楷體" w:hint="eastAsia"/>
           <w:sz w:val="28"/>
           <w:szCs w:val="28"/>
         </w:rPr>
-        <w:t>稍稍就枕</w:t>
-      </w:r>
-      <w:proofErr w:type="gramEnd"/>
-      <w:r>
-        <w:rPr>
-          <w:rFonts w:ascii="標楷體" w:eastAsia="標楷體" w:hAnsi="標楷體" w:cs="標楷體" w:hint="eastAsia"/>
-          <w:sz w:val="28"/>
-          <w:szCs w:val="28"/>
-        </w:rPr>
-        <w:t>。</w:t>
+        <w:t>稍稍就枕。</w:t>
       </w:r>
     </w:p>
     <w:p>
@@ -663,31 +385,21 @@
           <w:ilvl w:val="0"/>
           <w:numId w:val="16"/>
         </w:numPr>
-        <w:spacing w:line="440" w:lineRule="exact"/>
-        <w:ind w:leftChars="0"/>
+        <w:spacing w:line="380" w:lineRule="exact"/>
+        <w:ind w:leftChars="0" w:left="284" w:hanging="284"/>
         <w:rPr>
           <w:rFonts w:ascii="標楷體" w:eastAsia="標楷體" w:hAnsi="標楷體" w:cs="標楷體"/>
           <w:sz w:val="28"/>
           <w:szCs w:val="28"/>
         </w:rPr>
       </w:pPr>
-      <w:proofErr w:type="gramStart"/>
       <w:r>
         <w:rPr>
           <w:rFonts w:ascii="標楷體" w:eastAsia="標楷體" w:hAnsi="標楷體" w:cs="標楷體" w:hint="eastAsia"/>
           <w:sz w:val="28"/>
           <w:szCs w:val="28"/>
         </w:rPr>
-        <w:t>乍覺：</w:t>
-      </w:r>
-      <w:proofErr w:type="gramEnd"/>
-      <w:r>
-        <w:rPr>
-          <w:rFonts w:ascii="標楷體" w:eastAsia="標楷體" w:hAnsi="標楷體" w:cs="標楷體" w:hint="eastAsia"/>
-          <w:sz w:val="28"/>
-          <w:szCs w:val="28"/>
-        </w:rPr>
-        <w:t>突然覺得。</w:t>
+        <w:t>乍覺：突然覺得。</w:t>
       </w:r>
     </w:p>
     <w:p>
@@ -697,8 +409,8 @@
           <w:ilvl w:val="0"/>
           <w:numId w:val="16"/>
         </w:numPr>
-        <w:spacing w:line="440" w:lineRule="exact"/>
-        <w:ind w:leftChars="0"/>
+        <w:spacing w:line="380" w:lineRule="exact"/>
+        <w:ind w:leftChars="0" w:left="284" w:hanging="284"/>
         <w:rPr>
           <w:rFonts w:ascii="標楷體" w:eastAsia="標楷體" w:hAnsi="標楷體" w:cs="標楷體"/>
           <w:sz w:val="28"/>
@@ -753,15 +465,14 @@
           <w:ilvl w:val="0"/>
           <w:numId w:val="16"/>
         </w:numPr>
-        <w:spacing w:line="440" w:lineRule="exact"/>
-        <w:ind w:leftChars="0"/>
+        <w:spacing w:line="380" w:lineRule="exact"/>
+        <w:ind w:leftChars="0" w:left="284" w:hanging="284"/>
         <w:rPr>
           <w:rFonts w:ascii="標楷體" w:eastAsia="標楷體" w:hAnsi="標楷體" w:cs="標楷體"/>
           <w:sz w:val="28"/>
           <w:szCs w:val="28"/>
         </w:rPr>
       </w:pPr>
-      <w:proofErr w:type="gramStart"/>
       <w:r>
         <w:rPr>
           <w:rFonts w:ascii="標楷體" w:eastAsia="標楷體" w:hAnsi="標楷體" w:cs="標楷體" w:hint="eastAsia"/>
@@ -779,7 +490,6 @@
         </w:rPr>
         <w:t>ㄍㄥ</w:t>
       </w:r>
-      <w:proofErr w:type="gramEnd"/>
       <w:r>
         <w:rPr>
           <w:rFonts w:ascii="標楷體" w:eastAsia="標楷體" w:hAnsi="標楷體" w:cs="標楷體" w:hint="eastAsia"/>
@@ -796,13 +506,24 @@
         </w:rPr>
         <w:t>「</w:t>
       </w:r>
+      <w:hyperlink r:id="rId7" w:history="1">
+        <w:r>
+          <w:rPr>
+            <w:rStyle w:val="a4"/>
+            <w:rFonts w:ascii="標楷體" w:eastAsia="標楷體" w:hAnsi="標楷體" w:cs="標楷體"/>
+            <w:sz w:val="28"/>
+            <w:szCs w:val="28"/>
+          </w:rPr>
+          <w:t>五更</w:t>
+        </w:r>
+      </w:hyperlink>
       <w:r>
         <w:rPr>
           <w:rFonts w:ascii="標楷體" w:eastAsia="標楷體" w:hAnsi="標楷體" w:cs="標楷體" w:hint="eastAsia"/>
           <w:sz w:val="28"/>
           <w:szCs w:val="28"/>
         </w:rPr>
-        <w:t>五更</w:t>
+        <w:t>」</w:t>
       </w:r>
       <w:r>
         <w:rPr>
@@ -810,6 +531,30 @@
           <w:sz w:val="28"/>
           <w:szCs w:val="28"/>
         </w:rPr>
+        <w:t>，又稱</w:t>
+      </w:r>
+      <w:r>
+        <w:rPr>
+          <w:rFonts w:ascii="標楷體" w:eastAsia="標楷體" w:hAnsi="標楷體" w:cs="標楷體" w:hint="eastAsia"/>
+          <w:sz w:val="28"/>
+          <w:szCs w:val="28"/>
+        </w:rPr>
+        <w:t>「</w:t>
+      </w:r>
+      <w:r>
+        <w:rPr>
+          <w:rFonts w:ascii="標楷體" w:eastAsia="標楷體" w:hAnsi="標楷體" w:cs="標楷體" w:hint="eastAsia"/>
+          <w:sz w:val="28"/>
+          <w:szCs w:val="28"/>
+        </w:rPr>
+        <w:t>五鼓</w:t>
+      </w:r>
+      <w:r>
+        <w:rPr>
+          <w:rFonts w:ascii="標楷體" w:eastAsia="標楷體" w:hAnsi="標楷體" w:cs="標楷體" w:hint="eastAsia"/>
+          <w:sz w:val="28"/>
+          <w:szCs w:val="28"/>
+        </w:rPr>
         <w:t>」</w:t>
       </w:r>
       <w:r>
@@ -818,198 +563,7 @@
           <w:sz w:val="28"/>
           <w:szCs w:val="28"/>
         </w:rPr>
-        <w:t>，又稱</w:t>
-      </w:r>
-      <w:r>
-        <w:rPr>
-          <w:rFonts w:ascii="標楷體" w:eastAsia="標楷體" w:hAnsi="標楷體" w:cs="標楷體" w:hint="eastAsia"/>
-          <w:sz w:val="28"/>
-          <w:szCs w:val="28"/>
-        </w:rPr>
-        <w:t>「</w:t>
-      </w:r>
-      <w:r>
-        <w:rPr>
-          <w:rFonts w:ascii="標楷體" w:eastAsia="標楷體" w:hAnsi="標楷體" w:cs="標楷體" w:hint="eastAsia"/>
-          <w:sz w:val="28"/>
-          <w:szCs w:val="28"/>
-        </w:rPr>
-        <w:t>五鼓</w:t>
-      </w:r>
-      <w:r>
-        <w:rPr>
-          <w:rFonts w:ascii="標楷體" w:eastAsia="標楷體" w:hAnsi="標楷體" w:cs="標楷體" w:hint="eastAsia"/>
-          <w:sz w:val="28"/>
-          <w:szCs w:val="28"/>
-        </w:rPr>
-        <w:t>」</w:t>
-      </w:r>
-      <w:r>
-        <w:rPr>
-          <w:rFonts w:ascii="標楷體" w:eastAsia="標楷體" w:hAnsi="標楷體" w:cs="標楷體" w:hint="eastAsia"/>
-          <w:sz w:val="28"/>
-          <w:szCs w:val="28"/>
-        </w:rPr>
         <w:t>。</w:t>
-      </w:r>
-    </w:p>
-    <w:p>
-      <w:pPr>
-        <w:pStyle w:val="a6"/>
-        <w:spacing w:line="440" w:lineRule="exact"/>
-        <w:rPr>
-          <w:rFonts w:ascii="標楷體" w:eastAsia="標楷體" w:hAnsi="標楷體" w:cs="標楷體"/>
-          <w:sz w:val="28"/>
-          <w:szCs w:val="28"/>
-        </w:rPr>
-      </w:pPr>
-      <w:r>
-        <w:rPr>
-          <w:rFonts w:ascii="標楷體" w:eastAsia="標楷體" w:hAnsi="標楷體" w:cs="標楷體" w:hint="eastAsia"/>
-          <w:sz w:val="28"/>
-          <w:szCs w:val="28"/>
-        </w:rPr>
-        <w:t>五更是古代</w:t>
-      </w:r>
-      <w:r>
-        <w:rPr>
-          <w:rFonts w:ascii="標楷體" w:eastAsia="標楷體" w:hAnsi="標楷體" w:cs="標楷體" w:hint="eastAsia"/>
-          <w:sz w:val="28"/>
-          <w:szCs w:val="28"/>
-          <w:u w:val="single"/>
-        </w:rPr>
-        <w:t>中國</w:t>
-      </w:r>
-      <w:r>
-        <w:rPr>
-          <w:rFonts w:ascii="標楷體" w:eastAsia="標楷體" w:hAnsi="標楷體" w:cs="標楷體" w:hint="eastAsia"/>
-          <w:sz w:val="28"/>
-          <w:szCs w:val="28"/>
-        </w:rPr>
-        <w:t>夜間計算時間的單位，一夜分為五更，每更為兩小時。五更的具體時間如下：</w:t>
-      </w:r>
-    </w:p>
-    <w:p>
-      <w:pPr>
-        <w:pStyle w:val="a6"/>
-        <w:spacing w:line="440" w:lineRule="exact"/>
-        <w:rPr>
-          <w:rFonts w:ascii="標楷體" w:eastAsia="標楷體" w:hAnsi="標楷體" w:cs="標楷體" w:hint="eastAsia"/>
-          <w:sz w:val="28"/>
-          <w:szCs w:val="28"/>
-        </w:rPr>
-      </w:pPr>
-      <w:proofErr w:type="gramStart"/>
-      <w:r>
-        <w:rPr>
-          <w:rFonts w:ascii="標楷體" w:eastAsia="標楷體" w:hAnsi="標楷體" w:cs="標楷體" w:hint="eastAsia"/>
-          <w:sz w:val="28"/>
-          <w:szCs w:val="28"/>
-        </w:rPr>
-        <w:t>一</w:t>
-      </w:r>
-      <w:proofErr w:type="gramEnd"/>
-      <w:r>
-        <w:rPr>
-          <w:rFonts w:ascii="標楷體" w:eastAsia="標楷體" w:hAnsi="標楷體" w:cs="標楷體" w:hint="eastAsia"/>
-          <w:sz w:val="28"/>
-          <w:szCs w:val="28"/>
-        </w:rPr>
-        <w:t>更（初更）：戌時，晚上七點到九點，</w:t>
-      </w:r>
-      <w:r>
-        <w:rPr>
-          <w:rFonts w:ascii="標楷體" w:eastAsia="標楷體" w:hAnsi="標楷體" w:cs="標楷體" w:hint="eastAsia"/>
-          <w:sz w:val="28"/>
-          <w:szCs w:val="28"/>
-          <w:u w:val="single"/>
-        </w:rPr>
-        <w:t>漢代</w:t>
-      </w:r>
-      <w:r>
-        <w:rPr>
-          <w:rFonts w:ascii="標楷體" w:eastAsia="標楷體" w:hAnsi="標楷體" w:cs="標楷體" w:hint="eastAsia"/>
-          <w:sz w:val="28"/>
-          <w:szCs w:val="28"/>
-        </w:rPr>
-        <w:t>命名為黃昏。</w:t>
-      </w:r>
-    </w:p>
-    <w:p>
-      <w:pPr>
-        <w:pStyle w:val="a6"/>
-        <w:spacing w:line="440" w:lineRule="exact"/>
-        <w:rPr>
-          <w:rFonts w:ascii="標楷體" w:eastAsia="標楷體" w:hAnsi="標楷體" w:cs="標楷體" w:hint="eastAsia"/>
-          <w:sz w:val="28"/>
-          <w:szCs w:val="28"/>
-        </w:rPr>
-      </w:pPr>
-      <w:r>
-        <w:rPr>
-          <w:rFonts w:ascii="標楷體" w:eastAsia="標楷體" w:hAnsi="標楷體" w:cs="標楷體" w:hint="eastAsia"/>
-          <w:sz w:val="28"/>
-          <w:szCs w:val="28"/>
-        </w:rPr>
-        <w:t>二更：亥時，晚上九點到十一點，稱為人定。</w:t>
-      </w:r>
-    </w:p>
-    <w:p>
-      <w:pPr>
-        <w:pStyle w:val="a6"/>
-        <w:spacing w:line="440" w:lineRule="exact"/>
-        <w:rPr>
-          <w:rFonts w:ascii="標楷體" w:eastAsia="標楷體" w:hAnsi="標楷體" w:cs="標楷體" w:hint="eastAsia"/>
-          <w:sz w:val="28"/>
-          <w:szCs w:val="28"/>
-        </w:rPr>
-      </w:pPr>
-      <w:r>
-        <w:rPr>
-          <w:rFonts w:ascii="標楷體" w:eastAsia="標楷體" w:hAnsi="標楷體" w:cs="標楷體" w:hint="eastAsia"/>
-          <w:sz w:val="28"/>
-          <w:szCs w:val="28"/>
-        </w:rPr>
-        <w:t>三更：子時，晚上十一點到第二天一點，稱為夜半。</w:t>
-      </w:r>
-    </w:p>
-    <w:p>
-      <w:pPr>
-        <w:pStyle w:val="a6"/>
-        <w:spacing w:line="440" w:lineRule="exact"/>
-        <w:rPr>
-          <w:rFonts w:ascii="標楷體" w:eastAsia="標楷體" w:hAnsi="標楷體" w:cs="標楷體" w:hint="eastAsia"/>
-          <w:sz w:val="28"/>
-          <w:szCs w:val="28"/>
-        </w:rPr>
-      </w:pPr>
-      <w:r>
-        <w:rPr>
-          <w:rFonts w:ascii="標楷體" w:eastAsia="標楷體" w:hAnsi="標楷體" w:cs="標楷體" w:hint="eastAsia"/>
-          <w:sz w:val="28"/>
-          <w:szCs w:val="28"/>
-        </w:rPr>
-        <w:t>四更：丑時，第二天一點到第二天三點，稱為雞鳴。</w:t>
-      </w:r>
-    </w:p>
-    <w:p>
-      <w:pPr>
-        <w:pStyle w:val="a6"/>
-        <w:spacing w:line="440" w:lineRule="exact"/>
-        <w:ind w:leftChars="0"/>
-        <w:rPr>
-          <w:rFonts w:ascii="標楷體" w:eastAsia="標楷體" w:hAnsi="標楷體" w:cs="標楷體" w:hint="eastAsia"/>
-          <w:sz w:val="28"/>
-          <w:szCs w:val="28"/>
-        </w:rPr>
-      </w:pPr>
-      <w:r>
-        <w:rPr>
-          <w:rFonts w:ascii="標楷體" w:eastAsia="標楷體" w:hAnsi="標楷體" w:cs="標楷體" w:hint="eastAsia"/>
-          <w:sz w:val="28"/>
-          <w:szCs w:val="28"/>
-        </w:rPr>
-        <w:t>五更：寅時，第二天三點到第二天五點，稱為平旦。</w:t>
       </w:r>
     </w:p>
     <w:p>
@@ -1019,8 +573,8 @@
           <w:ilvl w:val="0"/>
           <w:numId w:val="16"/>
         </w:numPr>
-        <w:spacing w:line="440" w:lineRule="exact"/>
-        <w:ind w:leftChars="0"/>
+        <w:spacing w:line="380" w:lineRule="exact"/>
+        <w:ind w:leftChars="0" w:left="284" w:hanging="284"/>
         <w:rPr>
           <w:rFonts w:ascii="標楷體" w:eastAsia="標楷體" w:hAnsi="標楷體" w:cs="標楷體"/>
           <w:sz w:val="28"/>
@@ -1043,8 +597,8 @@
           <w:ilvl w:val="0"/>
           <w:numId w:val="16"/>
         </w:numPr>
-        <w:spacing w:line="440" w:lineRule="exact"/>
-        <w:ind w:leftChars="0"/>
+        <w:spacing w:line="380" w:lineRule="exact"/>
+        <w:ind w:leftChars="0" w:left="284" w:hanging="284"/>
         <w:rPr>
           <w:rFonts w:ascii="標楷體" w:eastAsia="標楷體" w:hAnsi="標楷體" w:cs="標楷體"/>
           <w:sz w:val="28"/>
@@ -1057,27 +611,8 @@
           <w:sz w:val="28"/>
           <w:szCs w:val="28"/>
         </w:rPr>
-        <w:t>征</w:t>
-      </w:r>
-      <w:proofErr w:type="gramStart"/>
-      <w:r>
-        <w:rPr>
-          <w:rFonts w:ascii="標楷體" w:eastAsia="標楷體" w:hAnsi="標楷體" w:cs="標楷體" w:hint="eastAsia"/>
-          <w:sz w:val="28"/>
-          <w:szCs w:val="28"/>
-        </w:rPr>
-        <w:t>轡</w:t>
-      </w:r>
-      <w:proofErr w:type="gramEnd"/>
-      <w:r>
-        <w:rPr>
-          <w:rFonts w:ascii="標楷體" w:eastAsia="標楷體" w:hAnsi="標楷體" w:cs="標楷體" w:hint="eastAsia"/>
-          <w:sz w:val="28"/>
-          <w:szCs w:val="28"/>
-        </w:rPr>
-        <w:t>（</w:t>
-      </w:r>
-      <w:proofErr w:type="gramStart"/>
+        <w:t>征轡（</w:t>
+      </w:r>
       <w:r>
         <w:rPr>
           <w:rFonts w:ascii="標楷體" w:eastAsia="標楷體" w:hAnsi="標楷體" w:cs="標楷體" w:hint="eastAsia"/>
@@ -1087,7 +622,6 @@
         </w:rPr>
         <w:t>ㄆㄟˋ</w:t>
       </w:r>
-      <w:proofErr w:type="gramEnd"/>
       <w:r>
         <w:rPr>
           <w:rFonts w:ascii="標楷體" w:eastAsia="標楷體" w:hAnsi="標楷體" w:cs="標楷體" w:hint="eastAsia"/>
@@ -1104,31 +638,21 @@
           <w:ilvl w:val="0"/>
           <w:numId w:val="16"/>
         </w:numPr>
-        <w:spacing w:line="440" w:lineRule="exact"/>
-        <w:ind w:leftChars="0"/>
+        <w:spacing w:line="380" w:lineRule="exact"/>
+        <w:ind w:leftChars="0" w:left="284" w:hanging="284"/>
         <w:rPr>
           <w:rFonts w:ascii="標楷體" w:eastAsia="標楷體" w:hAnsi="標楷體" w:cs="標楷體"/>
           <w:sz w:val="28"/>
           <w:szCs w:val="28"/>
         </w:rPr>
       </w:pPr>
-      <w:proofErr w:type="gramStart"/>
       <w:r>
         <w:rPr>
           <w:rFonts w:ascii="標楷體" w:eastAsia="標楷體" w:hAnsi="標楷體" w:cs="標楷體" w:hint="eastAsia"/>
           <w:sz w:val="28"/>
           <w:szCs w:val="28"/>
         </w:rPr>
-        <w:t>爭奈</w:t>
-      </w:r>
-      <w:proofErr w:type="gramEnd"/>
-      <w:r>
-        <w:rPr>
-          <w:rFonts w:ascii="標楷體" w:eastAsia="標楷體" w:hAnsi="標楷體" w:cs="標楷體" w:hint="eastAsia"/>
-          <w:sz w:val="28"/>
-          <w:szCs w:val="28"/>
-        </w:rPr>
-        <w:t>：怎奈。</w:t>
+        <w:t>爭奈：怎奈。</w:t>
       </w:r>
     </w:p>
     <w:p>
@@ -1138,31 +662,21 @@
           <w:ilvl w:val="0"/>
           <w:numId w:val="16"/>
         </w:numPr>
-        <w:spacing w:line="440" w:lineRule="exact"/>
-        <w:ind w:leftChars="0"/>
+        <w:spacing w:line="380" w:lineRule="exact"/>
+        <w:ind w:leftChars="0" w:left="284" w:hanging="284"/>
         <w:rPr>
           <w:rFonts w:ascii="標楷體" w:eastAsia="標楷體" w:hAnsi="標楷體" w:cs="標楷體"/>
           <w:sz w:val="28"/>
           <w:szCs w:val="28"/>
         </w:rPr>
       </w:pPr>
-      <w:proofErr w:type="gramStart"/>
       <w:r>
         <w:rPr>
           <w:rFonts w:ascii="標楷體" w:eastAsia="標楷體" w:hAnsi="標楷體" w:cs="標楷體" w:hint="eastAsia"/>
           <w:sz w:val="28"/>
           <w:szCs w:val="28"/>
         </w:rPr>
-        <w:t>行計</w:t>
-      </w:r>
-      <w:proofErr w:type="gramEnd"/>
-      <w:r>
-        <w:rPr>
-          <w:rFonts w:ascii="標楷體" w:eastAsia="標楷體" w:hAnsi="標楷體" w:cs="標楷體" w:hint="eastAsia"/>
-          <w:sz w:val="28"/>
-          <w:szCs w:val="28"/>
-        </w:rPr>
-        <w:t>：出行的打算。</w:t>
+        <w:t>行計：出行的打算。</w:t>
       </w:r>
     </w:p>
     <w:p>
@@ -1172,8 +686,8 @@
           <w:ilvl w:val="0"/>
           <w:numId w:val="16"/>
         </w:numPr>
-        <w:spacing w:line="440" w:lineRule="exact"/>
-        <w:ind w:leftChars="0"/>
+        <w:spacing w:line="380" w:lineRule="exact"/>
+        <w:ind w:leftChars="0" w:left="284" w:hanging="426"/>
         <w:rPr>
           <w:rFonts w:ascii="標楷體" w:eastAsia="標楷體" w:hAnsi="標楷體" w:cs="標楷體"/>
           <w:sz w:val="28"/>
@@ -1186,27 +700,8 @@
           <w:sz w:val="28"/>
           <w:szCs w:val="28"/>
         </w:rPr>
-        <w:t>只</w:t>
-      </w:r>
-      <w:proofErr w:type="gramStart"/>
-      <w:r>
-        <w:rPr>
-          <w:rFonts w:ascii="標楷體" w:eastAsia="標楷體" w:hAnsi="標楷體" w:cs="標楷體" w:hint="eastAsia"/>
-          <w:sz w:val="28"/>
-          <w:szCs w:val="28"/>
-        </w:rPr>
-        <w:t>恁</w:t>
-      </w:r>
-      <w:proofErr w:type="gramEnd"/>
-      <w:r>
-        <w:rPr>
-          <w:rFonts w:ascii="標楷體" w:eastAsia="標楷體" w:hAnsi="標楷體" w:cs="標楷體" w:hint="eastAsia"/>
-          <w:sz w:val="28"/>
-          <w:szCs w:val="28"/>
-        </w:rPr>
-        <w:t>（</w:t>
-      </w:r>
-      <w:proofErr w:type="gramStart"/>
+        <w:t>只恁（</w:t>
+      </w:r>
       <w:r>
         <w:rPr>
           <w:rFonts w:ascii="標楷體" w:eastAsia="標楷體" w:hAnsi="標楷體" w:cs="標楷體" w:hint="eastAsia"/>
@@ -1214,18 +709,8 @@
           <w:sz w:val="16"/>
           <w:szCs w:val="16"/>
         </w:rPr>
-        <w:t>ㄖㄣ</w:t>
-      </w:r>
-      <w:r>
-        <w:rPr>
-          <w:rFonts w:ascii="標楷體" w:eastAsia="標楷體" w:hAnsi="標楷體" w:cs="標楷體" w:hint="eastAsia"/>
-          <w:color w:val="FF0000"/>
-          <w:sz w:val="16"/>
-          <w:szCs w:val="16"/>
-        </w:rPr>
-        <w:t>ˋ</w:t>
-      </w:r>
-      <w:proofErr w:type="gramEnd"/>
+        <w:t>ㄖㄣˋ</w:t>
+      </w:r>
       <w:r>
         <w:rPr>
           <w:rFonts w:ascii="標楷體" w:eastAsia="標楷體" w:hAnsi="標楷體" w:cs="標楷體" w:hint="eastAsia"/>
@@ -1242,8 +727,8 @@
           <w:ilvl w:val="0"/>
           <w:numId w:val="16"/>
         </w:numPr>
-        <w:spacing w:line="440" w:lineRule="exact"/>
-        <w:ind w:leftChars="0"/>
+        <w:spacing w:line="380" w:lineRule="exact"/>
+        <w:ind w:leftChars="0" w:left="284" w:hanging="426"/>
         <w:rPr>
           <w:rFonts w:ascii="標楷體" w:eastAsia="標楷體" w:hAnsi="標楷體" w:cs="標楷體"/>
           <w:sz w:val="28"/>
@@ -1266,7 +751,6 @@
         </w:rPr>
         <w:t>「</w:t>
       </w:r>
-      <w:proofErr w:type="gramStart"/>
       <w:r>
         <w:rPr>
           <w:rFonts w:ascii="標楷體" w:eastAsia="標楷體" w:hAnsi="標楷體" w:cs="標楷體" w:hint="eastAsia"/>
@@ -1275,7 +759,6 @@
         </w:rPr>
         <w:t>懨懨</w:t>
       </w:r>
-      <w:proofErr w:type="gramEnd"/>
       <w:r>
         <w:rPr>
           <w:rFonts w:ascii="標楷體" w:eastAsia="標楷體" w:hAnsi="標楷體" w:cs="標楷體" w:hint="eastAsia"/>
@@ -1300,8 +783,8 @@
           <w:ilvl w:val="0"/>
           <w:numId w:val="16"/>
         </w:numPr>
-        <w:spacing w:line="440" w:lineRule="exact"/>
-        <w:ind w:leftChars="0"/>
+        <w:spacing w:line="380" w:lineRule="exact"/>
+        <w:ind w:leftChars="0" w:left="284" w:hanging="426"/>
         <w:rPr>
           <w:rFonts w:ascii="標楷體" w:eastAsia="標楷體" w:hAnsi="標楷體" w:cs="標楷體"/>
           <w:sz w:val="28"/>
@@ -1355,48 +838,87 @@
     </w:p>
     <w:p>
       <w:pPr>
-        <w:spacing w:line="480" w:lineRule="exact"/>
+        <w:spacing w:line="420" w:lineRule="exact"/>
+        <w:rPr>
+          <w:rFonts w:ascii="標楷體" w:eastAsia="標楷體" w:hAnsi="標楷體" w:hint="eastAsia"/>
+          <w:sz w:val="28"/>
+          <w:szCs w:val="28"/>
+        </w:rPr>
+      </w:pPr>
+      <w:r>
+        <w:rPr>
+          <w:rFonts w:ascii="標楷體" w:eastAsia="標楷體" w:hAnsi="標楷體" w:hint="eastAsia"/>
+          <w:sz w:val="28"/>
+          <w:szCs w:val="28"/>
+        </w:rPr>
+        <w:t xml:space="preserve">　　</w:t>
+      </w:r>
+      <w:r>
+        <w:rPr>
+          <w:rFonts w:ascii="標楷體" w:eastAsia="標楷體" w:hAnsi="標楷體" w:hint="eastAsia"/>
+          <w:sz w:val="28"/>
+          <w:szCs w:val="28"/>
+        </w:rPr>
+        <w:t>微涼的天氣裡，蓋著薄被、枕著孤枕，初次深刻地品</w:t>
+      </w:r>
+      <w:r>
+        <w:rPr>
+          <w:rFonts w:ascii="標楷體" w:eastAsia="標楷體" w:hAnsi="標楷體" w:hint="eastAsia"/>
+          <w:sz w:val="28"/>
+          <w:szCs w:val="28"/>
+        </w:rPr>
+        <w:t>嘗</w:t>
+      </w:r>
+      <w:r>
+        <w:rPr>
+          <w:rFonts w:ascii="標楷體" w:eastAsia="標楷體" w:hAnsi="標楷體" w:hint="eastAsia"/>
+          <w:sz w:val="28"/>
+          <w:szCs w:val="28"/>
+        </w:rPr>
+        <w:t>到離別的酸楚。翻來覆去數著寒夜的更鼓，起身坐了坐，又重新躺下試圖入睡。終究還是無法成眠，這漫長的夜晚，簡直每一夜都漫長得像過了一年。</w:t>
+      </w:r>
+    </w:p>
+    <w:p>
+      <w:pPr>
+        <w:spacing w:line="420" w:lineRule="exact"/>
+        <w:rPr>
+          <w:rFonts w:ascii="標楷體" w:eastAsia="標楷體" w:hAnsi="標楷體" w:hint="eastAsia"/>
+          <w:sz w:val="28"/>
+          <w:szCs w:val="28"/>
+        </w:rPr>
+      </w:pPr>
+      <w:r>
+        <w:rPr>
+          <w:rFonts w:ascii="標楷體" w:eastAsia="標楷體" w:hAnsi="標楷體" w:hint="eastAsia"/>
+          <w:sz w:val="28"/>
+          <w:szCs w:val="28"/>
+        </w:rPr>
+        <w:t xml:space="preserve">    </w:t>
+      </w:r>
+      <w:r>
+        <w:rPr>
+          <w:rFonts w:ascii="標楷體" w:eastAsia="標楷體" w:hAnsi="標楷體" w:hint="eastAsia"/>
+          <w:sz w:val="28"/>
+          <w:szCs w:val="28"/>
+        </w:rPr>
+        <w:t>我也曾想著轉過馬頭，掉頭回去與你相聚；</w:t>
+      </w:r>
+      <w:r>
         <w:rPr>
           <w:rFonts w:ascii="標楷體" w:eastAsia="標楷體" w:hAnsi="標楷體"/>
           <w:sz w:val="28"/>
           <w:szCs w:val="28"/>
         </w:rPr>
-      </w:pPr>
-      <w:r>
-        <w:rPr>
-          <w:rFonts w:ascii="標楷體" w:eastAsia="標楷體" w:hAnsi="標楷體" w:hint="eastAsia"/>
-          <w:sz w:val="28"/>
-          <w:szCs w:val="28"/>
-        </w:rPr>
-        <w:t xml:space="preserve">　　</w:t>
-      </w:r>
-      <w:r>
-        <w:rPr>
-          <w:rFonts w:ascii="標楷體" w:eastAsia="標楷體" w:hAnsi="標楷體" w:hint="eastAsia"/>
-          <w:sz w:val="28"/>
-          <w:szCs w:val="28"/>
-        </w:rPr>
-        <w:t>小睡之後，就</w:t>
-      </w:r>
-      <w:proofErr w:type="gramStart"/>
-      <w:r>
-        <w:rPr>
-          <w:rFonts w:ascii="標楷體" w:eastAsia="標楷體" w:hAnsi="標楷體" w:hint="eastAsia"/>
-          <w:sz w:val="28"/>
-          <w:szCs w:val="28"/>
-        </w:rPr>
-        <w:t>因薄被而</w:t>
-      </w:r>
-      <w:proofErr w:type="gramEnd"/>
-      <w:r>
-        <w:rPr>
-          <w:rFonts w:ascii="標楷體" w:eastAsia="標楷體" w:hAnsi="標楷體" w:hint="eastAsia"/>
-          <w:sz w:val="28"/>
-          <w:szCs w:val="28"/>
-        </w:rPr>
-        <w:t>被凍醒，突然覺有種難以名狀的離別滋味湧上心頭。</w:t>
-      </w:r>
-      <w:bookmarkStart w:id="0" w:name="_Hlk162113834"/>
+        <w:t>又無奈啟程的計畫早已定下，無法更改。</w:t>
+      </w:r>
+      <w:r>
+        <w:rPr>
+          <w:rFonts w:ascii="標楷體" w:eastAsia="標楷體" w:hAnsi="標楷體" w:hint="eastAsia"/>
+          <w:sz w:val="28"/>
+          <w:szCs w:val="28"/>
+        </w:rPr>
+        <w:t>心中湧現千萬種心思，試了各種方法來自我寬慰，最終卻依然只能這樣寂寞淒清、精神</w:t>
+      </w:r>
       <w:r>
         <w:rPr>
           <w:rFonts w:ascii="標楷體" w:eastAsia="標楷體" w:hAnsi="標楷體" w:hint="eastAsia"/>
@@ -1405,218 +927,48 @@
           <w:sz w:val="28"/>
           <w:szCs w:val="28"/>
         </w:rPr>
-        <w:t>輾轉反側</w:t>
-      </w:r>
-      <w:bookmarkEnd w:id="0"/>
-      <w:r>
-        <w:rPr>
-          <w:rFonts w:ascii="標楷體" w:eastAsia="標楷體" w:hAnsi="標楷體" w:hint="eastAsia"/>
-          <w:sz w:val="28"/>
-          <w:szCs w:val="28"/>
-        </w:rPr>
-        <w:t>的</w:t>
-      </w:r>
-      <w:r>
-        <w:rPr>
-          <w:rFonts w:ascii="標楷體" w:eastAsia="標楷體" w:hAnsi="標楷體" w:hint="eastAsia"/>
-          <w:sz w:val="28"/>
-          <w:szCs w:val="28"/>
-        </w:rPr>
-        <w:t>細數著寒夜裡</w:t>
-      </w:r>
-      <w:proofErr w:type="gramStart"/>
-      <w:r>
-        <w:rPr>
-          <w:rFonts w:ascii="標楷體" w:eastAsia="標楷體" w:hAnsi="標楷體" w:hint="eastAsia"/>
-          <w:sz w:val="28"/>
-          <w:szCs w:val="28"/>
-        </w:rPr>
-        <w:t>那敲更聲次</w:t>
-      </w:r>
-      <w:proofErr w:type="gramEnd"/>
-      <w:r>
-        <w:rPr>
-          <w:rFonts w:ascii="標楷體" w:eastAsia="標楷體" w:hAnsi="標楷體" w:hint="eastAsia"/>
-          <w:sz w:val="28"/>
-          <w:szCs w:val="28"/>
-        </w:rPr>
-        <w:t>，起來了又重新睡下，反覆</w:t>
-      </w:r>
-      <w:r>
-        <w:rPr>
-          <w:rFonts w:ascii="標楷體" w:eastAsia="標楷體" w:hAnsi="標楷體" w:hint="eastAsia"/>
-          <w:b/>
-          <w:bCs/>
-          <w:sz w:val="28"/>
-          <w:szCs w:val="28"/>
-        </w:rPr>
-        <w:t>折騰</w:t>
-      </w:r>
-      <w:r>
-        <w:rPr>
-          <w:rFonts w:ascii="標楷體" w:eastAsia="標楷體" w:hAnsi="標楷體" w:hint="eastAsia"/>
-          <w:sz w:val="28"/>
-          <w:szCs w:val="28"/>
-        </w:rPr>
-        <w:t>終究不能入睡，一夜如同一年那樣漫長。</w:t>
+        <w:t>奄奄</w:t>
+      </w:r>
+      <w:r>
+        <w:rPr>
+          <w:rFonts w:ascii="標楷體" w:eastAsia="標楷體" w:hAnsi="標楷體" w:hint="eastAsia"/>
+          <w:sz w:val="28"/>
+          <w:szCs w:val="28"/>
+        </w:rPr>
+        <w:t>地度過。</w:t>
       </w:r>
     </w:p>
     <w:p>
       <w:pPr>
-        <w:spacing w:line="480" w:lineRule="exact"/>
+        <w:spacing w:line="420" w:lineRule="exact"/>
         <w:rPr>
           <w:rFonts w:ascii="標楷體" w:eastAsia="標楷體" w:hAnsi="標楷體"/>
-          <w:sz w:val="28"/>
-          <w:szCs w:val="28"/>
-        </w:rPr>
-      </w:pPr>
-      <w:r>
-        <w:rPr>
-          <w:rFonts w:ascii="標楷體" w:eastAsia="標楷體" w:hAnsi="標楷體" w:hint="eastAsia"/>
-          <w:sz w:val="28"/>
-          <w:szCs w:val="28"/>
-        </w:rPr>
-        <w:lastRenderedPageBreak/>
+          <w:spacing w:val="-8"/>
+          <w:sz w:val="28"/>
+          <w:szCs w:val="28"/>
+        </w:rPr>
+      </w:pPr>
+      <w:r>
+        <w:rPr>
+          <w:rFonts w:ascii="標楷體" w:eastAsia="標楷體" w:hAnsi="標楷體" w:hint="eastAsia"/>
+          <w:sz w:val="28"/>
+          <w:szCs w:val="28"/>
+        </w:rPr>
         <w:t xml:space="preserve">    </w:t>
       </w:r>
       <w:r>
         <w:rPr>
           <w:rFonts w:ascii="標楷體" w:eastAsia="標楷體" w:hAnsi="標楷體" w:hint="eastAsia"/>
-          <w:sz w:val="28"/>
-          <w:szCs w:val="28"/>
-        </w:rPr>
-        <w:t>也曾打算</w:t>
-      </w:r>
-      <w:bookmarkStart w:id="1" w:name="_Hlk162114100"/>
-      <w:r>
-        <w:rPr>
-          <w:rFonts w:ascii="標楷體" w:eastAsia="標楷體" w:hAnsi="標楷體" w:hint="eastAsia"/>
-          <w:b/>
-          <w:bCs/>
-          <w:sz w:val="28"/>
-          <w:szCs w:val="28"/>
-        </w:rPr>
-        <w:t>勒馬</w:t>
-      </w:r>
-      <w:bookmarkEnd w:id="1"/>
-      <w:r>
-        <w:rPr>
-          <w:rFonts w:ascii="標楷體" w:eastAsia="標楷體" w:hAnsi="標楷體" w:hint="eastAsia"/>
-          <w:sz w:val="28"/>
-          <w:szCs w:val="28"/>
-        </w:rPr>
-        <w:t>再返回，無奈，為了生計功名已動身上路，又怎</w:t>
-      </w:r>
-      <w:r>
-        <w:rPr>
-          <w:rFonts w:ascii="標楷體" w:eastAsia="標楷體" w:hAnsi="標楷體" w:hint="eastAsia"/>
-          <w:sz w:val="28"/>
-          <w:szCs w:val="28"/>
-        </w:rPr>
-        <w:t>麼</w:t>
-      </w:r>
-      <w:r>
-        <w:rPr>
-          <w:rFonts w:ascii="標楷體" w:eastAsia="標楷體" w:hAnsi="標楷體" w:hint="eastAsia"/>
-          <w:sz w:val="28"/>
-          <w:szCs w:val="28"/>
-        </w:rPr>
-        <w:t>能就這樣無功而回呢？千萬次的思念，總是想盡多種方法加以開導解釋，最後只能就這樣</w:t>
-      </w:r>
-      <w:r>
-        <w:rPr>
-          <w:rFonts w:ascii="標楷體" w:eastAsia="標楷體" w:hAnsi="標楷體" w:hint="eastAsia"/>
-          <w:b/>
-          <w:bCs/>
-          <w:sz w:val="28"/>
-          <w:szCs w:val="28"/>
-        </w:rPr>
-        <w:t>不了了之</w:t>
-      </w:r>
-      <w:r>
-        <w:rPr>
-          <w:rFonts w:ascii="標楷體" w:eastAsia="標楷體" w:hAnsi="標楷體" w:hint="eastAsia"/>
-          <w:sz w:val="28"/>
-          <w:szCs w:val="28"/>
-        </w:rPr>
-        <w:t>。</w:t>
-      </w:r>
-      <w:r>
-        <w:rPr>
-          <w:rFonts w:ascii="標楷體" w:eastAsia="標楷體" w:hAnsi="標楷體" w:hint="eastAsia"/>
-          <w:sz w:val="28"/>
-          <w:szCs w:val="28"/>
-        </w:rPr>
-        <w:t>我將</w:t>
-      </w:r>
-      <w:r>
-        <w:rPr>
-          <w:rFonts w:ascii="標楷體" w:eastAsia="標楷體" w:hAnsi="標楷體" w:hint="eastAsia"/>
-          <w:sz w:val="28"/>
-          <w:szCs w:val="28"/>
-        </w:rPr>
-        <w:t>妳</w:t>
-      </w:r>
-      <w:r>
-        <w:rPr>
-          <w:rFonts w:ascii="標楷體" w:eastAsia="標楷體" w:hAnsi="標楷體" w:hint="eastAsia"/>
-          <w:sz w:val="28"/>
-          <w:szCs w:val="28"/>
-        </w:rPr>
-        <w:t>放在心上，卻無法給</w:t>
-      </w:r>
-      <w:r>
-        <w:rPr>
-          <w:rFonts w:ascii="標楷體" w:eastAsia="標楷體" w:hAnsi="標楷體" w:hint="eastAsia"/>
-          <w:sz w:val="28"/>
-          <w:szCs w:val="28"/>
-        </w:rPr>
-        <w:t>妳</w:t>
-      </w:r>
-      <w:r>
-        <w:rPr>
-          <w:rFonts w:ascii="標楷體" w:eastAsia="標楷體" w:hAnsi="標楷體" w:hint="eastAsia"/>
-          <w:sz w:val="28"/>
-          <w:szCs w:val="28"/>
-        </w:rPr>
-        <w:t>幸福</w:t>
-      </w:r>
-      <w:r>
-        <w:rPr>
-          <w:rFonts w:ascii="標楷體" w:eastAsia="標楷體" w:hAnsi="標楷體" w:hint="eastAsia"/>
-          <w:sz w:val="28"/>
-          <w:szCs w:val="28"/>
-        </w:rPr>
-        <w:t>，</w:t>
-      </w:r>
-      <w:r>
-        <w:rPr>
-          <w:rFonts w:ascii="標楷體" w:eastAsia="標楷體" w:hAnsi="標楷體" w:hint="eastAsia"/>
-          <w:sz w:val="28"/>
-          <w:szCs w:val="28"/>
-        </w:rPr>
-        <w:t>辜負了</w:t>
-      </w:r>
-      <w:r>
-        <w:rPr>
-          <w:rFonts w:ascii="標楷體" w:eastAsia="標楷體" w:hAnsi="標楷體" w:hint="eastAsia"/>
-          <w:sz w:val="28"/>
-          <w:szCs w:val="28"/>
-        </w:rPr>
-        <w:t>妳的感情，讓妳</w:t>
-      </w:r>
-      <w:r>
-        <w:rPr>
-          <w:rFonts w:ascii="標楷體" w:eastAsia="標楷體" w:hAnsi="標楷體" w:hint="eastAsia"/>
-          <w:sz w:val="28"/>
-          <w:szCs w:val="28"/>
-        </w:rPr>
-        <w:t>為我流下千行眼淚。</w:t>
+          <w:spacing w:val="-8"/>
+          <w:sz w:val="28"/>
+          <w:szCs w:val="28"/>
+        </w:rPr>
+        <w:t>我這一生的心都緊緊繫掛在你的身上，卻終究還是辜負了你為我流下的千行眼淚。</w:t>
       </w:r>
     </w:p>
     <w:p>
       <w:pPr>
-        <w:spacing w:line="480" w:lineRule="exact"/>
+        <w:spacing w:beforeLines="50" w:before="180" w:line="440" w:lineRule="exact"/>
         <w:rPr>
           <w:rFonts w:ascii="標楷體" w:eastAsia="標楷體" w:hAnsi="標楷體"/>
           <w:sz w:val="32"/>
@@ -1644,7 +996,58 @@
     </w:p>
     <w:p>
       <w:pPr>
-        <w:spacing w:line="480" w:lineRule="exact"/>
+        <w:spacing w:line="440" w:lineRule="exact"/>
+        <w:rPr>
+          <w:rFonts w:ascii="標楷體" w:eastAsia="標楷體" w:hAnsi="標楷體" w:hint="eastAsia"/>
+          <w:sz w:val="28"/>
+          <w:szCs w:val="28"/>
+        </w:rPr>
+      </w:pPr>
+      <w:r>
+        <w:rPr>
+          <w:rFonts w:ascii="標楷體" w:eastAsia="標楷體" w:hAnsi="標楷體" w:hint="eastAsia"/>
+          <w:sz w:val="28"/>
+          <w:szCs w:val="28"/>
+        </w:rPr>
+        <w:t xml:space="preserve">　　</w:t>
+      </w:r>
+      <w:r>
+        <w:rPr>
+          <w:rFonts w:ascii="標楷體" w:eastAsia="標楷體" w:hAnsi="標楷體" w:hint="eastAsia"/>
+          <w:sz w:val="28"/>
+          <w:szCs w:val="28"/>
+          <w:u w:val="single"/>
+        </w:rPr>
+        <w:t>柳永</w:t>
+      </w:r>
+      <w:r>
+        <w:rPr>
+          <w:rFonts w:ascii="標楷體" w:eastAsia="標楷體" w:hAnsi="標楷體" w:hint="eastAsia"/>
+          <w:sz w:val="28"/>
+          <w:szCs w:val="28"/>
+        </w:rPr>
+        <w:t>這首《憶帝京·薄衾小枕涼天氣》，是描寫羈旅愁思與閨怨離情的不朽名篇。全詞以極為</w:t>
+      </w:r>
+      <w:r>
+        <w:rPr>
+          <w:rFonts w:ascii="標楷體" w:eastAsia="標楷體" w:hAnsi="標楷體" w:hint="eastAsia"/>
+          <w:sz w:val="28"/>
+          <w:szCs w:val="28"/>
+        </w:rPr>
+        <w:t>細緻</w:t>
+      </w:r>
+      <w:r>
+        <w:rPr>
+          <w:rFonts w:ascii="標楷體" w:eastAsia="標楷體" w:hAnsi="標楷體" w:hint="eastAsia"/>
+          <w:sz w:val="28"/>
+          <w:szCs w:val="28"/>
+        </w:rPr>
+        <w:t>的心理描寫與口語化的語言，鋪陳出一幅獨自沉淪於相思中的孤寂圖景。</w:t>
+      </w:r>
+    </w:p>
+    <w:p>
+      <w:pPr>
+        <w:spacing w:line="440" w:lineRule="exact"/>
         <w:rPr>
           <w:rFonts w:ascii="標楷體" w:eastAsia="標楷體" w:hAnsi="標楷體"/>
           <w:sz w:val="28"/>
@@ -1657,78 +1060,24 @@
           <w:sz w:val="28"/>
           <w:szCs w:val="28"/>
         </w:rPr>
-        <w:t xml:space="preserve">　　</w:t>
-      </w:r>
-      <w:r>
-        <w:rPr>
-          <w:rFonts w:ascii="標楷體" w:eastAsia="標楷體" w:hAnsi="標楷體" w:hint="eastAsia"/>
-          <w:sz w:val="28"/>
-          <w:szCs w:val="28"/>
-        </w:rPr>
-        <w:t>這首《憶帝京》</w:t>
-      </w:r>
-      <w:proofErr w:type="gramStart"/>
-      <w:r>
-        <w:rPr>
-          <w:rFonts w:ascii="標楷體" w:eastAsia="標楷體" w:hAnsi="標楷體" w:hint="eastAsia"/>
-          <w:sz w:val="28"/>
-          <w:szCs w:val="28"/>
-        </w:rPr>
-        <w:t>是</w:t>
-      </w:r>
-      <w:r>
-        <w:rPr>
-          <w:rFonts w:ascii="標楷體" w:eastAsia="標楷體" w:hAnsi="標楷體" w:hint="eastAsia"/>
-          <w:sz w:val="28"/>
-          <w:szCs w:val="28"/>
-          <w:u w:val="single"/>
-        </w:rPr>
-        <w:t>柳永</w:t>
-      </w:r>
-      <w:proofErr w:type="gramEnd"/>
-      <w:r>
-        <w:rPr>
-          <w:rFonts w:ascii="標楷體" w:eastAsia="標楷體" w:hAnsi="標楷體" w:hint="eastAsia"/>
-          <w:sz w:val="28"/>
-          <w:szCs w:val="28"/>
-        </w:rPr>
-        <w:t>抒寫離別相思的</w:t>
-      </w:r>
-      <w:proofErr w:type="gramStart"/>
-      <w:r>
-        <w:rPr>
-          <w:rFonts w:ascii="標楷體" w:eastAsia="標楷體" w:hAnsi="標楷體" w:hint="eastAsia"/>
-          <w:sz w:val="28"/>
-          <w:szCs w:val="28"/>
-        </w:rPr>
-        <w:t>系列詞作之一</w:t>
-      </w:r>
-      <w:proofErr w:type="gramEnd"/>
-      <w:r>
-        <w:rPr>
-          <w:rFonts w:ascii="標楷體" w:eastAsia="標楷體" w:hAnsi="標楷體" w:hint="eastAsia"/>
-          <w:sz w:val="28"/>
-          <w:szCs w:val="28"/>
-        </w:rPr>
-        <w:t>。這</w:t>
-      </w:r>
-      <w:proofErr w:type="gramStart"/>
-      <w:r>
-        <w:rPr>
-          <w:rFonts w:ascii="標楷體" w:eastAsia="標楷體" w:hAnsi="標楷體" w:hint="eastAsia"/>
-          <w:sz w:val="28"/>
-          <w:szCs w:val="28"/>
-        </w:rPr>
-        <w:t>首詞純用</w:t>
-      </w:r>
-      <w:proofErr w:type="gramEnd"/>
-      <w:r>
-        <w:rPr>
-          <w:rFonts w:ascii="標楷體" w:eastAsia="標楷體" w:hAnsi="標楷體" w:hint="eastAsia"/>
-          <w:sz w:val="28"/>
-          <w:szCs w:val="28"/>
-        </w:rPr>
-        <w:t>口語</w:t>
+        <w:t xml:space="preserve">    </w:t>
+      </w:r>
+      <w:r>
+        <w:rPr>
+          <w:rFonts w:ascii="標楷體" w:eastAsia="標楷體" w:hAnsi="標楷體" w:hint="eastAsia"/>
+          <w:sz w:val="28"/>
+          <w:szCs w:val="28"/>
+        </w:rPr>
+        <w:t>上片由外在環境的「微寒」切入。「薄衾小枕涼天氣，乍覺別離滋味」，開篇即以清冷的感官體驗，引出初嘗離別的酸楚。作者不著痕跡地將季節的涼意與心中的</w:t>
+      </w:r>
+      <w:r>
+        <w:rPr>
+          <w:rFonts w:ascii="標楷體" w:eastAsia="標楷體" w:hAnsi="標楷體" w:hint="eastAsia"/>
+          <w:sz w:val="28"/>
+          <w:szCs w:val="28"/>
+        </w:rPr>
+        <w:lastRenderedPageBreak/>
+        <w:t>孤寂疊加，寫活了獨宿客舍的淒涼。隨後的「展轉數寒更，起了還重睡。畢竟不成眠，一夜長如歲」，更將失眠者的矛盾與煎熬刻畫得</w:t>
       </w:r>
       <w:r>
         <w:rPr>
@@ -1738,15 +1087,15 @@
           <w:sz w:val="28"/>
           <w:szCs w:val="28"/>
         </w:rPr>
-        <w:t>白描</w:t>
-      </w:r>
-      <w:r>
-        <w:rPr>
-          <w:rFonts w:ascii="標楷體" w:eastAsia="標楷體" w:hAnsi="標楷體" w:hint="eastAsia"/>
-          <w:sz w:val="28"/>
-          <w:szCs w:val="28"/>
-        </w:rPr>
-        <w:t>來表現男女雙方的內心感受，藝術表現手法新穎</w:t>
+        <w:t>入木三分</w:t>
+      </w:r>
+      <w:r>
+        <w:rPr>
+          <w:rFonts w:ascii="標楷體" w:eastAsia="標楷體" w:hAnsi="標楷體" w:hint="eastAsia"/>
+          <w:sz w:val="28"/>
+          <w:szCs w:val="28"/>
+        </w:rPr>
+        <w:t>。一「起」一「睡」之間，道盡了</w:t>
       </w:r>
       <w:r>
         <w:rPr>
@@ -1756,553 +1105,137 @@
           <w:sz w:val="28"/>
           <w:szCs w:val="28"/>
         </w:rPr>
-        <w:t>別致</w:t>
-      </w:r>
-      <w:r>
-        <w:rPr>
-          <w:rFonts w:ascii="標楷體" w:eastAsia="標楷體" w:hAnsi="標楷體" w:hint="eastAsia"/>
-          <w:sz w:val="28"/>
-          <w:szCs w:val="28"/>
-        </w:rPr>
-        <w:t>。是</w:t>
-      </w:r>
-      <w:r>
-        <w:rPr>
-          <w:rFonts w:ascii="標楷體" w:eastAsia="標楷體" w:hAnsi="標楷體" w:hint="eastAsia"/>
-          <w:sz w:val="28"/>
-          <w:szCs w:val="28"/>
-          <w:u w:val="single"/>
-        </w:rPr>
-        <w:t>柳永</w:t>
-      </w:r>
-      <w:r>
-        <w:rPr>
-          <w:rFonts w:ascii="標楷體" w:eastAsia="標楷體" w:hAnsi="標楷體" w:hint="eastAsia"/>
-          <w:sz w:val="28"/>
-          <w:szCs w:val="28"/>
-        </w:rPr>
-        <w:t>同類作品中較有特色的一首。</w:t>
+        <w:t>無處安放</w:t>
+      </w:r>
+      <w:r>
+        <w:rPr>
+          <w:rFonts w:ascii="標楷體" w:eastAsia="標楷體" w:hAnsi="標楷體" w:hint="eastAsia"/>
+          <w:sz w:val="28"/>
+          <w:szCs w:val="28"/>
+        </w:rPr>
+        <w:t>的焦慮與無奈；而「長如歲」的度日如年之感，則將時間的心理感受拉長到了極致。</w:t>
       </w:r>
     </w:p>
     <w:p>
       <w:pPr>
-        <w:spacing w:line="480" w:lineRule="exact"/>
+        <w:spacing w:line="440" w:lineRule="exact"/>
         <w:rPr>
           <w:rFonts w:ascii="標楷體" w:eastAsia="標楷體" w:hAnsi="標楷體"/>
-          <w:sz w:val="28"/>
-          <w:szCs w:val="28"/>
-        </w:rPr>
-      </w:pPr>
-      <w:r>
-        <w:rPr>
-          <w:rFonts w:ascii="標楷體" w:eastAsia="標楷體" w:hAnsi="標楷體" w:hint="eastAsia"/>
-          <w:sz w:val="28"/>
-          <w:szCs w:val="28"/>
-        </w:rPr>
-        <w:t xml:space="preserve">    </w:t>
-      </w:r>
-      <w:proofErr w:type="gramStart"/>
-      <w:r>
-        <w:rPr>
-          <w:rFonts w:ascii="標楷體" w:eastAsia="標楷體" w:hAnsi="標楷體" w:hint="eastAsia"/>
-          <w:sz w:val="28"/>
-          <w:szCs w:val="28"/>
-        </w:rPr>
-        <w:t>起句寫</w:t>
-      </w:r>
-      <w:proofErr w:type="gramEnd"/>
-      <w:r>
-        <w:rPr>
-          <w:rFonts w:ascii="標楷體" w:eastAsia="標楷體" w:hAnsi="標楷體" w:hint="eastAsia"/>
-          <w:sz w:val="28"/>
-          <w:szCs w:val="28"/>
-        </w:rPr>
-        <w:t>初秋天氣逐漸涼了。</w:t>
-      </w:r>
-      <w:r>
-        <w:rPr>
-          <w:rFonts w:ascii="標楷體" w:eastAsia="標楷體" w:hAnsi="標楷體" w:hint="eastAsia"/>
-          <w:sz w:val="28"/>
-          <w:szCs w:val="28"/>
-        </w:rPr>
-        <w:t>「</w:t>
-      </w:r>
-      <w:r>
-        <w:rPr>
-          <w:rFonts w:ascii="標楷體" w:eastAsia="標楷體" w:hAnsi="標楷體" w:hint="eastAsia"/>
-          <w:sz w:val="28"/>
-          <w:szCs w:val="28"/>
-        </w:rPr>
-        <w:t>薄</w:t>
-      </w:r>
-      <w:proofErr w:type="gramStart"/>
-      <w:r>
-        <w:rPr>
-          <w:rFonts w:ascii="標楷體" w:eastAsia="標楷體" w:hAnsi="標楷體" w:hint="eastAsia"/>
-          <w:sz w:val="28"/>
-          <w:szCs w:val="28"/>
-        </w:rPr>
-        <w:t>衾</w:t>
-      </w:r>
-      <w:proofErr w:type="gramEnd"/>
-      <w:r>
-        <w:rPr>
-          <w:rFonts w:ascii="標楷體" w:eastAsia="標楷體" w:hAnsi="標楷體" w:hint="eastAsia"/>
-          <w:sz w:val="28"/>
-          <w:szCs w:val="28"/>
-        </w:rPr>
-        <w:t>」</w:t>
-      </w:r>
-      <w:r>
-        <w:rPr>
-          <w:rFonts w:ascii="標楷體" w:eastAsia="標楷體" w:hAnsi="標楷體" w:hint="eastAsia"/>
-          <w:sz w:val="28"/>
-          <w:szCs w:val="28"/>
-        </w:rPr>
-        <w:t>，是由於天氣</w:t>
-      </w:r>
-      <w:proofErr w:type="gramStart"/>
-      <w:r>
-        <w:rPr>
-          <w:rFonts w:ascii="標楷體" w:eastAsia="標楷體" w:hAnsi="標楷體" w:hint="eastAsia"/>
-          <w:sz w:val="28"/>
-          <w:szCs w:val="28"/>
-        </w:rPr>
-        <w:t>雖涼卻</w:t>
-      </w:r>
-      <w:proofErr w:type="gramEnd"/>
-      <w:r>
-        <w:rPr>
-          <w:rFonts w:ascii="標楷體" w:eastAsia="標楷體" w:hAnsi="標楷體" w:hint="eastAsia"/>
-          <w:sz w:val="28"/>
-          <w:szCs w:val="28"/>
-        </w:rPr>
-        <w:t>還沒有冷；從</w:t>
-      </w:r>
-      <w:r>
-        <w:rPr>
-          <w:rFonts w:ascii="標楷體" w:eastAsia="標楷體" w:hAnsi="標楷體" w:hint="eastAsia"/>
-          <w:sz w:val="28"/>
-          <w:szCs w:val="28"/>
-        </w:rPr>
-        <w:t>「</w:t>
-      </w:r>
-      <w:proofErr w:type="gramStart"/>
-      <w:r>
-        <w:rPr>
-          <w:rFonts w:ascii="標楷體" w:eastAsia="標楷體" w:hAnsi="標楷體" w:hint="eastAsia"/>
-          <w:sz w:val="28"/>
-          <w:szCs w:val="28"/>
-        </w:rPr>
-        <w:t>小枕</w:t>
-      </w:r>
-      <w:proofErr w:type="gramEnd"/>
-      <w:r>
-        <w:rPr>
-          <w:rFonts w:ascii="標楷體" w:eastAsia="標楷體" w:hAnsi="標楷體" w:hint="eastAsia"/>
-          <w:sz w:val="28"/>
-          <w:szCs w:val="28"/>
-        </w:rPr>
-        <w:t>」</w:t>
-      </w:r>
-      <w:r>
-        <w:rPr>
-          <w:rFonts w:ascii="標楷體" w:eastAsia="標楷體" w:hAnsi="標楷體" w:hint="eastAsia"/>
-          <w:sz w:val="28"/>
-          <w:szCs w:val="28"/>
-        </w:rPr>
-        <w:t>看，詞中人此時還擁</w:t>
-      </w:r>
-      <w:proofErr w:type="gramStart"/>
-      <w:r>
-        <w:rPr>
-          <w:rFonts w:ascii="標楷體" w:eastAsia="標楷體" w:hAnsi="標楷體" w:hint="eastAsia"/>
-          <w:sz w:val="28"/>
-          <w:szCs w:val="28"/>
-        </w:rPr>
-        <w:t>衾獨臥</w:t>
-      </w:r>
-      <w:proofErr w:type="gramEnd"/>
-      <w:r>
-        <w:rPr>
-          <w:rFonts w:ascii="標楷體" w:eastAsia="標楷體" w:hAnsi="標楷體" w:hint="eastAsia"/>
-          <w:sz w:val="28"/>
-          <w:szCs w:val="28"/>
-        </w:rPr>
-        <w:t>，於是</w:t>
-      </w:r>
-      <w:r>
-        <w:rPr>
-          <w:rFonts w:ascii="標楷體" w:eastAsia="標楷體" w:hAnsi="標楷體" w:hint="eastAsia"/>
-          <w:sz w:val="28"/>
-          <w:szCs w:val="28"/>
-        </w:rPr>
-        <w:t>「</w:t>
-      </w:r>
-      <w:proofErr w:type="gramStart"/>
-      <w:r>
-        <w:rPr>
-          <w:rFonts w:ascii="標楷體" w:eastAsia="標楷體" w:hAnsi="標楷體" w:hint="eastAsia"/>
-          <w:sz w:val="28"/>
-          <w:szCs w:val="28"/>
-        </w:rPr>
-        <w:t>乍覺別離</w:t>
-      </w:r>
-      <w:proofErr w:type="gramEnd"/>
-      <w:r>
-        <w:rPr>
-          <w:rFonts w:ascii="標楷體" w:eastAsia="標楷體" w:hAnsi="標楷體" w:hint="eastAsia"/>
-          <w:sz w:val="28"/>
-          <w:szCs w:val="28"/>
-        </w:rPr>
-        <w:t>滋味</w:t>
-      </w:r>
-      <w:r>
-        <w:rPr>
-          <w:rFonts w:ascii="標楷體" w:eastAsia="標楷體" w:hAnsi="標楷體" w:hint="eastAsia"/>
-          <w:sz w:val="28"/>
-          <w:szCs w:val="28"/>
-        </w:rPr>
-        <w:t>」</w:t>
-      </w:r>
-      <w:r>
-        <w:rPr>
-          <w:rFonts w:ascii="標楷體" w:eastAsia="標楷體" w:hAnsi="標楷體" w:hint="eastAsia"/>
+          <w:spacing w:val="-4"/>
+          <w:sz w:val="28"/>
+          <w:szCs w:val="28"/>
+        </w:rPr>
+      </w:pPr>
+      <w:r>
+        <w:rPr>
+          <w:rFonts w:ascii="標楷體" w:eastAsia="標楷體" w:hAnsi="標楷體" w:hint="eastAsia"/>
+          <w:sz w:val="28"/>
+          <w:szCs w:val="28"/>
+        </w:rPr>
+        <w:t xml:space="preserve">　　</w:t>
+      </w:r>
+      <w:r>
+        <w:rPr>
+          <w:rFonts w:ascii="標楷體" w:eastAsia="標楷體" w:hAnsi="標楷體" w:hint="eastAsia"/>
+          <w:spacing w:val="-4"/>
+          <w:sz w:val="28"/>
+          <w:szCs w:val="28"/>
+        </w:rPr>
+        <w:t>下片轉入極具戲劇性的內心掙扎。「也擬待、卻回征轡；又爭奈、已成行計」，寫出了情感與理智的激烈衝突。作者一度動了掉頭回返、重歸佳人身邊的念頭（卻回征轡），但殘酷的現實與既定的行程（已成行計）又將他硬生生拉回。這種想回卻不能回的無奈，引發了後續「萬種思量，多方開解，只恁寂寞厭厭地」的無力感——即便嘗試各種方式自我寬慰，最終依然無法擺脫那份淹沒身心的寂寞與精神</w:t>
+      </w:r>
+      <w:r>
+        <w:rPr>
+          <w:rFonts w:ascii="標楷體" w:eastAsia="標楷體" w:hAnsi="標楷體" w:hint="eastAsia"/>
+          <w:b/>
+          <w:bCs/>
+          <w:spacing w:val="-4"/>
+          <w:sz w:val="28"/>
+          <w:szCs w:val="28"/>
+        </w:rPr>
+        <w:t>委靡</w:t>
+      </w:r>
+      <w:r>
+        <w:rPr>
+          <w:rFonts w:ascii="標楷體" w:eastAsia="標楷體" w:hAnsi="標楷體" w:hint="eastAsia"/>
+          <w:spacing w:val="-4"/>
           <w:sz w:val="28"/>
           <w:szCs w:val="28"/>
         </w:rPr>
         <w:t>。</w:t>
-      </w:r>
-      <w:r>
-        <w:rPr>
-          <w:rFonts w:ascii="標楷體" w:eastAsia="標楷體" w:hAnsi="標楷體" w:hint="eastAsia"/>
-          <w:sz w:val="28"/>
-          <w:szCs w:val="28"/>
-        </w:rPr>
-        <w:t>「</w:t>
-      </w:r>
-      <w:proofErr w:type="gramStart"/>
-      <w:r>
-        <w:rPr>
-          <w:rFonts w:ascii="標楷體" w:eastAsia="標楷體" w:hAnsi="標楷體" w:hint="eastAsia"/>
-          <w:sz w:val="28"/>
-          <w:szCs w:val="28"/>
-        </w:rPr>
-        <w:t>乍覺</w:t>
-      </w:r>
-      <w:r>
-        <w:rPr>
-          <w:rFonts w:ascii="標楷體" w:eastAsia="標楷體" w:hAnsi="標楷體" w:hint="eastAsia"/>
-          <w:sz w:val="28"/>
-          <w:szCs w:val="28"/>
-        </w:rPr>
-        <w:t>」</w:t>
-      </w:r>
-      <w:proofErr w:type="gramEnd"/>
-      <w:r>
-        <w:rPr>
-          <w:rFonts w:ascii="標楷體" w:eastAsia="標楷體" w:hAnsi="標楷體" w:hint="eastAsia"/>
-          <w:sz w:val="28"/>
-          <w:szCs w:val="28"/>
-        </w:rPr>
-        <w:t>，是由於被某種事物觸動，一下引起了感情的波瀾。接下來作者將</w:t>
-      </w:r>
-      <w:r>
-        <w:rPr>
-          <w:rFonts w:ascii="標楷體" w:eastAsia="標楷體" w:hAnsi="標楷體" w:hint="eastAsia"/>
-          <w:sz w:val="28"/>
-          <w:szCs w:val="28"/>
-        </w:rPr>
-        <w:t>「</w:t>
-      </w:r>
-      <w:r>
-        <w:rPr>
-          <w:rFonts w:ascii="標楷體" w:eastAsia="標楷體" w:hAnsi="標楷體" w:hint="eastAsia"/>
-          <w:sz w:val="28"/>
-          <w:szCs w:val="28"/>
-        </w:rPr>
-        <w:t>別離滋味</w:t>
-      </w:r>
-      <w:r>
-        <w:rPr>
-          <w:rFonts w:ascii="標楷體" w:eastAsia="標楷體" w:hAnsi="標楷體" w:hint="eastAsia"/>
-          <w:sz w:val="28"/>
-          <w:szCs w:val="28"/>
-        </w:rPr>
-        <w:t>」</w:t>
-      </w:r>
-      <w:r>
-        <w:rPr>
-          <w:rFonts w:ascii="標楷體" w:eastAsia="標楷體" w:hAnsi="標楷體" w:hint="eastAsia"/>
-          <w:sz w:val="28"/>
-          <w:szCs w:val="28"/>
-        </w:rPr>
-        <w:t>作了具體的描述：</w:t>
-      </w:r>
-      <w:r>
-        <w:rPr>
-          <w:rFonts w:ascii="標楷體" w:eastAsia="標楷體" w:hAnsi="標楷體" w:hint="eastAsia"/>
-          <w:sz w:val="28"/>
-          <w:szCs w:val="28"/>
-        </w:rPr>
-        <w:t>「</w:t>
-      </w:r>
-      <w:r>
-        <w:rPr>
-          <w:rFonts w:ascii="標楷體" w:eastAsia="標楷體" w:hAnsi="標楷體" w:hint="eastAsia"/>
-          <w:sz w:val="28"/>
-          <w:szCs w:val="28"/>
-        </w:rPr>
-        <w:t>展轉</w:t>
-      </w:r>
-      <w:proofErr w:type="gramStart"/>
-      <w:r>
-        <w:rPr>
-          <w:rFonts w:ascii="標楷體" w:eastAsia="標楷體" w:hAnsi="標楷體" w:hint="eastAsia"/>
-          <w:sz w:val="28"/>
-          <w:szCs w:val="28"/>
-        </w:rPr>
-        <w:t>數寒更</w:t>
-      </w:r>
-      <w:proofErr w:type="gramEnd"/>
-      <w:r>
-        <w:rPr>
-          <w:rFonts w:ascii="標楷體" w:eastAsia="標楷體" w:hAnsi="標楷體" w:hint="eastAsia"/>
-          <w:sz w:val="28"/>
-          <w:szCs w:val="28"/>
-        </w:rPr>
-        <w:t>，起了</w:t>
-      </w:r>
-      <w:proofErr w:type="gramStart"/>
-      <w:r>
-        <w:rPr>
-          <w:rFonts w:ascii="標楷體" w:eastAsia="標楷體" w:hAnsi="標楷體" w:hint="eastAsia"/>
-          <w:sz w:val="28"/>
-          <w:szCs w:val="28"/>
-        </w:rPr>
-        <w:t>還重睡</w:t>
-      </w:r>
-      <w:proofErr w:type="gramEnd"/>
-      <w:r>
-        <w:rPr>
-          <w:rFonts w:ascii="標楷體" w:eastAsia="標楷體" w:hAnsi="標楷體" w:hint="eastAsia"/>
-          <w:sz w:val="28"/>
-          <w:szCs w:val="28"/>
-        </w:rPr>
-        <w:t>」</w:t>
-      </w:r>
-      <w:r>
-        <w:rPr>
-          <w:rFonts w:ascii="標楷體" w:eastAsia="標楷體" w:hAnsi="標楷體" w:hint="eastAsia"/>
-          <w:sz w:val="28"/>
-          <w:szCs w:val="28"/>
-        </w:rPr>
-        <w:t>。空床展轉，夜不能</w:t>
-      </w:r>
-      <w:proofErr w:type="gramStart"/>
-      <w:r>
-        <w:rPr>
-          <w:rFonts w:ascii="標楷體" w:eastAsia="標楷體" w:hAnsi="標楷體" w:hint="eastAsia"/>
-          <w:sz w:val="28"/>
-          <w:szCs w:val="28"/>
-        </w:rPr>
-        <w:t>寐</w:t>
-      </w:r>
-      <w:proofErr w:type="gramEnd"/>
-      <w:r>
-        <w:rPr>
-          <w:rFonts w:ascii="標楷體" w:eastAsia="標楷體" w:hAnsi="標楷體" w:hint="eastAsia"/>
-          <w:sz w:val="28"/>
-          <w:szCs w:val="28"/>
-        </w:rPr>
-        <w:t>；希望睡去，是由於夢中也許還</w:t>
-      </w:r>
-      <w:proofErr w:type="gramStart"/>
-      <w:r>
-        <w:rPr>
-          <w:rFonts w:ascii="標楷體" w:eastAsia="標楷體" w:hAnsi="標楷體" w:hint="eastAsia"/>
-          <w:sz w:val="28"/>
-          <w:szCs w:val="28"/>
-        </w:rPr>
-        <w:t>可以解愁</w:t>
-      </w:r>
-      <w:proofErr w:type="gramEnd"/>
-      <w:r>
-        <w:rPr>
-          <w:rFonts w:ascii="標楷體" w:eastAsia="標楷體" w:hAnsi="標楷體" w:hint="eastAsia"/>
-          <w:sz w:val="28"/>
-          <w:szCs w:val="28"/>
-        </w:rPr>
-        <w:t>。默默</w:t>
-      </w:r>
-      <w:r>
-        <w:rPr>
-          <w:rFonts w:ascii="標楷體" w:eastAsia="標楷體" w:hAnsi="標楷體" w:hint="eastAsia"/>
-          <w:sz w:val="28"/>
-          <w:szCs w:val="28"/>
-        </w:rPr>
-        <w:t>的</w:t>
-      </w:r>
-      <w:r>
-        <w:rPr>
-          <w:rFonts w:ascii="標楷體" w:eastAsia="標楷體" w:hAnsi="標楷體" w:hint="eastAsia"/>
-          <w:sz w:val="28"/>
-          <w:szCs w:val="28"/>
-        </w:rPr>
-        <w:t>計算著更次，可是仍不能入睡，起床後，又躺下來。</w:t>
       </w:r>
     </w:p>
     <w:p>
       <w:pPr>
-        <w:spacing w:line="480" w:lineRule="exact"/>
-        <w:rPr>
-          <w:rFonts w:ascii="標楷體" w:eastAsia="標楷體" w:hAnsi="標楷體"/>
-          <w:sz w:val="28"/>
-          <w:szCs w:val="28"/>
-        </w:rPr>
-      </w:pPr>
-      <w:r>
-        <w:rPr>
-          <w:rFonts w:ascii="標楷體" w:eastAsia="標楷體" w:hAnsi="標楷體" w:hint="eastAsia"/>
-          <w:sz w:val="28"/>
-          <w:szCs w:val="28"/>
-        </w:rPr>
-        <w:t xml:space="preserve">    </w:t>
-      </w:r>
-      <w:r>
-        <w:rPr>
-          <w:rFonts w:ascii="標楷體" w:eastAsia="標楷體" w:hAnsi="標楷體" w:hint="eastAsia"/>
-          <w:sz w:val="28"/>
-          <w:szCs w:val="28"/>
-        </w:rPr>
-        <w:t>區區數筆把相思者床頭展轉</w:t>
+        <w:spacing w:line="440" w:lineRule="exact"/>
+        <w:rPr>
+          <w:rFonts w:ascii="標楷體" w:eastAsia="標楷體" w:hAnsi="標楷體" w:hint="eastAsia"/>
+          <w:spacing w:val="-4"/>
+          <w:sz w:val="28"/>
+          <w:szCs w:val="28"/>
+        </w:rPr>
+      </w:pPr>
+      <w:r>
+        <w:rPr>
+          <w:rFonts w:ascii="標楷體" w:eastAsia="標楷體" w:hAnsi="標楷體" w:hint="eastAsia"/>
+          <w:sz w:val="28"/>
+          <w:szCs w:val="28"/>
+        </w:rPr>
+        <w:t xml:space="preserve">　　</w:t>
+      </w:r>
+      <w:r>
+        <w:rPr>
+          <w:rFonts w:ascii="標楷體" w:eastAsia="標楷體" w:hAnsi="標楷體" w:hint="eastAsia"/>
+          <w:spacing w:val="-4"/>
+          <w:sz w:val="28"/>
+          <w:szCs w:val="28"/>
+        </w:rPr>
+        <w:t>結句「系我一生心，負你千行淚」是全詞的精神高潮，也是千古傳誦的名句。作者以極其真摯且沉重的筆觸，表達了雙向的深情與愧疚：「我」的一生執念都緊緊牽繫在對方身上，卻偏偏因現實的漂泊，不得不「辜負」對方為自己流下的萬千眼淚。這句詞將執著的深情與無法相守的歉疚交織在一起，具有</w:t>
       </w:r>
       <w:r>
         <w:rPr>
           <w:rFonts w:ascii="標楷體" w:eastAsia="標楷體" w:hAnsi="標楷體" w:hint="eastAsia"/>
           <w:b/>
           <w:bCs/>
-          <w:sz w:val="28"/>
-          <w:szCs w:val="28"/>
-        </w:rPr>
-        <w:t>騰挪</w:t>
-      </w:r>
-      <w:r>
-        <w:rPr>
-          <w:rFonts w:ascii="標楷體" w:eastAsia="標楷體" w:hAnsi="標楷體" w:hint="eastAsia"/>
-          <w:sz w:val="28"/>
-          <w:szCs w:val="28"/>
-        </w:rPr>
-        <w:t>，忽睡忽起，不知如何是好的情狀，毫不掩飾</w:t>
-      </w:r>
-      <w:r>
-        <w:rPr>
-          <w:rFonts w:ascii="標楷體" w:eastAsia="標楷體" w:hAnsi="標楷體" w:hint="eastAsia"/>
-          <w:sz w:val="28"/>
-          <w:szCs w:val="28"/>
-        </w:rPr>
-        <w:t>的</w:t>
-      </w:r>
-      <w:r>
-        <w:rPr>
-          <w:rFonts w:ascii="標楷體" w:eastAsia="標楷體" w:hAnsi="標楷體" w:hint="eastAsia"/>
-          <w:sz w:val="28"/>
-          <w:szCs w:val="28"/>
-        </w:rPr>
-        <w:t>表達出來。</w:t>
-      </w:r>
-      <w:r>
-        <w:rPr>
-          <w:rFonts w:ascii="標楷體" w:eastAsia="標楷體" w:hAnsi="標楷體" w:hint="eastAsia"/>
-          <w:sz w:val="28"/>
-          <w:szCs w:val="28"/>
-        </w:rPr>
-        <w:t>「</w:t>
-      </w:r>
-      <w:r>
-        <w:rPr>
-          <w:rFonts w:ascii="標楷體" w:eastAsia="標楷體" w:hAnsi="標楷體" w:hint="eastAsia"/>
-          <w:sz w:val="28"/>
-          <w:szCs w:val="28"/>
-        </w:rPr>
-        <w:t>畢竟</w:t>
-      </w:r>
-      <w:proofErr w:type="gramStart"/>
-      <w:r>
-        <w:rPr>
-          <w:rFonts w:ascii="標楷體" w:eastAsia="標楷體" w:hAnsi="標楷體" w:hint="eastAsia"/>
-          <w:sz w:val="28"/>
-          <w:szCs w:val="28"/>
-        </w:rPr>
-        <w:t>不成眠</w:t>
-      </w:r>
-      <w:r>
-        <w:rPr>
-          <w:rFonts w:ascii="標楷體" w:eastAsia="標楷體" w:hAnsi="標楷體" w:hint="eastAsia"/>
-          <w:sz w:val="28"/>
-          <w:szCs w:val="28"/>
-        </w:rPr>
-        <w:t>」</w:t>
-      </w:r>
-      <w:proofErr w:type="gramEnd"/>
-      <w:r>
-        <w:rPr>
-          <w:rFonts w:ascii="標楷體" w:eastAsia="標楷體" w:hAnsi="標楷體" w:hint="eastAsia"/>
-          <w:sz w:val="28"/>
-          <w:szCs w:val="28"/>
-        </w:rPr>
-        <w:t>，是對前兩句含意的補充。接著</w:t>
-      </w:r>
-      <w:r>
-        <w:rPr>
-          <w:rFonts w:ascii="標楷體" w:eastAsia="標楷體" w:hAnsi="標楷體" w:hint="eastAsia"/>
-          <w:sz w:val="28"/>
-          <w:szCs w:val="28"/>
-        </w:rPr>
-        <w:t>「</w:t>
-      </w:r>
-      <w:r>
-        <w:rPr>
-          <w:rFonts w:ascii="標楷體" w:eastAsia="標楷體" w:hAnsi="標楷體" w:hint="eastAsia"/>
-          <w:sz w:val="28"/>
-          <w:szCs w:val="28"/>
-        </w:rPr>
-        <w:t>一夜</w:t>
-      </w:r>
-      <w:proofErr w:type="gramStart"/>
-      <w:r>
-        <w:rPr>
-          <w:rFonts w:ascii="標楷體" w:eastAsia="標楷體" w:hAnsi="標楷體" w:hint="eastAsia"/>
-          <w:sz w:val="28"/>
-          <w:szCs w:val="28"/>
-        </w:rPr>
-        <w:t>長如歲</w:t>
-      </w:r>
-      <w:proofErr w:type="gramEnd"/>
-      <w:r>
-        <w:rPr>
-          <w:rFonts w:ascii="標楷體" w:eastAsia="標楷體" w:hAnsi="標楷體" w:hint="eastAsia"/>
-          <w:sz w:val="28"/>
-          <w:szCs w:val="28"/>
-        </w:rPr>
-        <w:t>」</w:t>
-      </w:r>
-      <w:r>
-        <w:rPr>
-          <w:rFonts w:ascii="標楷體" w:eastAsia="標楷體" w:hAnsi="標楷體" w:hint="eastAsia"/>
-          <w:sz w:val="28"/>
-          <w:szCs w:val="28"/>
-        </w:rPr>
-        <w:t>一句巧妙</w:t>
-      </w:r>
-      <w:proofErr w:type="gramStart"/>
-      <w:r>
-        <w:rPr>
-          <w:rFonts w:ascii="標楷體" w:eastAsia="標楷體" w:hAnsi="標楷體" w:hint="eastAsia"/>
-          <w:sz w:val="28"/>
-          <w:szCs w:val="28"/>
-        </w:rPr>
-        <w:t>的</w:t>
+          <w:spacing w:val="-4"/>
+          <w:sz w:val="28"/>
+          <w:szCs w:val="28"/>
+        </w:rPr>
+        <w:t>撼動人心</w:t>
+      </w:r>
+      <w:r>
+        <w:rPr>
+          <w:rFonts w:ascii="標楷體" w:eastAsia="標楷體" w:hAnsi="標楷體" w:hint="eastAsia"/>
+          <w:spacing w:val="-4"/>
+          <w:sz w:val="28"/>
+          <w:szCs w:val="28"/>
+        </w:rPr>
+        <w:t>的情感力量。</w:t>
+      </w:r>
+    </w:p>
+    <w:p>
+      <w:pPr>
+        <w:spacing w:line="440" w:lineRule="exact"/>
+        <w:rPr>
+          <w:rFonts w:ascii="標楷體" w:eastAsia="標楷體" w:hAnsi="標楷體"/>
+          <w:sz w:val="28"/>
+          <w:szCs w:val="28"/>
+        </w:rPr>
+      </w:pPr>
+      <w:r>
+        <w:rPr>
+          <w:rFonts w:ascii="標楷體" w:eastAsia="標楷體" w:hAnsi="標楷體" w:hint="eastAsia"/>
+          <w:sz w:val="28"/>
+          <w:szCs w:val="28"/>
+        </w:rPr>
+        <w:t xml:space="preserve">　　</w:t>
+      </w:r>
+      <w:r>
+        <w:rPr>
+          <w:rFonts w:ascii="標楷體" w:eastAsia="標楷體" w:hAnsi="標楷體" w:hint="eastAsia"/>
+          <w:sz w:val="28"/>
+          <w:szCs w:val="28"/>
+        </w:rPr>
+        <w:t>整首詞沒有</w:t>
       </w:r>
       <w:r>
         <w:rPr>
@@ -2312,74 +1245,15 @@
           <w:sz w:val="28"/>
           <w:szCs w:val="28"/>
         </w:rPr>
-        <w:t>化用</w:t>
-      </w:r>
-      <w:r>
-        <w:rPr>
-          <w:rFonts w:ascii="標楷體" w:eastAsia="標楷體" w:hAnsi="標楷體" w:hint="eastAsia"/>
-          <w:sz w:val="28"/>
-          <w:szCs w:val="28"/>
-        </w:rPr>
-        <w:t>了</w:t>
-      </w:r>
-      <w:proofErr w:type="gramEnd"/>
-      <w:r>
-        <w:rPr>
-          <w:rFonts w:ascii="標楷體" w:eastAsia="標楷體" w:hAnsi="標楷體" w:hint="eastAsia"/>
-          <w:sz w:val="28"/>
-          <w:szCs w:val="28"/>
-        </w:rPr>
-        <w:t>《詩徑·王風·采葛》中</w:t>
-      </w:r>
-      <w:r>
-        <w:rPr>
-          <w:rFonts w:ascii="標楷體" w:eastAsia="標楷體" w:hAnsi="標楷體" w:hint="eastAsia"/>
-          <w:sz w:val="28"/>
-          <w:szCs w:val="28"/>
-        </w:rPr>
-        <w:t>「</w:t>
-      </w:r>
-      <w:r>
-        <w:rPr>
-          <w:rFonts w:ascii="標楷體" w:eastAsia="標楷體" w:hAnsi="標楷體" w:hint="eastAsia"/>
-          <w:sz w:val="28"/>
-          <w:szCs w:val="28"/>
-        </w:rPr>
-        <w:t>一日不見，如</w:t>
-      </w:r>
-      <w:proofErr w:type="gramStart"/>
-      <w:r>
-        <w:rPr>
-          <w:rFonts w:ascii="標楷體" w:eastAsia="標楷體" w:hAnsi="標楷體" w:hint="eastAsia"/>
-          <w:sz w:val="28"/>
-          <w:szCs w:val="28"/>
-        </w:rPr>
-        <w:t>三歲兮</w:t>
-      </w:r>
-      <w:r>
-        <w:rPr>
-          <w:rFonts w:ascii="標楷體" w:eastAsia="標楷體" w:hAnsi="標楷體" w:hint="eastAsia"/>
-          <w:sz w:val="28"/>
-          <w:szCs w:val="28"/>
-        </w:rPr>
-        <w:t>」</w:t>
-      </w:r>
-      <w:r>
-        <w:rPr>
-          <w:rFonts w:ascii="標楷體" w:eastAsia="標楷體" w:hAnsi="標楷體" w:hint="eastAsia"/>
-          <w:sz w:val="28"/>
-          <w:szCs w:val="28"/>
-        </w:rPr>
-        <w:t>的句</w:t>
-      </w:r>
-      <w:proofErr w:type="gramEnd"/>
-      <w:r>
-        <w:rPr>
-          <w:rFonts w:ascii="標楷體" w:eastAsia="標楷體" w:hAnsi="標楷體" w:hint="eastAsia"/>
-          <w:sz w:val="28"/>
-          <w:szCs w:val="28"/>
-        </w:rPr>
-        <w:t>意，但語句更為</w:t>
+        <w:t>堆砌</w:t>
+      </w:r>
+      <w:r>
+        <w:rPr>
+          <w:rFonts w:ascii="標楷體" w:eastAsia="標楷體" w:hAnsi="標楷體" w:hint="eastAsia"/>
+          <w:sz w:val="28"/>
+          <w:szCs w:val="28"/>
+        </w:rPr>
+        <w:t>華麗的</w:t>
       </w:r>
       <w:r>
         <w:rPr>
@@ -2389,9 +1263,16 @@
           <w:sz w:val="28"/>
           <w:szCs w:val="28"/>
         </w:rPr>
-        <w:t>凝</w:t>
-      </w:r>
-      <w:proofErr w:type="gramStart"/>
+        <w:t>詞藻</w:t>
+      </w:r>
+      <w:r>
+        <w:rPr>
+          <w:rFonts w:ascii="標楷體" w:eastAsia="標楷體" w:hAnsi="標楷體" w:hint="eastAsia"/>
+          <w:sz w:val="28"/>
+          <w:szCs w:val="28"/>
+        </w:rPr>
+        <w:t>，而是採用</w:t>
+      </w:r>
       <w:r>
         <w:rPr>
           <w:rFonts w:ascii="標楷體" w:eastAsia="標楷體" w:hAnsi="標楷體" w:hint="eastAsia"/>
@@ -2400,737 +1281,32 @@
           <w:sz w:val="28"/>
           <w:szCs w:val="28"/>
         </w:rPr>
-        <w:t>鍊</w:t>
-      </w:r>
-      <w:proofErr w:type="gramEnd"/>
-      <w:r>
-        <w:rPr>
-          <w:rFonts w:ascii="標楷體" w:eastAsia="標楷體" w:hAnsi="標楷體" w:hint="eastAsia"/>
-          <w:sz w:val="28"/>
-          <w:szCs w:val="28"/>
-        </w:rPr>
-        <w:t>，感情更為深</w:t>
-      </w:r>
-      <w:proofErr w:type="gramStart"/>
-      <w:r>
-        <w:rPr>
-          <w:rFonts w:ascii="標楷體" w:eastAsia="標楷體" w:hAnsi="標楷體" w:hint="eastAsia"/>
-          <w:sz w:val="28"/>
-          <w:szCs w:val="28"/>
-        </w:rPr>
-        <w:t>沉</w:t>
-      </w:r>
-      <w:proofErr w:type="gramEnd"/>
-      <w:r>
-        <w:rPr>
-          <w:rFonts w:ascii="標楷體" w:eastAsia="標楷體" w:hAnsi="標楷體" w:hint="eastAsia"/>
-          <w:sz w:val="28"/>
-          <w:szCs w:val="28"/>
-        </w:rPr>
-        <w:t>。</w:t>
-      </w:r>
-      <w:proofErr w:type="gramStart"/>
-      <w:r>
-        <w:rPr>
-          <w:rFonts w:ascii="標楷體" w:eastAsia="標楷體" w:hAnsi="標楷體" w:hint="eastAsia"/>
-          <w:sz w:val="28"/>
-          <w:szCs w:val="28"/>
-        </w:rPr>
-        <w:t>這幾句把</w:t>
-      </w:r>
-      <w:proofErr w:type="gramEnd"/>
-      <w:r>
-        <w:rPr>
-          <w:rFonts w:ascii="標楷體" w:eastAsia="標楷體" w:hAnsi="標楷體" w:hint="eastAsia"/>
-          <w:sz w:val="28"/>
-          <w:szCs w:val="28"/>
-        </w:rPr>
-        <w:t>「</w:t>
-      </w:r>
-      <w:r>
-        <w:rPr>
-          <w:rFonts w:ascii="標楷體" w:eastAsia="標楷體" w:hAnsi="標楷體" w:hint="eastAsia"/>
-          <w:sz w:val="28"/>
-          <w:szCs w:val="28"/>
-        </w:rPr>
-        <w:t>別離滋味</w:t>
-      </w:r>
-      <w:r>
-        <w:rPr>
-          <w:rFonts w:ascii="標楷體" w:eastAsia="標楷體" w:hAnsi="標楷體" w:hint="eastAsia"/>
-          <w:sz w:val="28"/>
-          <w:szCs w:val="28"/>
-        </w:rPr>
-        <w:t>」</w:t>
-      </w:r>
-      <w:r>
-        <w:rPr>
-          <w:rFonts w:ascii="標楷體" w:eastAsia="標楷體" w:hAnsi="標楷體" w:hint="eastAsia"/>
-          <w:sz w:val="28"/>
-          <w:szCs w:val="28"/>
-        </w:rPr>
-        <w:t>如話家常</w:t>
-      </w:r>
-      <w:proofErr w:type="gramStart"/>
-      <w:r>
-        <w:rPr>
-          <w:rFonts w:ascii="標楷體" w:eastAsia="標楷體" w:hAnsi="標楷體" w:hint="eastAsia"/>
-          <w:sz w:val="28"/>
-          <w:szCs w:val="28"/>
-        </w:rPr>
-        <w:t>一樣攤現開</w:t>
-      </w:r>
-      <w:proofErr w:type="gramEnd"/>
-      <w:r>
-        <w:rPr>
-          <w:rFonts w:ascii="標楷體" w:eastAsia="標楷體" w:hAnsi="標楷體" w:hint="eastAsia"/>
-          <w:sz w:val="28"/>
-          <w:szCs w:val="28"/>
-        </w:rPr>
-        <w:t>來，質樸無華的詞句</w:t>
-      </w:r>
-      <w:r>
-        <w:rPr>
-          <w:rFonts w:ascii="標楷體" w:eastAsia="標楷體" w:hAnsi="標楷體" w:hint="eastAsia"/>
-          <w:sz w:val="28"/>
-          <w:szCs w:val="28"/>
-        </w:rPr>
-        <w:t>裡</w:t>
-      </w:r>
-      <w:r>
-        <w:rPr>
-          <w:rFonts w:ascii="標楷體" w:eastAsia="標楷體" w:hAnsi="標楷體" w:hint="eastAsia"/>
-          <w:sz w:val="28"/>
-          <w:szCs w:val="28"/>
-        </w:rPr>
-        <w:t>，蘊含著熾烈的生活熱情。</w:t>
-      </w:r>
-    </w:p>
-    <w:p>
-      <w:pPr>
-        <w:spacing w:line="480" w:lineRule="exact"/>
-        <w:rPr>
-          <w:rFonts w:ascii="標楷體" w:eastAsia="標楷體" w:hAnsi="標楷體"/>
-          <w:sz w:val="28"/>
-          <w:szCs w:val="28"/>
-        </w:rPr>
-      </w:pPr>
-      <w:r>
-        <w:rPr>
-          <w:rFonts w:ascii="標楷體" w:eastAsia="標楷體" w:hAnsi="標楷體" w:hint="eastAsia"/>
-          <w:sz w:val="28"/>
-          <w:szCs w:val="28"/>
-        </w:rPr>
-        <w:t xml:space="preserve">    </w:t>
-      </w:r>
-      <w:r>
-        <w:rPr>
-          <w:rFonts w:ascii="標楷體" w:eastAsia="標楷體" w:hAnsi="標楷體" w:hint="eastAsia"/>
-          <w:sz w:val="28"/>
-          <w:szCs w:val="28"/>
-        </w:rPr>
-        <w:t>詞的下片轉而寫遊子思歸，表現了遊子理智與感情發生衝突複雜的內心體驗。</w:t>
-      </w:r>
-      <w:r>
-        <w:rPr>
-          <w:rFonts w:ascii="標楷體" w:eastAsia="標楷體" w:hAnsi="標楷體" w:hint="eastAsia"/>
-          <w:sz w:val="28"/>
-          <w:szCs w:val="28"/>
-        </w:rPr>
-        <w:t>「</w:t>
-      </w:r>
-      <w:r>
-        <w:rPr>
-          <w:rFonts w:ascii="標楷體" w:eastAsia="標楷體" w:hAnsi="標楷體" w:hint="eastAsia"/>
-          <w:sz w:val="28"/>
-          <w:szCs w:val="28"/>
-        </w:rPr>
-        <w:t>也擬待、卻回征</w:t>
-      </w:r>
-      <w:proofErr w:type="gramStart"/>
-      <w:r>
-        <w:rPr>
-          <w:rFonts w:ascii="標楷體" w:eastAsia="標楷體" w:hAnsi="標楷體" w:hint="eastAsia"/>
-          <w:sz w:val="28"/>
-          <w:szCs w:val="28"/>
-        </w:rPr>
-        <w:t>轡</w:t>
-      </w:r>
-      <w:proofErr w:type="gramEnd"/>
-      <w:r>
-        <w:rPr>
-          <w:rFonts w:ascii="標楷體" w:eastAsia="標楷體" w:hAnsi="標楷體" w:hint="eastAsia"/>
-          <w:sz w:val="28"/>
-          <w:szCs w:val="28"/>
-        </w:rPr>
-        <w:t>」</w:t>
-      </w:r>
-      <w:r>
-        <w:rPr>
-          <w:rFonts w:ascii="標楷體" w:eastAsia="標楷體" w:hAnsi="標楷體" w:hint="eastAsia"/>
-          <w:sz w:val="28"/>
-          <w:szCs w:val="28"/>
-        </w:rPr>
-        <w:t>，至此可以知道，這位薄</w:t>
-      </w:r>
-      <w:proofErr w:type="gramStart"/>
-      <w:r>
-        <w:rPr>
-          <w:rFonts w:ascii="標楷體" w:eastAsia="標楷體" w:hAnsi="標楷體" w:hint="eastAsia"/>
-          <w:sz w:val="28"/>
-          <w:szCs w:val="28"/>
-        </w:rPr>
-        <w:t>衾小枕不成眠</w:t>
-      </w:r>
-      <w:proofErr w:type="gramEnd"/>
-      <w:r>
-        <w:rPr>
-          <w:rFonts w:ascii="標楷體" w:eastAsia="標楷體" w:hAnsi="標楷體" w:hint="eastAsia"/>
-          <w:sz w:val="28"/>
-          <w:szCs w:val="28"/>
-        </w:rPr>
-        <w:t>的人，離開他所愛的人沒有</w:t>
-      </w:r>
-      <w:proofErr w:type="gramStart"/>
-      <w:r>
-        <w:rPr>
-          <w:rFonts w:ascii="標楷體" w:eastAsia="標楷體" w:hAnsi="標楷體" w:hint="eastAsia"/>
-          <w:sz w:val="28"/>
-          <w:szCs w:val="28"/>
-        </w:rPr>
-        <w:t>多久，</w:t>
-      </w:r>
-      <w:proofErr w:type="gramEnd"/>
-      <w:r>
-        <w:rPr>
-          <w:rFonts w:ascii="標楷體" w:eastAsia="標楷體" w:hAnsi="標楷體" w:hint="eastAsia"/>
-          <w:sz w:val="28"/>
-          <w:szCs w:val="28"/>
-        </w:rPr>
-        <w:t>可能是早晨才分手，便為</w:t>
-      </w:r>
-      <w:r>
-        <w:rPr>
-          <w:rFonts w:ascii="標楷體" w:eastAsia="標楷體" w:hAnsi="標楷體" w:hint="eastAsia"/>
-          <w:sz w:val="28"/>
-          <w:szCs w:val="28"/>
-        </w:rPr>
-        <w:t>「</w:t>
-      </w:r>
-      <w:r>
-        <w:rPr>
-          <w:rFonts w:ascii="標楷體" w:eastAsia="標楷體" w:hAnsi="標楷體" w:hint="eastAsia"/>
-          <w:sz w:val="28"/>
-          <w:szCs w:val="28"/>
-        </w:rPr>
-        <w:t>別離滋味</w:t>
-      </w:r>
-      <w:r>
-        <w:rPr>
-          <w:rFonts w:ascii="標楷體" w:eastAsia="標楷體" w:hAnsi="標楷體" w:hint="eastAsia"/>
-          <w:sz w:val="28"/>
-          <w:szCs w:val="28"/>
-        </w:rPr>
-        <w:t>」</w:t>
-      </w:r>
-      <w:r>
-        <w:rPr>
-          <w:rFonts w:ascii="標楷體" w:eastAsia="標楷體" w:hAnsi="標楷體" w:hint="eastAsia"/>
-          <w:sz w:val="28"/>
-          <w:szCs w:val="28"/>
-        </w:rPr>
-        <w:t>所苦了。此刻當他無論如何都</w:t>
-      </w:r>
-      <w:proofErr w:type="gramStart"/>
-      <w:r>
-        <w:rPr>
-          <w:rFonts w:ascii="標楷體" w:eastAsia="標楷體" w:hAnsi="標楷體" w:hint="eastAsia"/>
-          <w:sz w:val="28"/>
-          <w:szCs w:val="28"/>
-        </w:rPr>
-        <w:t>難遣離情的</w:t>
-      </w:r>
-      <w:proofErr w:type="gramEnd"/>
-      <w:r>
-        <w:rPr>
-          <w:rFonts w:ascii="標楷體" w:eastAsia="標楷體" w:hAnsi="標楷體" w:hint="eastAsia"/>
-          <w:sz w:val="28"/>
-          <w:szCs w:val="28"/>
-        </w:rPr>
-        <w:t>時候，心裡不由得湧起另一個念頭：唉，不如掉轉馬頭回去吧。</w:t>
-      </w:r>
-      <w:r>
-        <w:rPr>
-          <w:rFonts w:ascii="標楷體" w:eastAsia="標楷體" w:hAnsi="標楷體" w:hint="eastAsia"/>
-          <w:sz w:val="28"/>
-          <w:szCs w:val="28"/>
-        </w:rPr>
-        <w:t>「</w:t>
-      </w:r>
-      <w:r>
-        <w:rPr>
-          <w:rFonts w:ascii="標楷體" w:eastAsia="標楷體" w:hAnsi="標楷體" w:hint="eastAsia"/>
-          <w:sz w:val="28"/>
-          <w:szCs w:val="28"/>
-        </w:rPr>
-        <w:t>也擬待</w:t>
-      </w:r>
-      <w:r>
-        <w:rPr>
-          <w:rFonts w:ascii="標楷體" w:eastAsia="標楷體" w:hAnsi="標楷體" w:hint="eastAsia"/>
-          <w:sz w:val="28"/>
-          <w:szCs w:val="28"/>
-        </w:rPr>
-        <w:t>」</w:t>
-      </w:r>
-      <w:r>
-        <w:rPr>
-          <w:rFonts w:ascii="標楷體" w:eastAsia="標楷體" w:hAnsi="標楷體" w:hint="eastAsia"/>
-          <w:sz w:val="28"/>
-          <w:szCs w:val="28"/>
-        </w:rPr>
-        <w:t>，這是萬般無奈後的心理活動。可是，</w:t>
-      </w:r>
-      <w:r>
-        <w:rPr>
-          <w:rFonts w:ascii="標楷體" w:eastAsia="標楷體" w:hAnsi="標楷體" w:hint="eastAsia"/>
-          <w:sz w:val="28"/>
-          <w:szCs w:val="28"/>
-        </w:rPr>
-        <w:t>「</w:t>
-      </w:r>
-      <w:proofErr w:type="gramStart"/>
-      <w:r>
-        <w:rPr>
-          <w:rFonts w:ascii="標楷體" w:eastAsia="標楷體" w:hAnsi="標楷體" w:hint="eastAsia"/>
-          <w:sz w:val="28"/>
-          <w:szCs w:val="28"/>
-        </w:rPr>
-        <w:t>又爭奈</w:t>
-      </w:r>
-      <w:proofErr w:type="gramEnd"/>
-      <w:r>
-        <w:rPr>
-          <w:rFonts w:ascii="標楷體" w:eastAsia="標楷體" w:hAnsi="標楷體" w:hint="eastAsia"/>
-          <w:sz w:val="28"/>
-          <w:szCs w:val="28"/>
-        </w:rPr>
-        <w:t>、已成行計</w:t>
-      </w:r>
-      <w:r>
-        <w:rPr>
-          <w:rFonts w:ascii="標楷體" w:eastAsia="標楷體" w:hAnsi="標楷體" w:hint="eastAsia"/>
-          <w:sz w:val="28"/>
-          <w:szCs w:val="28"/>
-        </w:rPr>
-        <w:t>」，</w:t>
-      </w:r>
-      <w:r>
-        <w:rPr>
-          <w:rFonts w:ascii="標楷體" w:eastAsia="標楷體" w:hAnsi="標楷體" w:hint="eastAsia"/>
-          <w:sz w:val="28"/>
-          <w:szCs w:val="28"/>
-        </w:rPr>
-        <w:t>已經踏上征程，又怎</w:t>
-      </w:r>
-      <w:r>
-        <w:rPr>
-          <w:rFonts w:ascii="標楷體" w:eastAsia="標楷體" w:hAnsi="標楷體" w:hint="eastAsia"/>
-          <w:sz w:val="28"/>
-          <w:szCs w:val="28"/>
-        </w:rPr>
-        <w:t>麼</w:t>
-      </w:r>
-      <w:r>
-        <w:rPr>
-          <w:rFonts w:ascii="標楷體" w:eastAsia="標楷體" w:hAnsi="標楷體" w:hint="eastAsia"/>
-          <w:sz w:val="28"/>
-          <w:szCs w:val="28"/>
-        </w:rPr>
-        <w:t>能再返回原地呢？</w:t>
-      </w:r>
-      <w:proofErr w:type="gramStart"/>
-      <w:r>
-        <w:rPr>
-          <w:rFonts w:ascii="標楷體" w:eastAsia="標楷體" w:hAnsi="標楷體" w:hint="eastAsia"/>
-          <w:sz w:val="28"/>
-          <w:szCs w:val="28"/>
-        </w:rPr>
-        <w:t>歸又歸</w:t>
-      </w:r>
-      <w:proofErr w:type="gramEnd"/>
-      <w:r>
-        <w:rPr>
-          <w:rFonts w:ascii="標楷體" w:eastAsia="標楷體" w:hAnsi="標楷體" w:hint="eastAsia"/>
-          <w:sz w:val="28"/>
-          <w:szCs w:val="28"/>
-        </w:rPr>
-        <w:t>不得，行又不願行，結果仍只好</w:t>
-      </w:r>
-      <w:r>
-        <w:rPr>
-          <w:rFonts w:ascii="標楷體" w:eastAsia="標楷體" w:hAnsi="標楷體" w:hint="eastAsia"/>
-          <w:sz w:val="28"/>
-          <w:szCs w:val="28"/>
-        </w:rPr>
-        <w:t>「</w:t>
-      </w:r>
-      <w:r>
-        <w:rPr>
-          <w:rFonts w:ascii="標楷體" w:eastAsia="標楷體" w:hAnsi="標楷體" w:hint="eastAsia"/>
-          <w:sz w:val="28"/>
-          <w:szCs w:val="28"/>
-        </w:rPr>
-        <w:t>萬種思量，多方開解</w:t>
-      </w:r>
-      <w:r>
-        <w:rPr>
-          <w:rFonts w:ascii="標楷體" w:eastAsia="標楷體" w:hAnsi="標楷體" w:hint="eastAsia"/>
-          <w:sz w:val="28"/>
-          <w:szCs w:val="28"/>
-        </w:rPr>
-        <w:t>」</w:t>
-      </w:r>
-      <w:r>
-        <w:rPr>
-          <w:rFonts w:ascii="標楷體" w:eastAsia="標楷體" w:hAnsi="標楷體" w:hint="eastAsia"/>
-          <w:sz w:val="28"/>
-          <w:szCs w:val="28"/>
-        </w:rPr>
-        <w:t>，但出路自然找不到，便只能</w:t>
-      </w:r>
-      <w:r>
-        <w:rPr>
-          <w:rFonts w:ascii="標楷體" w:eastAsia="標楷體" w:hAnsi="標楷體" w:hint="eastAsia"/>
-          <w:sz w:val="28"/>
-          <w:szCs w:val="28"/>
-        </w:rPr>
-        <w:t>「</w:t>
-      </w:r>
-      <w:r>
-        <w:rPr>
-          <w:rFonts w:ascii="標楷體" w:eastAsia="標楷體" w:hAnsi="標楷體" w:hint="eastAsia"/>
-          <w:sz w:val="28"/>
-          <w:szCs w:val="28"/>
-        </w:rPr>
-        <w:t>寂寞厭厭地</w:t>
-      </w:r>
-      <w:r>
-        <w:rPr>
-          <w:rFonts w:ascii="標楷體" w:eastAsia="標楷體" w:hAnsi="標楷體" w:hint="eastAsia"/>
-          <w:sz w:val="28"/>
-          <w:szCs w:val="28"/>
-        </w:rPr>
-        <w:t>」</w:t>
-      </w:r>
-      <w:r>
-        <w:rPr>
-          <w:rFonts w:ascii="標楷體" w:eastAsia="標楷體" w:hAnsi="標楷體" w:hint="eastAsia"/>
-          <w:sz w:val="28"/>
-          <w:szCs w:val="28"/>
-        </w:rPr>
-        <w:t>，</w:t>
-      </w:r>
-      <w:r>
-        <w:rPr>
-          <w:rFonts w:ascii="標楷體" w:eastAsia="標楷體" w:hAnsi="標楷體" w:hint="eastAsia"/>
-          <w:b/>
-          <w:bCs/>
-          <w:sz w:val="28"/>
-          <w:szCs w:val="28"/>
-        </w:rPr>
-        <w:t>百無聊賴</w:t>
-      </w:r>
-      <w:r>
-        <w:rPr>
-          <w:rFonts w:ascii="標楷體" w:eastAsia="標楷體" w:hAnsi="標楷體" w:hint="eastAsia"/>
-          <w:sz w:val="28"/>
-          <w:szCs w:val="28"/>
-        </w:rPr>
-        <w:t>地過下去了。最後兩句</w:t>
-      </w:r>
-      <w:r>
-        <w:rPr>
-          <w:rFonts w:ascii="標楷體" w:eastAsia="標楷體" w:hAnsi="標楷體" w:hint="eastAsia"/>
-          <w:sz w:val="28"/>
-          <w:szCs w:val="28"/>
-        </w:rPr>
-        <w:t>「</w:t>
-      </w:r>
-      <w:r>
-        <w:rPr>
-          <w:rFonts w:ascii="標楷體" w:eastAsia="標楷體" w:hAnsi="標楷體" w:hint="eastAsia"/>
-          <w:sz w:val="28"/>
-          <w:szCs w:val="28"/>
-        </w:rPr>
-        <w:t>系我一生心，負你</w:t>
-      </w:r>
-      <w:proofErr w:type="gramStart"/>
-      <w:r>
-        <w:rPr>
-          <w:rFonts w:ascii="標楷體" w:eastAsia="標楷體" w:hAnsi="標楷體" w:hint="eastAsia"/>
-          <w:sz w:val="28"/>
-          <w:szCs w:val="28"/>
-        </w:rPr>
-        <w:t>千行淚</w:t>
-      </w:r>
-      <w:proofErr w:type="gramEnd"/>
-      <w:r>
-        <w:rPr>
-          <w:rFonts w:ascii="標楷體" w:eastAsia="標楷體" w:hAnsi="標楷體" w:hint="eastAsia"/>
-          <w:sz w:val="28"/>
-          <w:szCs w:val="28"/>
-        </w:rPr>
-        <w:t>」</w:t>
-      </w:r>
-      <w:r>
-        <w:rPr>
-          <w:rFonts w:ascii="標楷體" w:eastAsia="標楷體" w:hAnsi="標楷體" w:hint="eastAsia"/>
-          <w:sz w:val="28"/>
-          <w:szCs w:val="28"/>
-        </w:rPr>
-        <w:t>包含著多</w:t>
-      </w:r>
-      <w:r>
-        <w:rPr>
-          <w:rFonts w:ascii="標楷體" w:eastAsia="標楷體" w:hAnsi="標楷體" w:hint="eastAsia"/>
-          <w:sz w:val="28"/>
-          <w:szCs w:val="28"/>
-        </w:rPr>
-        <w:t>麼真</w:t>
-      </w:r>
-      <w:r>
-        <w:rPr>
-          <w:rFonts w:ascii="標楷體" w:eastAsia="標楷體" w:hAnsi="標楷體" w:hint="eastAsia"/>
-          <w:sz w:val="28"/>
-          <w:szCs w:val="28"/>
-        </w:rPr>
-        <w:t>摯的感情：我對你一生一世也不會忘記，但看來事情只能如此，也只應如此，雖如此，卻仍不能相見，那</w:t>
-      </w:r>
-      <w:r>
-        <w:rPr>
-          <w:rFonts w:ascii="標楷體" w:eastAsia="標楷體" w:hAnsi="標楷體" w:hint="eastAsia"/>
-          <w:sz w:val="28"/>
-          <w:szCs w:val="28"/>
-        </w:rPr>
-        <w:t>麼</w:t>
-      </w:r>
-      <w:r>
-        <w:rPr>
-          <w:rFonts w:ascii="標楷體" w:eastAsia="標楷體" w:hAnsi="標楷體" w:hint="eastAsia"/>
-          <w:sz w:val="28"/>
-          <w:szCs w:val="28"/>
-        </w:rPr>
-        <w:t>必然是</w:t>
-      </w:r>
-      <w:r>
-        <w:rPr>
-          <w:rFonts w:ascii="標楷體" w:eastAsia="標楷體" w:hAnsi="標楷體" w:hint="eastAsia"/>
-          <w:sz w:val="28"/>
-          <w:szCs w:val="28"/>
-        </w:rPr>
-        <w:t>「</w:t>
-      </w:r>
-      <w:r>
-        <w:rPr>
-          <w:rFonts w:ascii="標楷體" w:eastAsia="標楷體" w:hAnsi="標楷體" w:hint="eastAsia"/>
-          <w:sz w:val="28"/>
-          <w:szCs w:val="28"/>
-        </w:rPr>
-        <w:t>負你</w:t>
-      </w:r>
-      <w:proofErr w:type="gramStart"/>
-      <w:r>
-        <w:rPr>
-          <w:rFonts w:ascii="標楷體" w:eastAsia="標楷體" w:hAnsi="標楷體" w:hint="eastAsia"/>
-          <w:sz w:val="28"/>
-          <w:szCs w:val="28"/>
-        </w:rPr>
-        <w:t>千行淚</w:t>
-      </w:r>
-      <w:proofErr w:type="gramEnd"/>
-      <w:r>
-        <w:rPr>
-          <w:rFonts w:ascii="標楷體" w:eastAsia="標楷體" w:hAnsi="標楷體" w:hint="eastAsia"/>
-          <w:sz w:val="28"/>
-          <w:szCs w:val="28"/>
-        </w:rPr>
-        <w:t>」</w:t>
-      </w:r>
-      <w:r>
-        <w:rPr>
-          <w:rFonts w:ascii="標楷體" w:eastAsia="標楷體" w:hAnsi="標楷體" w:hint="eastAsia"/>
-          <w:sz w:val="28"/>
-          <w:szCs w:val="28"/>
-        </w:rPr>
-        <w:t>了。這一句恰到好處地總結</w:t>
-      </w:r>
-      <w:proofErr w:type="gramStart"/>
-      <w:r>
-        <w:rPr>
-          <w:rFonts w:ascii="標楷體" w:eastAsia="標楷體" w:hAnsi="標楷體" w:hint="eastAsia"/>
-          <w:sz w:val="28"/>
-          <w:szCs w:val="28"/>
-        </w:rPr>
-        <w:t>了全詞彼此</w:t>
-      </w:r>
-      <w:proofErr w:type="gramEnd"/>
-      <w:r>
-        <w:rPr>
-          <w:rFonts w:ascii="標楷體" w:eastAsia="標楷體" w:hAnsi="標楷體" w:hint="eastAsia"/>
-          <w:sz w:val="28"/>
-          <w:szCs w:val="28"/>
-        </w:rPr>
-        <w:t>相思的</w:t>
-      </w:r>
-      <w:proofErr w:type="gramStart"/>
-      <w:r>
-        <w:rPr>
-          <w:rFonts w:ascii="標楷體" w:eastAsia="標楷體" w:hAnsi="標楷體" w:hint="eastAsia"/>
-          <w:b/>
-          <w:bCs/>
-          <w:sz w:val="28"/>
-          <w:szCs w:val="28"/>
-        </w:rPr>
-        <w:t>意脈</w:t>
-      </w:r>
-      <w:r>
-        <w:rPr>
-          <w:rFonts w:ascii="標楷體" w:eastAsia="標楷體" w:hAnsi="標楷體" w:hint="eastAsia"/>
-          <w:sz w:val="28"/>
-          <w:szCs w:val="28"/>
-        </w:rPr>
-        <w:t>，</w:t>
-      </w:r>
-      <w:proofErr w:type="gramEnd"/>
-      <w:r>
-        <w:rPr>
-          <w:rFonts w:ascii="標楷體" w:eastAsia="標楷體" w:hAnsi="標楷體" w:hint="eastAsia"/>
-          <w:sz w:val="28"/>
-          <w:szCs w:val="28"/>
-        </w:rPr>
-        <w:t>突出了以</w:t>
-      </w:r>
-      <w:r>
-        <w:rPr>
-          <w:rFonts w:ascii="標楷體" w:eastAsia="標楷體" w:hAnsi="標楷體" w:hint="eastAsia"/>
-          <w:sz w:val="28"/>
-          <w:szCs w:val="28"/>
-        </w:rPr>
-        <w:t>「</w:t>
-      </w:r>
-      <w:r>
-        <w:rPr>
-          <w:rFonts w:ascii="標楷體" w:eastAsia="標楷體" w:hAnsi="標楷體" w:hint="eastAsia"/>
-          <w:sz w:val="28"/>
-          <w:szCs w:val="28"/>
-        </w:rPr>
-        <w:t>我</w:t>
-      </w:r>
-      <w:r>
-        <w:rPr>
-          <w:rFonts w:ascii="標楷體" w:eastAsia="標楷體" w:hAnsi="標楷體" w:hint="eastAsia"/>
-          <w:sz w:val="28"/>
-          <w:szCs w:val="28"/>
-        </w:rPr>
-        <w:t>」</w:t>
-      </w:r>
-      <w:r>
-        <w:rPr>
-          <w:rFonts w:ascii="標楷體" w:eastAsia="標楷體" w:hAnsi="標楷體" w:hint="eastAsia"/>
-          <w:sz w:val="28"/>
-          <w:szCs w:val="28"/>
-        </w:rPr>
-        <w:t>為中心</w:t>
-      </w:r>
-      <w:proofErr w:type="gramStart"/>
-      <w:r>
-        <w:rPr>
-          <w:rFonts w:ascii="標楷體" w:eastAsia="標楷體" w:hAnsi="標楷體" w:hint="eastAsia"/>
-          <w:sz w:val="28"/>
-          <w:szCs w:val="28"/>
-        </w:rPr>
-        <w:t>的懷人主旨</w:t>
-      </w:r>
-      <w:proofErr w:type="gramEnd"/>
-      <w:r>
-        <w:rPr>
-          <w:rFonts w:ascii="標楷體" w:eastAsia="標楷體" w:hAnsi="標楷體" w:hint="eastAsia"/>
-          <w:sz w:val="28"/>
-          <w:szCs w:val="28"/>
-        </w:rPr>
-        <w:t>。</w:t>
-      </w:r>
-    </w:p>
-    <w:p>
-      <w:pPr>
-        <w:spacing w:line="480" w:lineRule="exact"/>
-        <w:rPr>
-          <w:rFonts w:ascii="標楷體" w:eastAsia="標楷體" w:hAnsi="標楷體"/>
-          <w:sz w:val="28"/>
-          <w:szCs w:val="28"/>
-        </w:rPr>
-      </w:pPr>
-      <w:r>
-        <w:rPr>
-          <w:rFonts w:ascii="標楷體" w:eastAsia="標楷體" w:hAnsi="標楷體" w:hint="eastAsia"/>
-          <w:sz w:val="28"/>
-          <w:szCs w:val="28"/>
-        </w:rPr>
-        <w:t xml:space="preserve">    </w:t>
-      </w:r>
-      <w:r>
-        <w:rPr>
-          <w:rFonts w:ascii="標楷體" w:eastAsia="標楷體" w:hAnsi="標楷體" w:hint="eastAsia"/>
-          <w:sz w:val="28"/>
-          <w:szCs w:val="28"/>
-        </w:rPr>
-        <w:t>這</w:t>
-      </w:r>
-      <w:proofErr w:type="gramStart"/>
-      <w:r>
-        <w:rPr>
-          <w:rFonts w:ascii="標楷體" w:eastAsia="標楷體" w:hAnsi="標楷體" w:hint="eastAsia"/>
-          <w:sz w:val="28"/>
-          <w:szCs w:val="28"/>
-        </w:rPr>
-        <w:t>首詞純用</w:t>
-      </w:r>
-      <w:proofErr w:type="gramEnd"/>
-      <w:r>
-        <w:rPr>
-          <w:rFonts w:ascii="標楷體" w:eastAsia="標楷體" w:hAnsi="標楷體" w:hint="eastAsia"/>
-          <w:sz w:val="28"/>
-          <w:szCs w:val="28"/>
-        </w:rPr>
-        <w:t>口語，流暢自然，委婉曲折地表達抒情主人公之間的真摯情愛，思想和藝術都比較成熟。</w:t>
-      </w:r>
-      <w:r>
-        <w:rPr>
-          <w:rFonts w:ascii="標楷體" w:eastAsia="標楷體" w:hAnsi="標楷體" w:hint="eastAsia"/>
-          <w:sz w:val="28"/>
-          <w:szCs w:val="28"/>
-        </w:rPr>
-        <w:t>(資料來源：</w:t>
-      </w:r>
-      <w:hyperlink r:id="rId7" w:history="1">
-        <w:r>
-          <w:rPr>
-            <w:rStyle w:val="a4"/>
-            <w:rFonts w:ascii="標楷體" w:eastAsia="標楷體" w:hAnsi="標楷體"/>
-            <w:sz w:val="28"/>
-            <w:szCs w:val="28"/>
-          </w:rPr>
-          <w:t>https://bit.ly/43syznZ</w:t>
-        </w:r>
-      </w:hyperlink>
-      <w:r>
-        <w:rPr>
-          <w:rFonts w:ascii="標楷體" w:eastAsia="標楷體" w:hAnsi="標楷體" w:hint="eastAsia"/>
-          <w:sz w:val="28"/>
-          <w:szCs w:val="28"/>
-        </w:rPr>
-        <w:t>)</w:t>
+        <w:t>白描</w:t>
+      </w:r>
+      <w:r>
+        <w:rPr>
+          <w:rFonts w:ascii="標楷體" w:eastAsia="標楷體" w:hAnsi="標楷體" w:hint="eastAsia"/>
+          <w:sz w:val="28"/>
+          <w:szCs w:val="28"/>
+        </w:rPr>
+        <w:t>手法與口語化的音律，將抽象的離愁轉化為具體的動作與心理活動。</w:t>
+      </w:r>
+      <w:r>
+        <w:rPr>
+          <w:rFonts w:ascii="標楷體" w:eastAsia="標楷體" w:hAnsi="標楷體" w:hint="eastAsia"/>
+          <w:sz w:val="28"/>
+          <w:szCs w:val="28"/>
+          <w:u w:val="single"/>
+        </w:rPr>
+        <w:t>柳永</w:t>
+      </w:r>
+      <w:r>
+        <w:rPr>
+          <w:rFonts w:ascii="標楷體" w:eastAsia="標楷體" w:hAnsi="標楷體" w:hint="eastAsia"/>
+          <w:sz w:val="28"/>
+          <w:szCs w:val="28"/>
+        </w:rPr>
+        <w:t>透過細膩的情節鋪排與直白深刻的抒情，完美呈現了羈旅行人對愛情的執著與無奈，令人回味無窮。</w:t>
       </w:r>
     </w:p>
     <w:p>
@@ -3140,24 +1316,6 @@
           <w:rFonts w:ascii="標楷體" w:eastAsia="標楷體" w:hAnsi="標楷體"/>
           <w:sz w:val="36"/>
           <w:szCs w:val="36"/>
-          <w:bdr w:val="single" w:sz="4" w:space="0" w:color="auto"/>
-        </w:rPr>
-        <w:sectPr>
-          <w:footerReference w:type="default" r:id="rId8"/>
-          <w:pgSz w:w="11906" w:h="16838"/>
-          <w:pgMar w:top="567" w:right="851" w:bottom="567" w:left="851" w:header="567" w:footer="0" w:gutter="0"/>
-          <w:cols w:space="425"/>
-          <w:docGrid w:type="lines" w:linePitch="360"/>
-        </w:sectPr>
-      </w:pPr>
-    </w:p>
-    <w:p>
-      <w:pPr>
-        <w:spacing w:line="480" w:lineRule="exact"/>
-        <w:rPr>
-          <w:rFonts w:ascii="標楷體" w:eastAsia="標楷體" w:hAnsi="標楷體"/>
-          <w:sz w:val="36"/>
-          <w:szCs w:val="36"/>
         </w:rPr>
       </w:pPr>
       <w:r>
@@ -3167,7 +1325,6 @@
           <w:szCs w:val="36"/>
           <w:bdr w:val="single" w:sz="4" w:space="0" w:color="auto"/>
         </w:rPr>
-        <w:lastRenderedPageBreak/>
         <w:t>補充</w:t>
       </w:r>
     </w:p>
@@ -3178,8 +1335,8 @@
           <w:ilvl w:val="0"/>
           <w:numId w:val="5"/>
         </w:numPr>
-        <w:spacing w:line="480" w:lineRule="exact"/>
-        <w:ind w:leftChars="0"/>
+        <w:spacing w:line="440" w:lineRule="exact"/>
+        <w:ind w:leftChars="0" w:left="284" w:hanging="284"/>
         <w:rPr>
           <w:rFonts w:ascii="標楷體" w:eastAsia="標楷體" w:hAnsi="標楷體"/>
           <w:sz w:val="28"/>
@@ -3188,11 +1345,11 @@
       </w:pPr>
       <w:r>
         <w:rPr>
-          <w:rFonts w:ascii="標楷體" w:eastAsia="標楷體" w:hAnsi="標楷體" w:hint="eastAsia"/>
-          <w:sz w:val="28"/>
-          <w:szCs w:val="28"/>
-        </w:rPr>
-        <w:t>輾轉反側</w:t>
+          <w:rFonts w:ascii="標楷體" w:eastAsia="標楷體" w:hAnsi="標楷體"/>
+          <w:sz w:val="28"/>
+          <w:szCs w:val="28"/>
+        </w:rPr>
+        <w:t>奄奄</w:t>
       </w:r>
       <w:r>
         <w:rPr>
@@ -3204,47 +1361,11 @@
       </w:r>
       <w:r>
         <w:rPr>
-          <w:rFonts w:ascii="標楷體" w:eastAsia="標楷體" w:hAnsi="標楷體" w:hint="eastAsia"/>
-          <w:sz w:val="28"/>
-          <w:szCs w:val="28"/>
-        </w:rPr>
-        <w:t>形容因心事而翻來覆去睡不著覺。也作「</w:t>
-      </w:r>
-      <w:proofErr w:type="gramStart"/>
-      <w:r>
-        <w:rPr>
-          <w:rFonts w:ascii="標楷體" w:eastAsia="標楷體" w:hAnsi="標楷體" w:hint="eastAsia"/>
-          <w:sz w:val="28"/>
-          <w:szCs w:val="28"/>
-        </w:rPr>
-        <w:t>展轉反側</w:t>
-      </w:r>
-      <w:proofErr w:type="gramEnd"/>
-      <w:r>
-        <w:rPr>
-          <w:rFonts w:ascii="標楷體" w:eastAsia="標楷體" w:hAnsi="標楷體" w:hint="eastAsia"/>
-          <w:sz w:val="28"/>
-          <w:szCs w:val="28"/>
-        </w:rPr>
-        <w:t>」、「</w:t>
-      </w:r>
-      <w:proofErr w:type="gramStart"/>
-      <w:r>
-        <w:rPr>
-          <w:rFonts w:ascii="標楷體" w:eastAsia="標楷體" w:hAnsi="標楷體" w:hint="eastAsia"/>
-          <w:sz w:val="28"/>
-          <w:szCs w:val="28"/>
-        </w:rPr>
-        <w:t>轉輾反側</w:t>
-      </w:r>
-      <w:proofErr w:type="gramEnd"/>
-      <w:r>
-        <w:rPr>
-          <w:rFonts w:ascii="標楷體" w:eastAsia="標楷體" w:hAnsi="標楷體" w:hint="eastAsia"/>
-          <w:sz w:val="28"/>
-          <w:szCs w:val="28"/>
-        </w:rPr>
-        <w:t>」。</w:t>
+          <w:rFonts w:ascii="標楷體" w:eastAsia="標楷體" w:hAnsi="標楷體"/>
+          <w:sz w:val="28"/>
+          <w:szCs w:val="28"/>
+        </w:rPr>
+        <w:t>形容氣息微弱、精神不振的樣子。形容因為沉重的相思與孤獨，導致精神極度委靡、提不起勁，呈現出一種被憂傷折磨得毫無生氣的狀態。</w:t>
       </w:r>
     </w:p>
     <w:p>
@@ -3254,8 +1375,8 @@
           <w:ilvl w:val="0"/>
           <w:numId w:val="5"/>
         </w:numPr>
-        <w:spacing w:line="480" w:lineRule="exact"/>
-        <w:ind w:leftChars="0"/>
+        <w:spacing w:line="440" w:lineRule="exact"/>
+        <w:ind w:leftChars="0" w:left="284" w:hanging="284"/>
         <w:rPr>
           <w:rFonts w:ascii="標楷體" w:eastAsia="標楷體" w:hAnsi="標楷體"/>
           <w:sz w:val="28"/>
@@ -3264,122 +1385,61 @@
       </w:pPr>
       <w:r>
         <w:rPr>
-          <w:rFonts w:ascii="標楷體" w:eastAsia="標楷體" w:hAnsi="標楷體" w:hint="eastAsia"/>
-          <w:sz w:val="28"/>
-          <w:szCs w:val="28"/>
-        </w:rPr>
-        <w:t>折騰(</w:t>
-      </w:r>
-      <w:proofErr w:type="gramStart"/>
-      <w:r>
-        <w:rPr>
-          <w:rFonts w:ascii="標楷體" w:eastAsia="標楷體" w:hAnsi="標楷體" w:hint="eastAsia"/>
-          <w:color w:val="FF0000"/>
-          <w:sz w:val="16"/>
-          <w:szCs w:val="16"/>
-        </w:rPr>
-        <w:t>ㄓㄜ</w:t>
-      </w:r>
-      <w:proofErr w:type="gramEnd"/>
-      <w:r>
-        <w:rPr>
-          <w:rFonts w:ascii="標楷體" w:eastAsia="標楷體" w:hAnsi="標楷體" w:hint="eastAsia"/>
-          <w:color w:val="FF0000"/>
-          <w:sz w:val="16"/>
-          <w:szCs w:val="16"/>
-        </w:rPr>
-        <w:t xml:space="preserve"> </w:t>
-      </w:r>
-      <w:proofErr w:type="gramStart"/>
-      <w:r>
-        <w:rPr>
-          <w:rFonts w:ascii="標楷體" w:eastAsia="標楷體" w:hAnsi="標楷體" w:hint="eastAsia"/>
-          <w:color w:val="FF0000"/>
-          <w:sz w:val="16"/>
-          <w:szCs w:val="16"/>
-        </w:rPr>
-        <w:t>˙ㄊㄥ</w:t>
-      </w:r>
-      <w:proofErr w:type="gramEnd"/>
-      <w:r>
-        <w:rPr>
-          <w:rFonts w:ascii="標楷體" w:eastAsia="標楷體" w:hAnsi="標楷體" w:hint="eastAsia"/>
-          <w:sz w:val="28"/>
-          <w:szCs w:val="28"/>
-        </w:rPr>
-        <w:t>)</w:t>
-      </w:r>
-    </w:p>
-    <w:p>
-      <w:pPr>
-        <w:pStyle w:val="a6"/>
-        <w:numPr>
-          <w:ilvl w:val="0"/>
-          <w:numId w:val="27"/>
-        </w:numPr>
-        <w:spacing w:line="480" w:lineRule="exact"/>
-        <w:ind w:leftChars="0" w:left="766" w:hanging="284"/>
-        <w:rPr>
-          <w:rFonts w:ascii="標楷體" w:eastAsia="標楷體" w:hAnsi="標楷體" w:hint="eastAsia"/>
-          <w:sz w:val="28"/>
-          <w:szCs w:val="28"/>
-        </w:rPr>
-      </w:pPr>
-      <w:r>
-        <w:rPr>
-          <w:rFonts w:ascii="標楷體" w:eastAsia="標楷體" w:hAnsi="標楷體" w:hint="eastAsia"/>
-          <w:sz w:val="28"/>
-          <w:szCs w:val="28"/>
-        </w:rPr>
-        <w:t>反覆、翻轉，引申有折磨之意。如：「他因為有心事，折騰了大半夜還睡不著覺。」</w:t>
-      </w:r>
-    </w:p>
-    <w:p>
-      <w:pPr>
-        <w:pStyle w:val="a6"/>
-        <w:numPr>
-          <w:ilvl w:val="0"/>
-          <w:numId w:val="27"/>
-        </w:numPr>
-        <w:spacing w:line="480" w:lineRule="exact"/>
-        <w:ind w:leftChars="0" w:left="766" w:hanging="284"/>
-        <w:rPr>
-          <w:rFonts w:ascii="標楷體" w:eastAsia="標楷體" w:hAnsi="標楷體" w:hint="eastAsia"/>
-          <w:sz w:val="28"/>
-          <w:szCs w:val="28"/>
-        </w:rPr>
-      </w:pPr>
-      <w:r>
-        <w:rPr>
-          <w:rFonts w:ascii="標楷體" w:eastAsia="標楷體" w:hAnsi="標楷體" w:hint="eastAsia"/>
-          <w:sz w:val="28"/>
-          <w:szCs w:val="28"/>
-        </w:rPr>
-        <w:t>騷動、搗亂。</w:t>
-      </w:r>
-    </w:p>
-    <w:p>
-      <w:pPr>
-        <w:pStyle w:val="a6"/>
-        <w:numPr>
-          <w:ilvl w:val="0"/>
-          <w:numId w:val="27"/>
-        </w:numPr>
-        <w:spacing w:line="480" w:lineRule="exact"/>
-        <w:ind w:leftChars="0" w:left="766" w:hanging="284"/>
-        <w:rPr>
           <w:rFonts w:ascii="標楷體" w:eastAsia="標楷體" w:hAnsi="標楷體"/>
           <w:sz w:val="28"/>
           <w:szCs w:val="28"/>
         </w:rPr>
-      </w:pPr>
-      <w:r>
-        <w:rPr>
-          <w:rFonts w:ascii="標楷體" w:eastAsia="標楷體" w:hAnsi="標楷體" w:hint="eastAsia"/>
-          <w:sz w:val="28"/>
-          <w:szCs w:val="28"/>
-        </w:rPr>
-        <w:t>揮霍。如：「他把百萬家當都折騰完了。」</w:t>
+        <w:t>入木三分</w:t>
+      </w:r>
+      <w:r>
+        <w:rPr>
+          <w:rFonts w:ascii="標楷體" w:eastAsia="標楷體" w:hAnsi="標楷體" w:hint="eastAsia"/>
+          <w:sz w:val="28"/>
+          <w:szCs w:val="28"/>
+        </w:rPr>
+        <w:t>：</w:t>
+      </w:r>
+      <w:r>
+        <w:rPr>
+          <w:rFonts w:ascii="標楷體" w:eastAsia="標楷體" w:hAnsi="標楷體"/>
+          <w:sz w:val="28"/>
+          <w:szCs w:val="28"/>
+        </w:rPr>
+        <w:t>相傳</w:t>
+      </w:r>
+      <w:r>
+        <w:rPr>
+          <w:rFonts w:ascii="標楷體" w:eastAsia="標楷體" w:hAnsi="標楷體"/>
+          <w:sz w:val="28"/>
+          <w:szCs w:val="28"/>
+          <w:u w:val="single"/>
+        </w:rPr>
+        <w:t>晉代</w:t>
+      </w:r>
+      <w:r>
+        <w:rPr>
+          <w:rFonts w:ascii="標楷體" w:eastAsia="標楷體" w:hAnsi="標楷體"/>
+          <w:sz w:val="28"/>
+          <w:szCs w:val="28"/>
+        </w:rPr>
+        <w:t>書法家</w:t>
+      </w:r>
+      <w:r>
+        <w:rPr>
+          <w:rFonts w:ascii="標楷體" w:eastAsia="標楷體" w:hAnsi="標楷體"/>
+          <w:sz w:val="28"/>
+          <w:szCs w:val="28"/>
+          <w:u w:val="single"/>
+        </w:rPr>
+        <w:t>王羲之</w:t>
+      </w:r>
+      <w:r>
+        <w:rPr>
+          <w:rFonts w:ascii="標楷體" w:eastAsia="標楷體" w:hAnsi="標楷體"/>
+          <w:sz w:val="28"/>
+          <w:szCs w:val="28"/>
+        </w:rPr>
+        <w:t>在木板上寫字，墨汁滲入木板有三分深。後用以形容書法筆力極其雄厚。引申為比喻分析問題深刻透徹，或藝術描寫、刻畫得極為生觀、逼真且深刻。</w:t>
       </w:r>
     </w:p>
     <w:p>
@@ -3389,8 +1449,8 @@
           <w:ilvl w:val="0"/>
           <w:numId w:val="5"/>
         </w:numPr>
-        <w:spacing w:line="480" w:lineRule="exact"/>
-        <w:ind w:leftChars="0"/>
+        <w:spacing w:line="440" w:lineRule="exact"/>
+        <w:ind w:leftChars="0" w:left="284" w:hanging="284"/>
         <w:rPr>
           <w:rFonts w:ascii="標楷體" w:eastAsia="標楷體" w:hAnsi="標楷體"/>
           <w:sz w:val="28"/>
@@ -3399,11 +1459,11 @@
       </w:pPr>
       <w:r>
         <w:rPr>
-          <w:rFonts w:ascii="標楷體" w:eastAsia="標楷體" w:hAnsi="標楷體" w:hint="eastAsia"/>
-          <w:sz w:val="28"/>
-          <w:szCs w:val="28"/>
-        </w:rPr>
-        <w:t>勒馬</w:t>
+          <w:rFonts w:ascii="標楷體" w:eastAsia="標楷體" w:hAnsi="標楷體"/>
+          <w:sz w:val="28"/>
+          <w:szCs w:val="28"/>
+        </w:rPr>
+        <w:t>無處安放</w:t>
       </w:r>
       <w:r>
         <w:rPr>
@@ -3415,11 +1475,11 @@
       </w:r>
       <w:r>
         <w:rPr>
-          <w:rFonts w:ascii="標楷體" w:eastAsia="標楷體" w:hAnsi="標楷體" w:hint="eastAsia"/>
-          <w:sz w:val="28"/>
-          <w:szCs w:val="28"/>
-        </w:rPr>
-        <w:t>收住韁繩，使馬停止前進。</w:t>
+          <w:rFonts w:ascii="標楷體" w:eastAsia="標楷體" w:hAnsi="標楷體"/>
+          <w:sz w:val="28"/>
+          <w:szCs w:val="28"/>
+        </w:rPr>
+        <w:t>沒有地方可以放置或安置。形容內心繁複的情緒（如焦慮、孤獨、相思）過於強烈，找不到合理的出口來平復或抒發，只能在心中不斷滾動煎熬。</w:t>
       </w:r>
     </w:p>
     <w:p>
@@ -3429,8 +1489,8 @@
           <w:ilvl w:val="0"/>
           <w:numId w:val="5"/>
         </w:numPr>
-        <w:spacing w:line="480" w:lineRule="exact"/>
-        <w:ind w:leftChars="0"/>
+        <w:spacing w:line="440" w:lineRule="exact"/>
+        <w:ind w:leftChars="0" w:left="284" w:hanging="284"/>
         <w:rPr>
           <w:rFonts w:ascii="標楷體" w:eastAsia="標楷體" w:hAnsi="標楷體"/>
           <w:sz w:val="28"/>
@@ -3439,27 +1499,44 @@
       </w:pPr>
       <w:r>
         <w:rPr>
-          <w:rFonts w:ascii="標楷體" w:eastAsia="標楷體" w:hAnsi="標楷體" w:hint="eastAsia"/>
-          <w:sz w:val="28"/>
-          <w:szCs w:val="28"/>
-        </w:rPr>
-        <w:t>不了了之</w:t>
-      </w:r>
-      <w:r>
-        <w:rPr>
-          <w:rFonts w:ascii="標楷體" w:eastAsia="標楷體" w:hAnsi="標楷體" w:hint="eastAsia"/>
-          <w:sz w:val="28"/>
-          <w:szCs w:val="28"/>
-        </w:rPr>
-        <w:t>：</w:t>
-      </w:r>
-      <w:r>
-        <w:rPr>
-          <w:rFonts w:ascii="標楷體" w:eastAsia="標楷體" w:hAnsi="標楷體" w:hint="eastAsia"/>
-          <w:sz w:val="28"/>
-          <w:szCs w:val="28"/>
-        </w:rPr>
-        <w:t>問題難以處理解決，含糊帶過就算了事。通常用來諷刺不負責任的態度。【例】這垃圾場的汙水問題經過幾番爭執，結果卻不了了之。</w:t>
+          <w:rFonts w:ascii="標楷體" w:eastAsia="標楷體" w:hAnsi="標楷體"/>
+          <w:sz w:val="28"/>
+          <w:szCs w:val="28"/>
+        </w:rPr>
+        <w:t>委靡</w:t>
+      </w:r>
+      <w:r>
+        <w:rPr>
+          <w:rFonts w:ascii="標楷體" w:eastAsia="標楷體" w:hAnsi="標楷體" w:hint="eastAsia"/>
+          <w:sz w:val="28"/>
+          <w:szCs w:val="28"/>
+        </w:rPr>
+        <w:t>（</w:t>
+      </w:r>
+      <w:r>
+        <w:rPr>
+          <w:rFonts w:ascii="標楷體" w:eastAsia="標楷體" w:hAnsi="標楷體" w:hint="eastAsia"/>
+          <w:color w:val="EE0000"/>
+          <w:sz w:val="16"/>
+          <w:szCs w:val="16"/>
+        </w:rPr>
+        <w:t>ㄨㄟˇ　ㄇ一ˇ</w:t>
+      </w:r>
+      <w:r>
+        <w:rPr>
+          <w:rFonts w:ascii="標楷體" w:eastAsia="標楷體" w:hAnsi="標楷體" w:hint="eastAsia"/>
+          <w:sz w:val="28"/>
+          <w:szCs w:val="28"/>
+        </w:rPr>
+        <w:t>）：</w:t>
+      </w:r>
+      <w:r>
+        <w:rPr>
+          <w:rFonts w:ascii="標楷體" w:eastAsia="標楷體" w:hAnsi="標楷體"/>
+          <w:sz w:val="28"/>
+          <w:szCs w:val="28"/>
+        </w:rPr>
+        <w:t>精神不振、意志消沉的樣子。</w:t>
       </w:r>
     </w:p>
     <w:p>
@@ -3469,8 +1546,8 @@
           <w:ilvl w:val="0"/>
           <w:numId w:val="5"/>
         </w:numPr>
-        <w:spacing w:line="480" w:lineRule="exact"/>
-        <w:ind w:leftChars="0"/>
+        <w:spacing w:line="440" w:lineRule="exact"/>
+        <w:ind w:leftChars="0" w:left="284" w:hanging="284"/>
         <w:rPr>
           <w:rFonts w:ascii="標楷體" w:eastAsia="標楷體" w:hAnsi="標楷體"/>
           <w:sz w:val="28"/>
@@ -3479,77 +1556,27 @@
       </w:pPr>
       <w:r>
         <w:rPr>
-          <w:rFonts w:ascii="標楷體" w:eastAsia="標楷體" w:hAnsi="標楷體" w:hint="eastAsia"/>
-          <w:sz w:val="28"/>
-          <w:szCs w:val="28"/>
-        </w:rPr>
-        <w:t>白描</w:t>
-      </w:r>
-    </w:p>
-    <w:p>
-      <w:pPr>
-        <w:pStyle w:val="a6"/>
-        <w:numPr>
-          <w:ilvl w:val="0"/>
-          <w:numId w:val="28"/>
-        </w:numPr>
-        <w:spacing w:line="480" w:lineRule="exact"/>
-        <w:ind w:leftChars="0" w:left="766" w:hanging="284"/>
-        <w:rPr>
-          <w:rFonts w:ascii="標楷體" w:eastAsia="標楷體" w:hAnsi="標楷體" w:hint="eastAsia"/>
-          <w:sz w:val="28"/>
-          <w:szCs w:val="28"/>
-        </w:rPr>
-      </w:pPr>
-      <w:r>
-        <w:rPr>
-          <w:rFonts w:ascii="標楷體" w:eastAsia="標楷體" w:hAnsi="標楷體" w:hint="eastAsia"/>
-          <w:sz w:val="28"/>
-          <w:szCs w:val="28"/>
-        </w:rPr>
-        <w:t>一種畫法。僅用</w:t>
-      </w:r>
-      <w:proofErr w:type="gramStart"/>
-      <w:r>
-        <w:rPr>
-          <w:rFonts w:ascii="標楷體" w:eastAsia="標楷體" w:hAnsi="標楷體" w:hint="eastAsia"/>
-          <w:sz w:val="28"/>
-          <w:szCs w:val="28"/>
-        </w:rPr>
-        <w:t>線條勾描物象</w:t>
-      </w:r>
-      <w:proofErr w:type="gramEnd"/>
-      <w:r>
-        <w:rPr>
-          <w:rFonts w:ascii="標楷體" w:eastAsia="標楷體" w:hAnsi="標楷體" w:hint="eastAsia"/>
-          <w:sz w:val="28"/>
-          <w:szCs w:val="28"/>
-        </w:rPr>
-        <w:t>，而不著以顏色，多用於人物和花卉的繪畫上。</w:t>
-      </w:r>
-    </w:p>
-    <w:p>
-      <w:pPr>
-        <w:pStyle w:val="a6"/>
-        <w:numPr>
-          <w:ilvl w:val="0"/>
-          <w:numId w:val="28"/>
-        </w:numPr>
-        <w:spacing w:line="480" w:lineRule="exact"/>
-        <w:ind w:leftChars="0" w:left="766" w:hanging="284"/>
-        <w:rPr>
           <w:rFonts w:ascii="標楷體" w:eastAsia="標楷體" w:hAnsi="標楷體"/>
           <w:sz w:val="28"/>
           <w:szCs w:val="28"/>
         </w:rPr>
-      </w:pPr>
-      <w:r>
-        <w:rPr>
-          <w:rFonts w:ascii="標楷體" w:eastAsia="標楷體" w:hAnsi="標楷體" w:hint="eastAsia"/>
-          <w:sz w:val="28"/>
-          <w:szCs w:val="28"/>
-        </w:rPr>
-        <w:t>一種文學創作表現手法。不加雕飾，不用典故，使用簡練的筆墨進行描述。</w:t>
+        <w:t>撼動人心</w:t>
+      </w:r>
+      <w:r>
+        <w:rPr>
+          <w:rFonts w:ascii="標楷體" w:eastAsia="標楷體" w:hAnsi="標楷體" w:hint="eastAsia"/>
+          <w:sz w:val="28"/>
+          <w:szCs w:val="28"/>
+        </w:rPr>
+        <w:t>：</w:t>
+      </w:r>
+      <w:r>
+        <w:rPr>
+          <w:rFonts w:ascii="標楷體" w:eastAsia="標楷體" w:hAnsi="標楷體"/>
+          <w:sz w:val="28"/>
+          <w:szCs w:val="28"/>
+        </w:rPr>
+        <w:t>深深地打動、震撼人的心靈。指文學作品或話語中蘊含的情感極其真摯強烈，能夠穿透讀者或聽者的心理防線，引發強烈的共鳴與情感起伏。</w:t>
       </w:r>
     </w:p>
     <w:p>
@@ -3559,8 +1586,8 @@
           <w:ilvl w:val="0"/>
           <w:numId w:val="5"/>
         </w:numPr>
-        <w:spacing w:line="480" w:lineRule="exact"/>
-        <w:ind w:leftChars="0"/>
+        <w:spacing w:line="440" w:lineRule="exact"/>
+        <w:ind w:leftChars="0" w:left="284" w:hanging="284"/>
         <w:rPr>
           <w:rFonts w:ascii="標楷體" w:eastAsia="標楷體" w:hAnsi="標楷體"/>
           <w:sz w:val="28"/>
@@ -3569,11 +1596,11 @@
       </w:pPr>
       <w:r>
         <w:rPr>
-          <w:rFonts w:ascii="標楷體" w:eastAsia="標楷體" w:hAnsi="標楷體" w:hint="eastAsia"/>
-          <w:sz w:val="28"/>
-          <w:szCs w:val="28"/>
-        </w:rPr>
-        <w:t>別致</w:t>
+          <w:rFonts w:ascii="標楷體" w:eastAsia="標楷體" w:hAnsi="標楷體"/>
+          <w:sz w:val="28"/>
+          <w:szCs w:val="28"/>
+        </w:rPr>
+        <w:t>堆砌</w:t>
       </w:r>
       <w:r>
         <w:rPr>
@@ -3585,11 +1612,19 @@
       </w:r>
       <w:r>
         <w:rPr>
-          <w:rFonts w:ascii="標楷體" w:eastAsia="標楷體" w:hAnsi="標楷體" w:hint="eastAsia"/>
-          <w:sz w:val="28"/>
-          <w:szCs w:val="28"/>
-        </w:rPr>
-        <w:t>新奇，與眾不同。</w:t>
+          <w:rFonts w:ascii="標楷體" w:eastAsia="標楷體" w:hAnsi="標楷體"/>
+          <w:sz w:val="28"/>
+          <w:szCs w:val="28"/>
+        </w:rPr>
+        <w:t>層層累積或鋪陳；在文學創作中，指過度疊砌漂亮的詞句。</w:t>
+      </w:r>
+      <w:r>
+        <w:rPr>
+          <w:rFonts w:ascii="標楷體" w:eastAsia="標楷體" w:hAnsi="標楷體"/>
+          <w:sz w:val="28"/>
+          <w:szCs w:val="28"/>
+        </w:rPr>
+        <w:t>指作品若只注重外在華麗詞藻的刻意拼湊，缺乏真實深刻的情感與思想，內容反而會顯得空洞乏味。</w:t>
       </w:r>
     </w:p>
     <w:p>
@@ -3599,8 +1634,8 @@
           <w:ilvl w:val="0"/>
           <w:numId w:val="5"/>
         </w:numPr>
-        <w:spacing w:line="480" w:lineRule="exact"/>
-        <w:ind w:leftChars="0"/>
+        <w:spacing w:line="440" w:lineRule="exact"/>
+        <w:ind w:leftChars="0" w:left="284" w:hanging="284"/>
         <w:rPr>
           <w:rFonts w:ascii="標楷體" w:eastAsia="標楷體" w:hAnsi="標楷體"/>
           <w:sz w:val="28"/>
@@ -3609,19 +1644,27 @@
       </w:pPr>
       <w:r>
         <w:rPr>
-          <w:rFonts w:ascii="標楷體" w:eastAsia="標楷體" w:hAnsi="標楷體" w:hint="eastAsia"/>
-          <w:sz w:val="28"/>
-          <w:szCs w:val="28"/>
-        </w:rPr>
-        <w:t>騰挪：</w:t>
-      </w:r>
-      <w:r>
-        <w:rPr>
-          <w:rFonts w:ascii="標楷體" w:eastAsia="標楷體" w:hAnsi="標楷體" w:hint="eastAsia"/>
-          <w:sz w:val="28"/>
-          <w:szCs w:val="28"/>
-        </w:rPr>
-        <w:t>移動或挪借。</w:t>
+          <w:rFonts w:ascii="標楷體" w:eastAsia="標楷體" w:hAnsi="標楷體"/>
+          <w:sz w:val="28"/>
+          <w:szCs w:val="28"/>
+        </w:rPr>
+        <w:t>詞藻</w:t>
+      </w:r>
+      <w:r>
+        <w:rPr>
+          <w:rFonts w:ascii="標楷體" w:eastAsia="標楷體" w:hAnsi="標楷體" w:hint="eastAsia"/>
+          <w:sz w:val="28"/>
+          <w:szCs w:val="28"/>
+        </w:rPr>
+        <w:t>：</w:t>
+      </w:r>
+      <w:r>
+        <w:rPr>
+          <w:rFonts w:ascii="標楷體" w:eastAsia="標楷體" w:hAnsi="標楷體"/>
+          <w:sz w:val="28"/>
+          <w:szCs w:val="28"/>
+        </w:rPr>
+        <w:t>經過修飾、華麗精緻的文詞與詞彙。</w:t>
       </w:r>
     </w:p>
     <w:p>
@@ -3631,24 +1674,22 @@
           <w:ilvl w:val="0"/>
           <w:numId w:val="5"/>
         </w:numPr>
-        <w:spacing w:line="480" w:lineRule="exact"/>
-        <w:ind w:leftChars="0"/>
+        <w:spacing w:line="440" w:lineRule="exact"/>
+        <w:ind w:leftChars="0" w:left="284" w:hanging="284"/>
+        <w:rPr>
+          <w:rFonts w:ascii="標楷體" w:eastAsia="標楷體" w:hAnsi="標楷體" w:hint="eastAsia"/>
+          <w:sz w:val="28"/>
+          <w:szCs w:val="28"/>
+        </w:rPr>
+      </w:pPr>
+      <w:r>
         <w:rPr>
           <w:rFonts w:ascii="標楷體" w:eastAsia="標楷體" w:hAnsi="標楷體"/>
           <w:sz w:val="28"/>
           <w:szCs w:val="28"/>
         </w:rPr>
-      </w:pPr>
-      <w:proofErr w:type="gramStart"/>
-      <w:r>
-        <w:rPr>
-          <w:rFonts w:ascii="標楷體" w:eastAsia="標楷體" w:hAnsi="標楷體" w:hint="eastAsia"/>
-          <w:sz w:val="28"/>
-          <w:szCs w:val="28"/>
-        </w:rPr>
-        <w:t>化用</w:t>
-      </w:r>
-      <w:proofErr w:type="gramEnd"/>
+        <w:t>白描</w:t>
+      </w:r>
       <w:r>
         <w:rPr>
           <w:rFonts w:ascii="標楷體" w:eastAsia="標楷體" w:hAnsi="標楷體" w:hint="eastAsia"/>
@@ -3659,230 +1700,15 @@
       </w:r>
       <w:r>
         <w:rPr>
-          <w:rFonts w:ascii="標楷體" w:eastAsia="標楷體" w:hAnsi="標楷體" w:hint="eastAsia"/>
-          <w:sz w:val="28"/>
-          <w:szCs w:val="28"/>
-        </w:rPr>
-        <w:t>是一種靈活運用前人作品的創作手法，可以使作品更加豐富多彩，富有感染力。但是，並不是簡單的抄襲，而是在借鑒前人的基礎上進行創造性的轉化，形成自己的風格。</w:t>
-      </w:r>
-    </w:p>
-    <w:p>
-      <w:pPr>
-        <w:pStyle w:val="a6"/>
-        <w:numPr>
-          <w:ilvl w:val="0"/>
-          <w:numId w:val="5"/>
-        </w:numPr>
-        <w:spacing w:line="480" w:lineRule="exact"/>
-        <w:ind w:leftChars="0"/>
-        <w:rPr>
           <w:rFonts w:ascii="標楷體" w:eastAsia="標楷體" w:hAnsi="標楷體"/>
           <w:sz w:val="28"/>
           <w:szCs w:val="28"/>
         </w:rPr>
-      </w:pPr>
-      <w:r>
-        <w:rPr>
-          <w:rFonts w:ascii="標楷體" w:eastAsia="標楷體" w:hAnsi="標楷體" w:hint="eastAsia"/>
-          <w:sz w:val="28"/>
-          <w:szCs w:val="28"/>
-        </w:rPr>
-        <w:t>凝</w:t>
-      </w:r>
-      <w:proofErr w:type="gramStart"/>
-      <w:r>
-        <w:rPr>
-          <w:rFonts w:ascii="標楷體" w:eastAsia="標楷體" w:hAnsi="標楷體" w:hint="eastAsia"/>
-          <w:sz w:val="28"/>
-          <w:szCs w:val="28"/>
-        </w:rPr>
-        <w:t>鍊</w:t>
-      </w:r>
-      <w:proofErr w:type="gramEnd"/>
-      <w:r>
-        <w:rPr>
-          <w:rFonts w:ascii="標楷體" w:eastAsia="標楷體" w:hAnsi="標楷體" w:hint="eastAsia"/>
-          <w:sz w:val="28"/>
-          <w:szCs w:val="28"/>
-        </w:rPr>
-        <w:t>：</w:t>
-      </w:r>
-      <w:r>
-        <w:rPr>
-          <w:rFonts w:ascii="標楷體" w:eastAsia="標楷體" w:hAnsi="標楷體" w:hint="eastAsia"/>
-          <w:sz w:val="28"/>
-          <w:szCs w:val="28"/>
-        </w:rPr>
-        <w:t>容文章簡潔精</w:t>
-      </w:r>
-      <w:proofErr w:type="gramStart"/>
-      <w:r>
-        <w:rPr>
-          <w:rFonts w:ascii="標楷體" w:eastAsia="標楷體" w:hAnsi="標楷體" w:hint="eastAsia"/>
-          <w:sz w:val="28"/>
-          <w:szCs w:val="28"/>
-        </w:rPr>
-        <w:t>鍊</w:t>
-      </w:r>
-      <w:proofErr w:type="gramEnd"/>
-      <w:r>
-        <w:rPr>
-          <w:rFonts w:ascii="標楷體" w:eastAsia="標楷體" w:hAnsi="標楷體" w:hint="eastAsia"/>
-          <w:sz w:val="28"/>
-          <w:szCs w:val="28"/>
-        </w:rPr>
-        <w:t>、扼要有力。</w:t>
-      </w:r>
-    </w:p>
-    <w:p>
-      <w:pPr>
-        <w:pStyle w:val="a6"/>
-        <w:spacing w:line="480" w:lineRule="exact"/>
-        <w:ind w:leftChars="0"/>
-        <w:rPr>
-          <w:rFonts w:ascii="標楷體" w:eastAsia="標楷體" w:hAnsi="標楷體"/>
-          <w:sz w:val="28"/>
-          <w:szCs w:val="28"/>
-        </w:rPr>
-      </w:pPr>
-      <w:r>
-        <w:rPr>
-          <w:rFonts w:ascii="標楷體" w:eastAsia="標楷體" w:hAnsi="標楷體" w:hint="eastAsia"/>
-          <w:sz w:val="28"/>
-          <w:szCs w:val="28"/>
-        </w:rPr>
-        <w:t>【例】文章寫作應力求凝</w:t>
-      </w:r>
-      <w:proofErr w:type="gramStart"/>
-      <w:r>
-        <w:rPr>
-          <w:rFonts w:ascii="標楷體" w:eastAsia="標楷體" w:hAnsi="標楷體" w:hint="eastAsia"/>
-          <w:sz w:val="28"/>
-          <w:szCs w:val="28"/>
-        </w:rPr>
-        <w:t>鍊</w:t>
-      </w:r>
-      <w:proofErr w:type="gramEnd"/>
-      <w:r>
-        <w:rPr>
-          <w:rFonts w:ascii="標楷體" w:eastAsia="標楷體" w:hAnsi="標楷體" w:hint="eastAsia"/>
-          <w:sz w:val="28"/>
-          <w:szCs w:val="28"/>
-        </w:rPr>
-        <w:t>，切忌冗長蕪雜。</w:t>
-      </w:r>
-    </w:p>
-    <w:p>
-      <w:pPr>
-        <w:pStyle w:val="a6"/>
-        <w:numPr>
-          <w:ilvl w:val="0"/>
-          <w:numId w:val="5"/>
-        </w:numPr>
-        <w:spacing w:line="480" w:lineRule="exact"/>
-        <w:ind w:leftChars="0"/>
-        <w:rPr>
-          <w:rFonts w:ascii="標楷體" w:eastAsia="標楷體" w:hAnsi="標楷體" w:hint="eastAsia"/>
-          <w:sz w:val="28"/>
-          <w:szCs w:val="28"/>
-        </w:rPr>
-      </w:pPr>
-      <w:r>
-        <w:rPr>
-          <w:rFonts w:ascii="標楷體" w:eastAsia="標楷體" w:hAnsi="標楷體" w:hint="eastAsia"/>
-          <w:sz w:val="28"/>
-          <w:szCs w:val="28"/>
-        </w:rPr>
-        <w:t>百無聊賴</w:t>
-      </w:r>
-      <w:r>
-        <w:rPr>
-          <w:rFonts w:ascii="標楷體" w:eastAsia="標楷體" w:hAnsi="標楷體" w:hint="eastAsia"/>
-          <w:sz w:val="28"/>
-          <w:szCs w:val="28"/>
-        </w:rPr>
-        <w:t>：</w:t>
-      </w:r>
-      <w:r>
-        <w:rPr>
-          <w:rFonts w:ascii="標楷體" w:eastAsia="標楷體" w:hAnsi="標楷體" w:hint="eastAsia"/>
-          <w:sz w:val="28"/>
-          <w:szCs w:val="28"/>
-        </w:rPr>
-        <w:t>非常無聊。指無事可做，或思想感情沒有寄託的狀況。</w:t>
-      </w:r>
-    </w:p>
-    <w:p>
-      <w:pPr>
-        <w:pStyle w:val="a6"/>
-        <w:spacing w:line="480" w:lineRule="exact"/>
-        <w:ind w:leftChars="0"/>
-        <w:rPr>
-          <w:rFonts w:ascii="標楷體" w:eastAsia="標楷體" w:hAnsi="標楷體"/>
-          <w:sz w:val="28"/>
-          <w:szCs w:val="28"/>
-        </w:rPr>
-      </w:pPr>
-      <w:r>
-        <w:rPr>
-          <w:rFonts w:ascii="標楷體" w:eastAsia="標楷體" w:hAnsi="標楷體" w:hint="eastAsia"/>
-          <w:sz w:val="28"/>
-          <w:szCs w:val="28"/>
-        </w:rPr>
-        <w:t>【例】她百無聊賴，只好對著小狗說話。</w:t>
-      </w:r>
-    </w:p>
-    <w:p>
-      <w:pPr>
-        <w:pStyle w:val="a6"/>
-        <w:numPr>
-          <w:ilvl w:val="0"/>
-          <w:numId w:val="5"/>
-        </w:numPr>
-        <w:spacing w:line="480" w:lineRule="exact"/>
-        <w:ind w:leftChars="0"/>
-        <w:rPr>
-          <w:rFonts w:ascii="標楷體" w:eastAsia="標楷體" w:hAnsi="標楷體"/>
-          <w:sz w:val="28"/>
-          <w:szCs w:val="28"/>
-        </w:rPr>
-      </w:pPr>
-      <w:proofErr w:type="gramStart"/>
-      <w:r>
-        <w:rPr>
-          <w:rFonts w:ascii="標楷體" w:eastAsia="標楷體" w:hAnsi="標楷體" w:hint="eastAsia"/>
-          <w:sz w:val="28"/>
-          <w:szCs w:val="28"/>
-        </w:rPr>
-        <w:t>意脈：</w:t>
-      </w:r>
-      <w:proofErr w:type="gramEnd"/>
-      <w:r>
-        <w:rPr>
-          <w:rFonts w:ascii="標楷體" w:eastAsia="標楷體" w:hAnsi="標楷體" w:hint="eastAsia"/>
-          <w:sz w:val="28"/>
-          <w:szCs w:val="28"/>
-        </w:rPr>
-        <w:t>指文</w:t>
-      </w:r>
-      <w:r>
-        <w:rPr>
-          <w:rFonts w:ascii="標楷體" w:eastAsia="標楷體" w:hAnsi="標楷體" w:hint="eastAsia"/>
-          <w:sz w:val="28"/>
-          <w:szCs w:val="28"/>
-        </w:rPr>
-        <w:t>章</w:t>
-      </w:r>
-      <w:r>
-        <w:rPr>
-          <w:rFonts w:ascii="標楷體" w:eastAsia="標楷體" w:hAnsi="標楷體" w:hint="eastAsia"/>
-          <w:sz w:val="28"/>
-          <w:szCs w:val="28"/>
-        </w:rPr>
-        <w:t>的思路與脈絡。</w:t>
+        <w:t>原為國畫繪畫技法，指僅用墨線勾勒輪廓而不施色彩；用於文學創作時，指不加繁複修飾，直接用簡練直白的語言如實描繪事物或人物特徵。一種高超的寫作手法，強調「真誠」與「簡約」，不靠華麗包裝，純粹以最樸實的語句刻畫出動人的形象與情感。</w:t>
       </w:r>
     </w:p>
     <w:sectPr>
+      <w:footerReference w:type="default" r:id="rId8"/>
       <w:pgSz w:w="11906" w:h="16838"/>
       <w:pgMar w:top="567" w:right="851" w:bottom="567" w:left="851" w:header="567" w:footer="0" w:gutter="0"/>
       <w:cols w:space="425"/>
@@ -3893,7 +1719,7 @@
 </file>
 
 <file path=word/endnotes.xml><?xml version="1.0" encoding="utf-8"?>
-<w:endnotes xmlns:wpc="http://schemas.microsoft.com/office/word/2010/wordprocessingCanvas" xmlns:cx="http://schemas.microsoft.com/office/drawing/2014/chartex" xmlns:cx1="http://schemas.microsoft.com/office/drawing/2015/9/8/chartex" xmlns:cx2="http://schemas.microsoft.com/office/drawing/2015/10/21/chartex" xmlns:cx3="http://schemas.microsoft.com/office/drawing/2016/5/9/chartex" xmlns:cx4="http://schemas.microsoft.com/office/drawing/2016/5/10/chartex" xmlns:cx5="http://schemas.microsoft.com/office/drawing/2016/5/11/chartex" xmlns:cx6="http://schemas.microsoft.com/office/drawing/2016/5/12/chartex" xmlns:cx7="http://schemas.microsoft.com/office/drawing/2016/5/13/chartex" xmlns:cx8="http://schemas.microsoft.com/office/drawing/2016/5/14/chartex" xmlns:mc="http://schemas.openxmlformats.org/markup-compatibility/2006" xmlns:aink="http://schemas.microsoft.com/office/drawing/2016/ink" xmlns:am3d="http://schemas.microsoft.com/office/drawing/2017/model3d" xmlns:o="urn:schemas-microsoft-com:office:office" xmlns:oel="http://schemas.microsoft.com/office/2019/extlst" xmlns:r="http://schemas.openxmlformats.org/officeDocument/2006/relationships" xmlns:m="http://schemas.openxmlformats.org/officeDocument/2006/math" xmlns:v="urn:schemas-microsoft-com:vml" xmlns:wp14="http://schemas.microsoft.com/office/word/2010/wordprocessingDrawing" xmlns:wp="http://schemas.openxmlformats.org/drawingml/2006/wordprocessingDrawing" xmlns:w10="urn:schemas-microsoft-com:office:word" xmlns:w="http://schemas.openxmlformats.org/wordprocessingml/2006/main" xmlns:w14="http://schemas.microsoft.com/office/word/2010/wordml" xmlns:w15="http://schemas.microsoft.com/office/word/2012/wordml" xmlns:w16cex="http://schemas.microsoft.com/office/word/2018/wordml/cex" xmlns:w16cid="http://schemas.microsoft.com/office/word/2016/wordml/cid" xmlns:w16="http://schemas.microsoft.com/office/word/2018/wordml" xmlns:w16du="http://schemas.microsoft.com/office/word/2023/wordml/word16du" xmlns:w16sdtdh="http://schemas.microsoft.com/office/word/2020/wordml/sdtdatahash" xmlns:w16se="http://schemas.microsoft.com/office/word/2015/wordml/symex" xmlns:wpg="http://schemas.microsoft.com/office/word/2010/wordprocessingGroup" xmlns:wpi="http://schemas.microsoft.com/office/word/2010/wordprocessingInk" xmlns:wne="http://schemas.microsoft.com/office/word/2006/wordml" xmlns:wps="http://schemas.microsoft.com/office/word/2010/wordprocessingShape" mc:Ignorable="w14 w15 w16se w16cid w16 w16cex w16sdtdh w16du wp14">
+<w:endnotes xmlns:wpc="http://schemas.microsoft.com/office/word/2010/wordprocessingCanvas" xmlns:cx="http://schemas.microsoft.com/office/drawing/2014/chartex" xmlns:cx1="http://schemas.microsoft.com/office/drawing/2015/9/8/chartex" xmlns:cx2="http://schemas.microsoft.com/office/drawing/2015/10/21/chartex" xmlns:cx3="http://schemas.microsoft.com/office/drawing/2016/5/9/chartex" xmlns:cx4="http://schemas.microsoft.com/office/drawing/2016/5/10/chartex" xmlns:cx5="http://schemas.microsoft.com/office/drawing/2016/5/11/chartex" xmlns:cx6="http://schemas.microsoft.com/office/drawing/2016/5/12/chartex" xmlns:cx7="http://schemas.microsoft.com/office/drawing/2016/5/13/chartex" xmlns:cx8="http://schemas.microsoft.com/office/drawing/2016/5/14/chartex" xmlns:mc="http://schemas.openxmlformats.org/markup-compatibility/2006" xmlns:aink="http://schemas.microsoft.com/office/drawing/2016/ink" xmlns:am3d="http://schemas.microsoft.com/office/drawing/2017/model3d" xmlns:o="urn:schemas-microsoft-com:office:office" xmlns:oel="http://schemas.microsoft.com/office/2019/extlst" xmlns:r="http://schemas.openxmlformats.org/officeDocument/2006/relationships" xmlns:m="http://schemas.openxmlformats.org/officeDocument/2006/math" xmlns:v="urn:schemas-microsoft-com:vml" xmlns:wp14="http://schemas.microsoft.com/office/word/2010/wordprocessingDrawing" xmlns:wp="http://schemas.openxmlformats.org/drawingml/2006/wordprocessingDrawing" xmlns:w10="urn:schemas-microsoft-com:office:word" xmlns:w="http://schemas.openxmlformats.org/wordprocessingml/2006/main" xmlns:w14="http://schemas.microsoft.com/office/word/2010/wordml" xmlns:w15="http://schemas.microsoft.com/office/word/2012/wordml" xmlns:w16cex="http://schemas.microsoft.com/office/word/2018/wordml/cex" xmlns:w16cid="http://schemas.microsoft.com/office/word/2016/wordml/cid" xmlns:w16="http://schemas.microsoft.com/office/word/2018/wordml" xmlns:w16du="http://schemas.microsoft.com/office/word/2023/wordml/word16du" xmlns:w16sdtdh="http://schemas.microsoft.com/office/word/2020/wordml/sdtdatahash" xmlns:w16sdtfl="http://schemas.microsoft.com/office/word/2024/wordml/sdtformatlock" xmlns:w16se="http://schemas.microsoft.com/office/word/2015/wordml/symex" xmlns:wpg="http://schemas.microsoft.com/office/word/2010/wordprocessingGroup" xmlns:wpi="http://schemas.microsoft.com/office/word/2010/wordprocessingInk" xmlns:wne="http://schemas.microsoft.com/office/word/2006/wordml" xmlns:wps="http://schemas.microsoft.com/office/word/2010/wordprocessingShape" mc:Ignorable="w14 w15 w16se w16cid w16 w16cex w16sdtdh w16sdtfl w16du wp14">
   <w:endnote w:type="separator" w:id="-1">
     <w:p>
       <w:r>
@@ -3912,7 +1738,7 @@
 </file>
 
 <file path=word/footer1.xml><?xml version="1.0" encoding="utf-8"?>
-<w:ftr xmlns:wpc="http://schemas.microsoft.com/office/word/2010/wordprocessingCanvas" xmlns:cx="http://schemas.microsoft.com/office/drawing/2014/chartex" xmlns:cx1="http://schemas.microsoft.com/office/drawing/2015/9/8/chartex" xmlns:cx2="http://schemas.microsoft.com/office/drawing/2015/10/21/chartex" xmlns:cx3="http://schemas.microsoft.com/office/drawing/2016/5/9/chartex" xmlns:cx4="http://schemas.microsoft.com/office/drawing/2016/5/10/chartex" xmlns:cx5="http://schemas.microsoft.com/office/drawing/2016/5/11/chartex" xmlns:cx6="http://schemas.microsoft.com/office/drawing/2016/5/12/chartex" xmlns:cx7="http://schemas.microsoft.com/office/drawing/2016/5/13/chartex" xmlns:cx8="http://schemas.microsoft.com/office/drawing/2016/5/14/chartex" xmlns:mc="http://schemas.openxmlformats.org/markup-compatibility/2006" xmlns:aink="http://schemas.microsoft.com/office/drawing/2016/ink" xmlns:am3d="http://schemas.microsoft.com/office/drawing/2017/model3d" xmlns:o="urn:schemas-microsoft-com:office:office" xmlns:oel="http://schemas.microsoft.com/office/2019/extlst" xmlns:r="http://schemas.openxmlformats.org/officeDocument/2006/relationships" xmlns:m="http://schemas.openxmlformats.org/officeDocument/2006/math" xmlns:v="urn:schemas-microsoft-com:vml" xmlns:wp14="http://schemas.microsoft.com/office/word/2010/wordprocessingDrawing" xmlns:wp="http://schemas.openxmlformats.org/drawingml/2006/wordprocessingDrawing" xmlns:w10="urn:schemas-microsoft-com:office:word" xmlns:w="http://schemas.openxmlformats.org/wordprocessingml/2006/main" xmlns:w14="http://schemas.microsoft.com/office/word/2010/wordml" xmlns:w15="http://schemas.microsoft.com/office/word/2012/wordml" xmlns:w16cex="http://schemas.microsoft.com/office/word/2018/wordml/cex" xmlns:w16cid="http://schemas.microsoft.com/office/word/2016/wordml/cid" xmlns:w16="http://schemas.microsoft.com/office/word/2018/wordml" xmlns:w16du="http://schemas.microsoft.com/office/word/2023/wordml/word16du" xmlns:w16sdtdh="http://schemas.microsoft.com/office/word/2020/wordml/sdtdatahash" xmlns:w16se="http://schemas.microsoft.com/office/word/2015/wordml/symex" xmlns:wpg="http://schemas.microsoft.com/office/word/2010/wordprocessingGroup" xmlns:wpi="http://schemas.microsoft.com/office/word/2010/wordprocessingInk" xmlns:wne="http://schemas.microsoft.com/office/word/2006/wordml" xmlns:wps="http://schemas.microsoft.com/office/word/2010/wordprocessingShape" mc:Ignorable="w14 w15 w16se w16cid w16 w16cex w16sdtdh w16du wp14">
+<w:ftr xmlns:wpc="http://schemas.microsoft.com/office/word/2010/wordprocessingCanvas" xmlns:cx="http://schemas.microsoft.com/office/drawing/2014/chartex" xmlns:cx1="http://schemas.microsoft.com/office/drawing/2015/9/8/chartex" xmlns:cx2="http://schemas.microsoft.com/office/drawing/2015/10/21/chartex" xmlns:cx3="http://schemas.microsoft.com/office/drawing/2016/5/9/chartex" xmlns:cx4="http://schemas.microsoft.com/office/drawing/2016/5/10/chartex" xmlns:cx5="http://schemas.microsoft.com/office/drawing/2016/5/11/chartex" xmlns:cx6="http://schemas.microsoft.com/office/drawing/2016/5/12/chartex" xmlns:cx7="http://schemas.microsoft.com/office/drawing/2016/5/13/chartex" xmlns:cx8="http://schemas.microsoft.com/office/drawing/2016/5/14/chartex" xmlns:mc="http://schemas.openxmlformats.org/markup-compatibility/2006" xmlns:aink="http://schemas.microsoft.com/office/drawing/2016/ink" xmlns:am3d="http://schemas.microsoft.com/office/drawing/2017/model3d" xmlns:o="urn:schemas-microsoft-com:office:office" xmlns:oel="http://schemas.microsoft.com/office/2019/extlst" xmlns:r="http://schemas.openxmlformats.org/officeDocument/2006/relationships" xmlns:m="http://schemas.openxmlformats.org/officeDocument/2006/math" xmlns:v="urn:schemas-microsoft-com:vml" xmlns:wp14="http://schemas.microsoft.com/office/word/2010/wordprocessingDrawing" xmlns:wp="http://schemas.openxmlformats.org/drawingml/2006/wordprocessingDrawing" xmlns:w10="urn:schemas-microsoft-com:office:word" xmlns:w="http://schemas.openxmlformats.org/wordprocessingml/2006/main" xmlns:w14="http://schemas.microsoft.com/office/word/2010/wordml" xmlns:w15="http://schemas.microsoft.com/office/word/2012/wordml" xmlns:w16cex="http://schemas.microsoft.com/office/word/2018/wordml/cex" xmlns:w16cid="http://schemas.microsoft.com/office/word/2016/wordml/cid" xmlns:w16="http://schemas.microsoft.com/office/word/2018/wordml" xmlns:w16du="http://schemas.microsoft.com/office/word/2023/wordml/word16du" xmlns:w16sdtdh="http://schemas.microsoft.com/office/word/2020/wordml/sdtdatahash" xmlns:w16sdtfl="http://schemas.microsoft.com/office/word/2024/wordml/sdtformatlock" xmlns:w16se="http://schemas.microsoft.com/office/word/2015/wordml/symex" xmlns:wpg="http://schemas.microsoft.com/office/word/2010/wordprocessingGroup" xmlns:wpi="http://schemas.microsoft.com/office/word/2010/wordprocessingInk" xmlns:wne="http://schemas.microsoft.com/office/word/2006/wordml" xmlns:wps="http://schemas.microsoft.com/office/word/2010/wordprocessingShape" mc:Ignorable="w14 w15 w16se w16cid w16 w16cex w16sdtdh w16sdtfl w16du wp14">
   <w:sdt>
     <w:sdtPr>
       <w:id w:val="-1230224358"/>
@@ -3927,7 +1753,6 @@
           <w:pStyle w:val="a9"/>
           <w:jc w:val="right"/>
         </w:pPr>
-        <w:proofErr w:type="gramStart"/>
         <w:r>
           <w:rPr>
             <w:rFonts w:ascii="標楷體" w:eastAsia="標楷體" w:hAnsi="標楷體" w:hint="eastAsia"/>
@@ -3946,7 +1771,6 @@
           </w:rPr>
           <w:t>》</w:t>
         </w:r>
-        <w:proofErr w:type="gramEnd"/>
         <w:r>
           <w:fldChar w:fldCharType="begin"/>
         </w:r>
@@ -3977,7 +1801,7 @@
 </file>
 
 <file path=word/footnotes.xml><?xml version="1.0" encoding="utf-8"?>
-<w:footnotes xmlns:wpc="http://schemas.microsoft.com/office/word/2010/wordprocessingCanvas" xmlns:cx="http://schemas.microsoft.com/office/drawing/2014/chartex" xmlns:cx1="http://schemas.microsoft.com/office/drawing/2015/9/8/chartex" xmlns:cx2="http://schemas.microsoft.com/office/drawing/2015/10/21/chartex" xmlns:cx3="http://schemas.microsoft.com/office/drawing/2016/5/9/chartex" xmlns:cx4="http://schemas.microsoft.com/office/drawing/2016/5/10/chartex" xmlns:cx5="http://schemas.microsoft.com/office/drawing/2016/5/11/chartex" xmlns:cx6="http://schemas.microsoft.com/office/drawing/2016/5/12/chartex" xmlns:cx7="http://schemas.microsoft.com/office/drawing/2016/5/13/chartex" xmlns:cx8="http://schemas.microsoft.com/office/drawing/2016/5/14/chartex" xmlns:mc="http://schemas.openxmlformats.org/markup-compatibility/2006" xmlns:aink="http://schemas.microsoft.com/office/drawing/2016/ink" xmlns:am3d="http://schemas.microsoft.com/office/drawing/2017/model3d" xmlns:o="urn:schemas-microsoft-com:office:office" xmlns:oel="http://schemas.microsoft.com/office/2019/extlst" xmlns:r="http://schemas.openxmlformats.org/officeDocument/2006/relationships" xmlns:m="http://schemas.openxmlformats.org/officeDocument/2006/math" xmlns:v="urn:schemas-microsoft-com:vml" xmlns:wp14="http://schemas.microsoft.com/office/word/2010/wordprocessingDrawing" xmlns:wp="http://schemas.openxmlformats.org/drawingml/2006/wordprocessingDrawing" xmlns:w10="urn:schemas-microsoft-com:office:word" xmlns:w="http://schemas.openxmlformats.org/wordprocessingml/2006/main" xmlns:w14="http://schemas.microsoft.com/office/word/2010/wordml" xmlns:w15="http://schemas.microsoft.com/office/word/2012/wordml" xmlns:w16cex="http://schemas.microsoft.com/office/word/2018/wordml/cex" xmlns:w16cid="http://schemas.microsoft.com/office/word/2016/wordml/cid" xmlns:w16="http://schemas.microsoft.com/office/word/2018/wordml" xmlns:w16du="http://schemas.microsoft.com/office/word/2023/wordml/word16du" xmlns:w16sdtdh="http://schemas.microsoft.com/office/word/2020/wordml/sdtdatahash" xmlns:w16se="http://schemas.microsoft.com/office/word/2015/wordml/symex" xmlns:wpg="http://schemas.microsoft.com/office/word/2010/wordprocessingGroup" xmlns:wpi="http://schemas.microsoft.com/office/word/2010/wordprocessingInk" xmlns:wne="http://schemas.microsoft.com/office/word/2006/wordml" xmlns:wps="http://schemas.microsoft.com/office/word/2010/wordprocessingShape" mc:Ignorable="w14 w15 w16se w16cid w16 w16cex w16sdtdh w16du wp14">
+<w:footnotes xmlns:wpc="http://schemas.microsoft.com/office/word/2010/wordprocessingCanvas" xmlns:cx="http://schemas.microsoft.com/office/drawing/2014/chartex" xmlns:cx1="http://schemas.microsoft.com/office/drawing/2015/9/8/chartex" xmlns:cx2="http://schemas.microsoft.com/office/drawing/2015/10/21/chartex" xmlns:cx3="http://schemas.microsoft.com/office/drawing/2016/5/9/chartex" xmlns:cx4="http://schemas.microsoft.com/office/drawing/2016/5/10/chartex" xmlns:cx5="http://schemas.microsoft.com/office/drawing/2016/5/11/chartex" xmlns:cx6="http://schemas.microsoft.com/office/drawing/2016/5/12/chartex" xmlns:cx7="http://schemas.microsoft.com/office/drawing/2016/5/13/chartex" xmlns:cx8="http://schemas.microsoft.com/office/drawing/2016/5/14/chartex" xmlns:mc="http://schemas.openxmlformats.org/markup-compatibility/2006" xmlns:aink="http://schemas.microsoft.com/office/drawing/2016/ink" xmlns:am3d="http://schemas.microsoft.com/office/drawing/2017/model3d" xmlns:o="urn:schemas-microsoft-com:office:office" xmlns:oel="http://schemas.microsoft.com/office/2019/extlst" xmlns:r="http://schemas.openxmlformats.org/officeDocument/2006/relationships" xmlns:m="http://schemas.openxmlformats.org/officeDocument/2006/math" xmlns:v="urn:schemas-microsoft-com:vml" xmlns:wp14="http://schemas.microsoft.com/office/word/2010/wordprocessingDrawing" xmlns:wp="http://schemas.openxmlformats.org/drawingml/2006/wordprocessingDrawing" xmlns:w10="urn:schemas-microsoft-com:office:word" xmlns:w="http://schemas.openxmlformats.org/wordprocessingml/2006/main" xmlns:w14="http://schemas.microsoft.com/office/word/2010/wordml" xmlns:w15="http://schemas.microsoft.com/office/word/2012/wordml" xmlns:w16cex="http://schemas.microsoft.com/office/word/2018/wordml/cex" xmlns:w16cid="http://schemas.microsoft.com/office/word/2016/wordml/cid" xmlns:w16="http://schemas.microsoft.com/office/word/2018/wordml" xmlns:w16du="http://schemas.microsoft.com/office/word/2023/wordml/word16du" xmlns:w16sdtdh="http://schemas.microsoft.com/office/word/2020/wordml/sdtdatahash" xmlns:w16sdtfl="http://schemas.microsoft.com/office/word/2024/wordml/sdtformatlock" xmlns:w16se="http://schemas.microsoft.com/office/word/2015/wordml/symex" xmlns:wpg="http://schemas.microsoft.com/office/word/2010/wordprocessingGroup" xmlns:wpi="http://schemas.microsoft.com/office/word/2010/wordprocessingInk" xmlns:wne="http://schemas.microsoft.com/office/word/2006/wordml" xmlns:wps="http://schemas.microsoft.com/office/word/2010/wordprocessingShape" mc:Ignorable="w14 w15 w16se w16cid w16 w16cex w16sdtdh w16sdtfl w16du wp14">
   <w:footnote w:type="separator" w:id="-1">
     <w:p>
       <w:r>
@@ -3996,7 +1820,7 @@
 </file>
 
 <file path=word/numbering.xml><?xml version="1.0" encoding="utf-8"?>
-<w:numbering xmlns:wpc="http://schemas.microsoft.com/office/word/2010/wordprocessingCanvas" xmlns:cx="http://schemas.microsoft.com/office/drawing/2014/chartex" xmlns:cx1="http://schemas.microsoft.com/office/drawing/2015/9/8/chartex" xmlns:cx2="http://schemas.microsoft.com/office/drawing/2015/10/21/chartex" xmlns:cx3="http://schemas.microsoft.com/office/drawing/2016/5/9/chartex" xmlns:cx4="http://schemas.microsoft.com/office/drawing/2016/5/10/chartex" xmlns:cx5="http://schemas.microsoft.com/office/drawing/2016/5/11/chartex" xmlns:cx6="http://schemas.microsoft.com/office/drawing/2016/5/12/chartex" xmlns:cx7="http://schemas.microsoft.com/office/drawing/2016/5/13/chartex" xmlns:cx8="http://schemas.microsoft.com/office/drawing/2016/5/14/chartex" xmlns:mc="http://schemas.openxmlformats.org/markup-compatibility/2006" xmlns:aink="http://schemas.microsoft.com/office/drawing/2016/ink" xmlns:am3d="http://schemas.microsoft.com/office/drawing/2017/model3d" xmlns:o="urn:schemas-microsoft-com:office:office" xmlns:oel="http://schemas.microsoft.com/office/2019/extlst" xmlns:r="http://schemas.openxmlformats.org/officeDocument/2006/relationships" xmlns:m="http://schemas.openxmlformats.org/officeDocument/2006/math" xmlns:v="urn:schemas-microsoft-com:vml" xmlns:wp14="http://schemas.microsoft.com/office/word/2010/wordprocessingDrawing" xmlns:wp="http://schemas.openxmlformats.org/drawingml/2006/wordprocessingDrawing" xmlns:w10="urn:schemas-microsoft-com:office:word" xmlns:w="http://schemas.openxmlformats.org/wordprocessingml/2006/main" xmlns:w14="http://schemas.microsoft.com/office/word/2010/wordml" xmlns:w15="http://schemas.microsoft.com/office/word/2012/wordml" xmlns:w16cex="http://schemas.microsoft.com/office/word/2018/wordml/cex" xmlns:w16cid="http://schemas.microsoft.com/office/word/2016/wordml/cid" xmlns:w16="http://schemas.microsoft.com/office/word/2018/wordml" xmlns:w16du="http://schemas.microsoft.com/office/word/2023/wordml/word16du" xmlns:w16sdtdh="http://schemas.microsoft.com/office/word/2020/wordml/sdtdatahash" xmlns:w16se="http://schemas.microsoft.com/office/word/2015/wordml/symex" xmlns:wpg="http://schemas.microsoft.com/office/word/2010/wordprocessingGroup" xmlns:wpi="http://schemas.microsoft.com/office/word/2010/wordprocessingInk" xmlns:wne="http://schemas.microsoft.com/office/word/2006/wordml" xmlns:wps="http://schemas.microsoft.com/office/word/2010/wordprocessingShape" mc:Ignorable="w14 w15 w16se w16cid w16 w16cex w16sdtdh w16du wp14">
+<w:numbering xmlns:wpc="http://schemas.microsoft.com/office/word/2010/wordprocessingCanvas" xmlns:cx="http://schemas.microsoft.com/office/drawing/2014/chartex" xmlns:cx1="http://schemas.microsoft.com/office/drawing/2015/9/8/chartex" xmlns:cx2="http://schemas.microsoft.com/office/drawing/2015/10/21/chartex" xmlns:cx3="http://schemas.microsoft.com/office/drawing/2016/5/9/chartex" xmlns:cx4="http://schemas.microsoft.com/office/drawing/2016/5/10/chartex" xmlns:cx5="http://schemas.microsoft.com/office/drawing/2016/5/11/chartex" xmlns:cx6="http://schemas.microsoft.com/office/drawing/2016/5/12/chartex" xmlns:cx7="http://schemas.microsoft.com/office/drawing/2016/5/13/chartex" xmlns:cx8="http://schemas.microsoft.com/office/drawing/2016/5/14/chartex" xmlns:mc="http://schemas.openxmlformats.org/markup-compatibility/2006" xmlns:aink="http://schemas.microsoft.com/office/drawing/2016/ink" xmlns:am3d="http://schemas.microsoft.com/office/drawing/2017/model3d" xmlns:o="urn:schemas-microsoft-com:office:office" xmlns:oel="http://schemas.microsoft.com/office/2019/extlst" xmlns:r="http://schemas.openxmlformats.org/officeDocument/2006/relationships" xmlns:m="http://schemas.openxmlformats.org/officeDocument/2006/math" xmlns:v="urn:schemas-microsoft-com:vml" xmlns:wp14="http://schemas.microsoft.com/office/word/2010/wordprocessingDrawing" xmlns:wp="http://schemas.openxmlformats.org/drawingml/2006/wordprocessingDrawing" xmlns:w10="urn:schemas-microsoft-com:office:word" xmlns:w="http://schemas.openxmlformats.org/wordprocessingml/2006/main" xmlns:w14="http://schemas.microsoft.com/office/word/2010/wordml" xmlns:w15="http://schemas.microsoft.com/office/word/2012/wordml" xmlns:w16cex="http://schemas.microsoft.com/office/word/2018/wordml/cex" xmlns:w16cid="http://schemas.microsoft.com/office/word/2016/wordml/cid" xmlns:w16="http://schemas.microsoft.com/office/word/2018/wordml" xmlns:w16du="http://schemas.microsoft.com/office/word/2023/wordml/word16du" xmlns:w16sdtdh="http://schemas.microsoft.com/office/word/2020/wordml/sdtdatahash" xmlns:w16sdtfl="http://schemas.microsoft.com/office/word/2024/wordml/sdtformatlock" xmlns:w16se="http://schemas.microsoft.com/office/word/2015/wordml/symex" xmlns:wpg="http://schemas.microsoft.com/office/word/2010/wordprocessingGroup" xmlns:wpi="http://schemas.microsoft.com/office/word/2010/wordprocessingInk" xmlns:wne="http://schemas.microsoft.com/office/word/2006/wordml" xmlns:wps="http://schemas.microsoft.com/office/word/2010/wordprocessingShape" mc:Ignorable="w14 w15 w16se w16cid w16 w16cex w16sdtdh w16sdtfl w16du wp14">
   <w:abstractNum w:abstractNumId="0" w15:restartNumberingAfterBreak="0">
     <w:nsid w:val="FFFFFF89"/>
     <w:multiLevelType w:val="singleLevel"/>
@@ -6950,7 +4774,7 @@
 </file>
 
 <file path=word/styles.xml><?xml version="1.0" encoding="utf-8"?>
-<w:styles xmlns:mc="http://schemas.openxmlformats.org/markup-compatibility/2006" xmlns:r="http://schemas.openxmlformats.org/officeDocument/2006/relationships" xmlns:w="http://schemas.openxmlformats.org/wordprocessingml/2006/main" xmlns:w14="http://schemas.microsoft.com/office/word/2010/wordml" xmlns:w15="http://schemas.microsoft.com/office/word/2012/wordml" xmlns:w16cex="http://schemas.microsoft.com/office/word/2018/wordml/cex" xmlns:w16cid="http://schemas.microsoft.com/office/word/2016/wordml/cid" xmlns:w16="http://schemas.microsoft.com/office/word/2018/wordml" xmlns:w16du="http://schemas.microsoft.com/office/word/2023/wordml/word16du" xmlns:w16sdtdh="http://schemas.microsoft.com/office/word/2020/wordml/sdtdatahash" xmlns:w16se="http://schemas.microsoft.com/office/word/2015/wordml/symex" mc:Ignorable="w14 w15 w16se w16cid w16 w16cex w16sdtdh w16du">
+<w:styles xmlns:mc="http://schemas.openxmlformats.org/markup-compatibility/2006" xmlns:r="http://schemas.openxmlformats.org/officeDocument/2006/relationships" xmlns:w="http://schemas.openxmlformats.org/wordprocessingml/2006/main" xmlns:w14="http://schemas.microsoft.com/office/word/2010/wordml" xmlns:w15="http://schemas.microsoft.com/office/word/2012/wordml" xmlns:w16cex="http://schemas.microsoft.com/office/word/2018/wordml/cex" xmlns:w16cid="http://schemas.microsoft.com/office/word/2016/wordml/cid" xmlns:w16="http://schemas.microsoft.com/office/word/2018/wordml" xmlns:w16du="http://schemas.microsoft.com/office/word/2023/wordml/word16du" xmlns:w16sdtdh="http://schemas.microsoft.com/office/word/2020/wordml/sdtdatahash" xmlns:w16sdtfl="http://schemas.microsoft.com/office/word/2024/wordml/sdtformatlock" xmlns:w16se="http://schemas.microsoft.com/office/word/2015/wordml/symex" mc:Ignorable="w14 w15 w16se w16cid w16 w16cex w16sdtdh w16sdtfl w16du">
   <w:docDefaults>
     <w:rPrDefault>
       <w:rPr>
@@ -7373,6 +5197,7 @@
   <w:style w:type="character" w:default="1" w:styleId="a1">
     <w:name w:val="Default Paragraph Font"/>
     <w:uiPriority w:val="1"/>
+    <w:semiHidden/>
     <w:unhideWhenUsed/>
   </w:style>
   <w:style w:type="table" w:default="1" w:styleId="a2">
